--- a/BÁO CÁO BÀI TẬP LỚN SIÊU THỊ.docx
+++ b/BÁO CÁO BÀI TẬP LỚN SIÊU THỊ.docx
@@ -1,6 +1,6 @@
 
 <file path=word/document.xml><?xml version="1.0" encoding="utf-8"?>
-<w:document xmlns:wpc="http://schemas.microsoft.com/office/word/2010/wordprocessingCanvas" xmlns:cx="http://schemas.microsoft.com/office/drawing/2014/chartex" xmlns:cx1="http://schemas.microsoft.com/office/drawing/2015/9/8/chartex" xmlns:cx2="http://schemas.microsoft.com/office/drawing/2015/10/21/chartex" xmlns:cx3="http://schemas.microsoft.com/office/drawing/2016/5/9/chartex" xmlns:cx4="http://schemas.microsoft.com/office/drawing/2016/5/10/chartex" xmlns:cx5="http://schemas.microsoft.com/office/drawing/2016/5/11/chartex" xmlns:cx6="http://schemas.microsoft.com/office/drawing/2016/5/12/chartex" xmlns:cx7="http://schemas.microsoft.com/office/drawing/2016/5/13/chartex" xmlns:cx8="http://schemas.microsoft.com/office/drawing/2016/5/14/chartex" xmlns:mc="http://schemas.openxmlformats.org/markup-compatibility/2006" xmlns:aink="http://schemas.microsoft.com/office/drawing/2016/ink" xmlns:am3d="http://schemas.microsoft.com/office/drawing/2017/model3d" xmlns:o="urn:schemas-microsoft-com:office:office" xmlns:oel="http://schemas.microsoft.com/office/2019/extlst" xmlns:r="http://schemas.openxmlformats.org/officeDocument/2006/relationships" xmlns:m="http://schemas.openxmlformats.org/officeDocument/2006/math" xmlns:v="urn:schemas-microsoft-com:vml" xmlns:wp14="http://schemas.microsoft.com/office/word/2010/wordprocessingDrawing" xmlns:wp="http://schemas.openxmlformats.org/drawingml/2006/wordprocessingDrawing" xmlns:w10="urn:schemas-microsoft-com:office:word" xmlns:w="http://schemas.openxmlformats.org/wordprocessingml/2006/main" xmlns:w14="http://schemas.microsoft.com/office/word/2010/wordml" xmlns:w15="http://schemas.microsoft.com/office/word/2012/wordml" xmlns:w16cex="http://schemas.microsoft.com/office/word/2018/wordml/cex" xmlns:w16cid="http://schemas.microsoft.com/office/word/2016/wordml/cid" xmlns:w16="http://schemas.microsoft.com/office/word/2018/wordml" xmlns:w16sdtdh="http://schemas.microsoft.com/office/word/2020/wordml/sdtdatahash" xmlns:w16se="http://schemas.microsoft.com/office/word/2015/wordml/symex" xmlns:wpg="http://schemas.microsoft.com/office/word/2010/wordprocessingGroup" xmlns:wpi="http://schemas.microsoft.com/office/word/2010/wordprocessingInk" xmlns:wne="http://schemas.microsoft.com/office/word/2006/wordml" xmlns:wps="http://schemas.microsoft.com/office/word/2010/wordprocessingShape" mc:Ignorable="w14 w15 w16se w16cid w16 w16cex w16sdtdh wp14">
+<w:document xmlns:wpc="http://schemas.microsoft.com/office/word/2010/wordprocessingCanvas" xmlns:cx="http://schemas.microsoft.com/office/drawing/2014/chartex" xmlns:cx1="http://schemas.microsoft.com/office/drawing/2015/9/8/chartex" xmlns:cx2="http://schemas.microsoft.com/office/drawing/2015/10/21/chartex" xmlns:cx3="http://schemas.microsoft.com/office/drawing/2016/5/9/chartex" xmlns:cx4="http://schemas.microsoft.com/office/drawing/2016/5/10/chartex" xmlns:cx5="http://schemas.microsoft.com/office/drawing/2016/5/11/chartex" xmlns:cx6="http://schemas.microsoft.com/office/drawing/2016/5/12/chartex" xmlns:cx7="http://schemas.microsoft.com/office/drawing/2016/5/13/chartex" xmlns:cx8="http://schemas.microsoft.com/office/drawing/2016/5/14/chartex" xmlns:mc="http://schemas.openxmlformats.org/markup-compatibility/2006" xmlns:aink="http://schemas.microsoft.com/office/drawing/2016/ink" xmlns:am3d="http://schemas.microsoft.com/office/drawing/2017/model3d" xmlns:o="urn:schemas-microsoft-com:office:office" xmlns:oel="http://schemas.microsoft.com/office/2019/extlst" xmlns:r="http://schemas.openxmlformats.org/officeDocument/2006/relationships" xmlns:m="http://schemas.openxmlformats.org/officeDocument/2006/math" xmlns:v="urn:schemas-microsoft-com:vml" xmlns:wp14="http://schemas.microsoft.com/office/word/2010/wordprocessingDrawing" xmlns:wp="http://schemas.openxmlformats.org/drawingml/2006/wordprocessingDrawing" xmlns:w10="urn:schemas-microsoft-com:office:word" xmlns:w="http://schemas.openxmlformats.org/wordprocessingml/2006/main" xmlns:w14="http://schemas.microsoft.com/office/word/2010/wordml" xmlns:w15="http://schemas.microsoft.com/office/word/2012/wordml" xmlns:w16cex="http://schemas.microsoft.com/office/word/2018/wordml/cex" xmlns:w16cid="http://schemas.microsoft.com/office/word/2016/wordml/cid" xmlns:w16="http://schemas.microsoft.com/office/word/2018/wordml" xmlns:w16du="http://schemas.microsoft.com/office/word/2023/wordml/word16du" xmlns:w16sdtdh="http://schemas.microsoft.com/office/word/2020/wordml/sdtdatahash" xmlns:w16sdtfl="http://schemas.microsoft.com/office/word/2024/wordml/sdtformatlock" xmlns:w16se="http://schemas.microsoft.com/office/word/2015/wordml/symex" xmlns:wpg="http://schemas.microsoft.com/office/word/2010/wordprocessingGroup" xmlns:wpi="http://schemas.microsoft.com/office/word/2010/wordprocessingInk" xmlns:wne="http://schemas.microsoft.com/office/word/2006/wordml" xmlns:wps="http://schemas.microsoft.com/office/word/2010/wordprocessingShape" mc:Ignorable="w14 w15 w16se w16cid w16 w16cex w16sdtdh w16sdtfl w16du wp14">
   <w:body>
     <w:p>
       <w:pPr>
@@ -12,6 +12,8 @@
           <w:szCs w:val="44"/>
         </w:rPr>
       </w:pPr>
+      <w:bookmarkStart w:id="0" w:name="_Hlk218368736"/>
+      <w:bookmarkEnd w:id="0"/>
       <w:r>
         <w:rPr>
           <w:rFonts w:ascii="Times New Roman" w:hAnsi="Times New Roman" w:cs="Times New Roman"/>
@@ -1165,6 +1167,7 @@
       <w:r>
         <w:rPr>
           <w:rFonts w:ascii="Times New Roman" w:hAnsi="Times New Roman" w:cs="Times New Roman"/>
+          <w:noProof/>
           <w:sz w:val="28"/>
           <w:szCs w:val="28"/>
         </w:rPr>
@@ -1473,13 +1476,19 @@
           <w:sz w:val="28"/>
           <w:szCs w:val="28"/>
         </w:rPr>
-        <w:t xml:space="preserve">:  Phụ trách Module </w:t>
-      </w:r>
-      <w:r>
-        <w:rPr>
-          <w:rFonts w:ascii="Times New Roman" w:hAnsi="Times New Roman" w:cs="Times New Roman"/>
-          <w:b/>
-          <w:bCs/>
+        <w:t xml:space="preserve">:  </w:t>
+      </w:r>
+      <w:r>
+        <w:rPr>
+          <w:rFonts w:ascii="Times New Roman" w:hAnsi="Times New Roman" w:cs="Times New Roman"/>
+          <w:sz w:val="28"/>
+          <w:szCs w:val="28"/>
+        </w:rPr>
+        <w:t xml:space="preserve">Phụ trách Module </w:t>
+      </w:r>
+      <w:r>
+        <w:rPr>
+          <w:rFonts w:ascii="Times New Roman" w:hAnsi="Times New Roman" w:cs="Times New Roman"/>
           <w:sz w:val="28"/>
           <w:szCs w:val="28"/>
         </w:rPr>
@@ -1488,8 +1497,6 @@
       <w:r>
         <w:rPr>
           <w:rFonts w:ascii="Times New Roman" w:hAnsi="Times New Roman" w:cs="Times New Roman"/>
-          <w:b/>
-          <w:bCs/>
           <w:sz w:val="28"/>
           <w:szCs w:val="28"/>
         </w:rPr>
@@ -1498,8 +1505,6 @@
       <w:r>
         <w:rPr>
           <w:rFonts w:ascii="Times New Roman" w:hAnsi="Times New Roman" w:cs="Times New Roman"/>
-          <w:b/>
-          <w:bCs/>
           <w:sz w:val="28"/>
           <w:szCs w:val="28"/>
         </w:rPr>
@@ -1508,8 +1513,6 @@
       <w:r>
         <w:rPr>
           <w:rFonts w:ascii="Times New Roman" w:hAnsi="Times New Roman" w:cs="Times New Roman"/>
-          <w:b/>
-          <w:bCs/>
           <w:sz w:val="28"/>
           <w:szCs w:val="28"/>
         </w:rPr>
@@ -1518,8 +1521,6 @@
       <w:r>
         <w:rPr>
           <w:rFonts w:ascii="Times New Roman" w:hAnsi="Times New Roman" w:cs="Times New Roman"/>
-          <w:b/>
-          <w:bCs/>
           <w:sz w:val="28"/>
           <w:szCs w:val="28"/>
         </w:rPr>
@@ -1528,8 +1529,6 @@
       <w:r>
         <w:rPr>
           <w:rFonts w:ascii="Times New Roman" w:hAnsi="Times New Roman" w:cs="Times New Roman"/>
-          <w:b/>
-          <w:bCs/>
           <w:sz w:val="28"/>
           <w:szCs w:val="28"/>
         </w:rPr>
@@ -1538,8 +1537,6 @@
       <w:r>
         <w:rPr>
           <w:rFonts w:ascii="Times New Roman" w:hAnsi="Times New Roman" w:cs="Times New Roman"/>
-          <w:b/>
-          <w:bCs/>
           <w:sz w:val="28"/>
           <w:szCs w:val="28"/>
         </w:rPr>
@@ -1548,8 +1545,6 @@
       <w:r>
         <w:rPr>
           <w:rFonts w:ascii="Times New Roman" w:hAnsi="Times New Roman" w:cs="Times New Roman"/>
-          <w:b/>
-          <w:bCs/>
           <w:sz w:val="28"/>
           <w:szCs w:val="28"/>
         </w:rPr>
@@ -1893,6 +1888,7 @@
       <w:r>
         <w:rPr>
           <w:rFonts w:ascii="Times New Roman" w:hAnsi="Times New Roman" w:cs="Times New Roman"/>
+          <w:noProof/>
           <w:sz w:val="28"/>
           <w:szCs w:val="28"/>
         </w:rPr>
@@ -1945,6 +1941,7 @@
       <w:r>
         <w:rPr>
           <w:rFonts w:ascii="Times New Roman" w:hAnsi="Times New Roman" w:cs="Times New Roman"/>
+          <w:noProof/>
           <w:sz w:val="28"/>
           <w:szCs w:val="28"/>
         </w:rPr>
@@ -2100,13 +2097,19 @@
           <w:sz w:val="28"/>
           <w:szCs w:val="28"/>
         </w:rPr>
-        <w:t xml:space="preserve">: Phụ trách Module </w:t>
-      </w:r>
-      <w:r>
-        <w:rPr>
-          <w:rFonts w:ascii="Times New Roman" w:hAnsi="Times New Roman" w:cs="Times New Roman"/>
-          <w:b/>
-          <w:bCs/>
+        <w:t xml:space="preserve">: </w:t>
+      </w:r>
+      <w:r>
+        <w:rPr>
+          <w:rFonts w:ascii="Times New Roman" w:hAnsi="Times New Roman" w:cs="Times New Roman"/>
+          <w:sz w:val="28"/>
+          <w:szCs w:val="28"/>
+        </w:rPr>
+        <w:t xml:space="preserve">Phụ trách Module </w:t>
+      </w:r>
+      <w:r>
+        <w:rPr>
+          <w:rFonts w:ascii="Times New Roman" w:hAnsi="Times New Roman" w:cs="Times New Roman"/>
           <w:sz w:val="28"/>
           <w:szCs w:val="28"/>
         </w:rPr>
@@ -2115,8 +2118,6 @@
       <w:r>
         <w:rPr>
           <w:rFonts w:ascii="Times New Roman" w:hAnsi="Times New Roman" w:cs="Times New Roman"/>
-          <w:b/>
-          <w:bCs/>
           <w:sz w:val="28"/>
           <w:szCs w:val="28"/>
         </w:rPr>
@@ -2274,8 +2275,8 @@
           <w:szCs w:val="28"/>
         </w:rPr>
         <w:drawing>
-          <wp:inline distT="0" distB="0" distL="0" distR="0" wp14:anchorId="7DC102CD" wp14:editId="77DA89C0">
-            <wp:extent cx="5943600" cy="2750185"/>
+          <wp:inline distT="0" distB="0" distL="0" distR="0" wp14:anchorId="7DC102CD" wp14:editId="4625C2F8">
+            <wp:extent cx="5486400" cy="2538632"/>
             <wp:effectExtent l="0" t="0" r="0" b="0"/>
             <wp:docPr id="1" name="Picture 1"/>
             <wp:cNvGraphicFramePr>
@@ -2297,7 +2298,7 @@
                   <pic:spPr>
                     <a:xfrm>
                       <a:off x="0" y="0"/>
-                      <a:ext cx="5943600" cy="2750185"/>
+                      <a:ext cx="5491932" cy="2541192"/>
                     </a:xfrm>
                     <a:prstGeom prst="rect">
                       <a:avLst/>
@@ -2312,26 +2313,6 @@
     </w:p>
     <w:p>
       <w:pPr>
-        <w:ind w:left="1440"/>
-        <w:rPr>
-          <w:rFonts w:ascii="Times New Roman" w:hAnsi="Times New Roman" w:cs="Times New Roman"/>
-          <w:sz w:val="28"/>
-          <w:szCs w:val="28"/>
-        </w:rPr>
-      </w:pPr>
-    </w:p>
-    <w:p>
-      <w:pPr>
-        <w:ind w:left="1440"/>
-        <w:rPr>
-          <w:rFonts w:ascii="Times New Roman" w:hAnsi="Times New Roman" w:cs="Times New Roman"/>
-          <w:sz w:val="28"/>
-          <w:szCs w:val="28"/>
-        </w:rPr>
-      </w:pPr>
-    </w:p>
-    <w:p>
-      <w:pPr>
         <w:numPr>
           <w:ilvl w:val="1"/>
           <w:numId w:val="25"/>
@@ -2406,11 +2387,10 @@
           <w:sz w:val="28"/>
           <w:szCs w:val="28"/>
         </w:rPr>
-        <w:lastRenderedPageBreak/>
         <w:drawing>
-          <wp:inline distT="0" distB="0" distL="0" distR="0" wp14:anchorId="52836E07" wp14:editId="10321659">
-            <wp:extent cx="5943600" cy="2731770"/>
-            <wp:effectExtent l="0" t="0" r="0" b="0"/>
+          <wp:inline distT="0" distB="0" distL="0" distR="0" wp14:anchorId="52836E07" wp14:editId="67336112">
+            <wp:extent cx="5535637" cy="2544264"/>
+            <wp:effectExtent l="0" t="0" r="8255" b="8890"/>
             <wp:docPr id="2" name="Picture 2"/>
             <wp:cNvGraphicFramePr>
               <a:graphicFrameLocks xmlns:a="http://schemas.openxmlformats.org/drawingml/2006/main" noChangeAspect="1"/>
@@ -2431,7 +2411,7 @@
                   <pic:spPr>
                     <a:xfrm>
                       <a:off x="0" y="0"/>
-                      <a:ext cx="5943600" cy="2731770"/>
+                      <a:ext cx="5544344" cy="2548266"/>
                     </a:xfrm>
                     <a:prstGeom prst="rect">
                       <a:avLst/>
@@ -2448,12 +2428,30 @@
       <w:pPr>
         <w:rPr>
           <w:rFonts w:ascii="Times New Roman" w:hAnsi="Times New Roman" w:cs="Times New Roman"/>
+          <w:sz w:val="28"/>
+          <w:szCs w:val="28"/>
+        </w:rPr>
+      </w:pPr>
+    </w:p>
+    <w:p>
+      <w:pPr>
+        <w:rPr>
+          <w:rFonts w:ascii="Times New Roman" w:hAnsi="Times New Roman" w:cs="Times New Roman"/>
+          <w:sz w:val="28"/>
+          <w:szCs w:val="28"/>
+        </w:rPr>
+      </w:pPr>
+      <w:r>
+        <w:rPr>
+          <w:rFonts w:ascii="Times New Roman" w:hAnsi="Times New Roman" w:cs="Times New Roman"/>
           <w:b/>
           <w:bCs/>
           <w:sz w:val="28"/>
           <w:szCs w:val="28"/>
         </w:rPr>
-      </w:pPr>
+        <w:lastRenderedPageBreak/>
+        <w:t xml:space="preserve">Nguyễn Trọng Đức </w:t>
+      </w:r>
       <w:r>
         <w:rPr>
           <w:rFonts w:ascii="Times New Roman" w:hAnsi="Times New Roman" w:cs="Times New Roman"/>
@@ -2462,33 +2460,19 @@
           <w:sz w:val="28"/>
           <w:szCs w:val="28"/>
         </w:rPr>
-        <w:t xml:space="preserve"> </w:t>
-      </w:r>
-      <w:r>
-        <w:rPr>
-          <w:rFonts w:ascii="Times New Roman" w:hAnsi="Times New Roman" w:cs="Times New Roman"/>
-          <w:b/>
-          <w:bCs/>
-          <w:sz w:val="28"/>
-          <w:szCs w:val="28"/>
-        </w:rPr>
-        <w:t xml:space="preserve">Nguyễn Trọng Đức </w:t>
-      </w:r>
-      <w:r>
-        <w:rPr>
-          <w:rFonts w:ascii="Times New Roman" w:hAnsi="Times New Roman" w:cs="Times New Roman"/>
-          <w:b/>
-          <w:bCs/>
-          <w:sz w:val="28"/>
-          <w:szCs w:val="28"/>
-        </w:rPr>
-        <w:t xml:space="preserve">: Phụ trách Module </w:t>
-      </w:r>
-      <w:r>
-        <w:rPr>
-          <w:rFonts w:ascii="Times New Roman" w:hAnsi="Times New Roman" w:cs="Times New Roman"/>
-          <w:b/>
-          <w:bCs/>
+        <w:t xml:space="preserve">: </w:t>
+      </w:r>
+      <w:r>
+        <w:rPr>
+          <w:rFonts w:ascii="Times New Roman" w:hAnsi="Times New Roman" w:cs="Times New Roman"/>
+          <w:sz w:val="28"/>
+          <w:szCs w:val="28"/>
+        </w:rPr>
+        <w:t xml:space="preserve">Phụ trách Module </w:t>
+      </w:r>
+      <w:r>
+        <w:rPr>
+          <w:rFonts w:ascii="Times New Roman" w:hAnsi="Times New Roman" w:cs="Times New Roman"/>
           <w:sz w:val="28"/>
           <w:szCs w:val="28"/>
         </w:rPr>
@@ -2497,8 +2481,6 @@
       <w:r>
         <w:rPr>
           <w:rFonts w:ascii="Times New Roman" w:hAnsi="Times New Roman" w:cs="Times New Roman"/>
-          <w:b/>
-          <w:bCs/>
           <w:sz w:val="28"/>
           <w:szCs w:val="28"/>
         </w:rPr>
@@ -2523,7 +2505,23 @@
           <w:sz w:val="28"/>
           <w:szCs w:val="28"/>
         </w:rPr>
-        <w:t>Vai trò: Frontend &amp; Logic Developer.</w:t>
+        <w:t xml:space="preserve">Vai trò: </w:t>
+      </w:r>
+      <w:r>
+        <w:rPr>
+          <w:rFonts w:ascii="Times New Roman" w:hAnsi="Times New Roman" w:cs="Times New Roman"/>
+          <w:sz w:val="28"/>
+          <w:szCs w:val="28"/>
+        </w:rPr>
+        <w:t xml:space="preserve">Full-stack Developer </w:t>
+      </w:r>
+      <w:r>
+        <w:rPr>
+          <w:rFonts w:ascii="Times New Roman" w:hAnsi="Times New Roman" w:cs="Times New Roman"/>
+          <w:sz w:val="28"/>
+          <w:szCs w:val="28"/>
+        </w:rPr>
+        <w:t>Developer.</w:t>
       </w:r>
     </w:p>
     <w:p>
@@ -2565,23 +2563,108 @@
           <w:sz w:val="28"/>
           <w:szCs w:val="28"/>
         </w:rPr>
-        <w:t xml:space="preserve">Thiết kế </w:t>
-      </w:r>
-      <w:r>
-        <w:rPr>
-          <w:rFonts w:ascii="Times New Roman" w:hAnsi="Times New Roman" w:cs="Times New Roman"/>
-          <w:sz w:val="28"/>
-          <w:szCs w:val="28"/>
-        </w:rPr>
-        <w:t>CU</w:t>
-      </w:r>
-      <w:r>
-        <w:rPr>
-          <w:rFonts w:ascii="Times New Roman" w:hAnsi="Times New Roman" w:cs="Times New Roman"/>
-          <w:sz w:val="28"/>
-          <w:szCs w:val="28"/>
-        </w:rPr>
-        <w:t>RD</w:t>
+        <w:t>Thiết kế kiến trúc thư mục dự án và quy chuẩn code (Coding Convention).</w:t>
+      </w:r>
+    </w:p>
+    <w:p>
+      <w:pPr>
+        <w:numPr>
+          <w:ilvl w:val="1"/>
+          <w:numId w:val="26"/>
+        </w:numPr>
+        <w:rPr>
+          <w:rFonts w:ascii="Times New Roman" w:hAnsi="Times New Roman" w:cs="Times New Roman"/>
+          <w:sz w:val="28"/>
+          <w:szCs w:val="28"/>
+        </w:rPr>
+      </w:pPr>
+      <w:r>
+        <w:rPr>
+          <w:rFonts w:ascii="Times New Roman" w:hAnsi="Times New Roman" w:cs="Times New Roman"/>
+          <w:sz w:val="28"/>
+          <w:szCs w:val="28"/>
+        </w:rPr>
+        <w:t>Phát triển Module</w:t>
+      </w:r>
+      <w:r>
+        <w:rPr>
+          <w:rFonts w:ascii="Times New Roman" w:hAnsi="Times New Roman" w:cs="Times New Roman"/>
+          <w:sz w:val="28"/>
+          <w:szCs w:val="28"/>
+        </w:rPr>
+        <w:t xml:space="preserve"> Mặt hàng , Đơn nhập hàng </w:t>
+      </w:r>
+      <w:r>
+        <w:rPr>
+          <w:rFonts w:ascii="Times New Roman" w:hAnsi="Times New Roman" w:cs="Times New Roman"/>
+          <w:sz w:val="28"/>
+          <w:szCs w:val="28"/>
+        </w:rPr>
+        <w:t>:</w:t>
+      </w:r>
+      <w:r>
+        <w:rPr>
+          <w:rFonts w:ascii="Times New Roman" w:hAnsi="Times New Roman" w:cs="Times New Roman"/>
+          <w:sz w:val="28"/>
+          <w:szCs w:val="28"/>
+        </w:rPr>
+        <w:t xml:space="preserve"> </w:t>
+      </w:r>
+      <w:r>
+        <w:rPr>
+          <w:rFonts w:ascii="Times New Roman" w:hAnsi="Times New Roman" w:cs="Times New Roman"/>
+          <w:sz w:val="28"/>
+          <w:szCs w:val="28"/>
+        </w:rPr>
+        <w:t>Xây dựng chức năng nòng cốt "</w:t>
+      </w:r>
+      <w:r>
+        <w:rPr>
+          <w:rFonts w:ascii="Times New Roman" w:hAnsi="Times New Roman" w:cs="Times New Roman"/>
+          <w:sz w:val="28"/>
+          <w:szCs w:val="28"/>
+        </w:rPr>
+        <w:t>Thêm, Sửa, Xoá, Tìm kiếm</w:t>
+      </w:r>
+      <w:r>
+        <w:rPr>
+          <w:rFonts w:ascii="Times New Roman" w:hAnsi="Times New Roman" w:cs="Times New Roman"/>
+          <w:sz w:val="28"/>
+          <w:szCs w:val="28"/>
+        </w:rPr>
+        <w:t>" (CRUD Question &amp; Options); Xây dựng chức năng "</w:t>
+      </w:r>
+      <w:r>
+        <w:rPr>
+          <w:rFonts w:ascii="Times New Roman" w:hAnsi="Times New Roman" w:cs="Times New Roman"/>
+          <w:sz w:val="28"/>
+          <w:szCs w:val="28"/>
+        </w:rPr>
+        <w:t xml:space="preserve"> </w:t>
+      </w:r>
+      <w:r>
+        <w:rPr>
+          <w:rFonts w:ascii="Times New Roman" w:hAnsi="Times New Roman" w:cs="Times New Roman"/>
+          <w:sz w:val="28"/>
+          <w:szCs w:val="28"/>
+        </w:rPr>
+        <w:t xml:space="preserve">Quản lý </w:t>
+      </w:r>
+      <w:r>
+        <w:rPr>
+          <w:rFonts w:ascii="Times New Roman" w:hAnsi="Times New Roman" w:cs="Times New Roman"/>
+          <w:sz w:val="28"/>
+          <w:szCs w:val="28"/>
+        </w:rPr>
+        <w:t xml:space="preserve">mặt hàng </w:t>
+      </w:r>
+      <w:r>
+        <w:rPr>
+          <w:rFonts w:ascii="Times New Roman" w:hAnsi="Times New Roman" w:cs="Times New Roman"/>
+          <w:sz w:val="28"/>
+          <w:szCs w:val="28"/>
+        </w:rPr>
+        <w:t>"</w:t>
       </w:r>
       <w:r>
         <w:rPr>
@@ -2597,31 +2680,7 @@
           <w:sz w:val="28"/>
           <w:szCs w:val="28"/>
         </w:rPr>
-        <w:t xml:space="preserve">viết script SQL </w:t>
-      </w:r>
-      <w:r>
-        <w:rPr>
-          <w:rFonts w:ascii="Times New Roman" w:hAnsi="Times New Roman" w:cs="Times New Roman"/>
-          <w:sz w:val="28"/>
-          <w:szCs w:val="28"/>
-        </w:rPr>
-        <w:t>và x</w:t>
-      </w:r>
-      <w:r>
-        <w:rPr>
-          <w:rFonts w:ascii="Times New Roman" w:hAnsi="Times New Roman" w:cs="Times New Roman"/>
-          <w:sz w:val="28"/>
-          <w:szCs w:val="28"/>
-        </w:rPr>
-        <w:t xml:space="preserve">ây dựng giao diện </w:t>
-      </w:r>
-      <w:r>
-        <w:rPr>
-          <w:rFonts w:ascii="Times New Roman" w:hAnsi="Times New Roman" w:cs="Times New Roman"/>
-          <w:sz w:val="28"/>
-          <w:szCs w:val="28"/>
-        </w:rPr>
-        <w:t>quản lí mặt hàng</w:t>
+        <w:t>"</w:t>
       </w:r>
       <w:r>
         <w:rPr>
@@ -2631,13 +2690,47 @@
         </w:rPr>
         <w:t xml:space="preserve"> </w:t>
       </w:r>
-    </w:p>
-    <w:p>
-      <w:pPr>
-        <w:rPr>
-          <w:rFonts w:ascii="Times New Roman" w:hAnsi="Times New Roman" w:cs="Times New Roman"/>
-          <w:sz w:val="28"/>
-          <w:szCs w:val="28"/>
+      <w:r>
+        <w:rPr>
+          <w:rFonts w:ascii="Times New Roman" w:hAnsi="Times New Roman" w:cs="Times New Roman"/>
+          <w:sz w:val="28"/>
+          <w:szCs w:val="28"/>
+        </w:rPr>
+        <w:t xml:space="preserve">Quản lý </w:t>
+      </w:r>
+      <w:r>
+        <w:rPr>
+          <w:rFonts w:ascii="Times New Roman" w:hAnsi="Times New Roman" w:cs="Times New Roman"/>
+          <w:sz w:val="28"/>
+          <w:szCs w:val="28"/>
+        </w:rPr>
+        <w:t>đơn nhập hàng</w:t>
+      </w:r>
+      <w:r>
+        <w:rPr>
+          <w:rFonts w:ascii="Times New Roman" w:hAnsi="Times New Roman" w:cs="Times New Roman"/>
+          <w:sz w:val="28"/>
+          <w:szCs w:val="28"/>
+        </w:rPr>
+        <w:t>"</w:t>
+      </w:r>
+      <w:r>
+        <w:rPr>
+          <w:rFonts w:ascii="Times New Roman" w:hAnsi="Times New Roman" w:cs="Times New Roman"/>
+          <w:sz w:val="28"/>
+          <w:szCs w:val="28"/>
+        </w:rPr>
+        <w:t>,</w:t>
+      </w:r>
+    </w:p>
+    <w:p>
+      <w:pPr>
+        <w:jc w:val="center"/>
+        <w:rPr>
+          <w:rFonts w:ascii="Times New Roman" w:hAnsi="Times New Roman" w:cs="Times New Roman"/>
+          <w:color w:val="2E74B5" w:themeColor="accent5" w:themeShade="BF"/>
+          <w:sz w:val="22"/>
+          <w:szCs w:val="22"/>
         </w:rPr>
       </w:pPr>
       <w:r>
@@ -2648,9 +2741,9 @@
           <w:szCs w:val="28"/>
         </w:rPr>
         <w:drawing>
-          <wp:inline distT="0" distB="0" distL="0" distR="0" wp14:anchorId="0A245A57" wp14:editId="2674D677">
-            <wp:extent cx="5943600" cy="2967355"/>
-            <wp:effectExtent l="0" t="0" r="0" b="4445"/>
+          <wp:inline distT="0" distB="0" distL="0" distR="0" wp14:anchorId="0A245A57" wp14:editId="7A3CB388">
+            <wp:extent cx="5764192" cy="2877784"/>
+            <wp:effectExtent l="0" t="0" r="8255" b="0"/>
             <wp:docPr id="1582649486" name="Picture 1" descr="A screenshot of a computer&#10;&#10;AI-generated content may be incorrect."/>
             <wp:cNvGraphicFramePr>
               <a:graphicFrameLocks xmlns:a="http://schemas.openxmlformats.org/drawingml/2006/main" noChangeAspect="1"/>
@@ -2671,7 +2764,7 @@
                   <pic:spPr>
                     <a:xfrm>
                       <a:off x="0" y="0"/>
-                      <a:ext cx="5943600" cy="2967355"/>
+                      <a:ext cx="5775686" cy="2883522"/>
                     </a:xfrm>
                     <a:prstGeom prst="rect">
                       <a:avLst/>
@@ -2683,105 +2776,53 @@
           </wp:inline>
         </w:drawing>
       </w:r>
-    </w:p>
-    <w:p>
-      <w:pPr>
-        <w:numPr>
-          <w:ilvl w:val="1"/>
-          <w:numId w:val="26"/>
-        </w:numPr>
-        <w:rPr>
-          <w:rFonts w:ascii="Times New Roman" w:hAnsi="Times New Roman" w:cs="Times New Roman"/>
-          <w:sz w:val="28"/>
-          <w:szCs w:val="28"/>
-        </w:rPr>
-      </w:pPr>
-      <w:r>
-        <w:rPr>
-          <w:rFonts w:ascii="Times New Roman" w:hAnsi="Times New Roman" w:cs="Times New Roman"/>
-          <w:sz w:val="28"/>
-          <w:szCs w:val="28"/>
-        </w:rPr>
-        <w:t xml:space="preserve">Thiết kế </w:t>
-      </w:r>
-      <w:r>
-        <w:rPr>
-          <w:rFonts w:ascii="Times New Roman" w:hAnsi="Times New Roman" w:cs="Times New Roman"/>
-          <w:sz w:val="28"/>
-          <w:szCs w:val="28"/>
-        </w:rPr>
-        <w:t>CU</w:t>
-      </w:r>
-      <w:r>
-        <w:rPr>
-          <w:rFonts w:ascii="Times New Roman" w:hAnsi="Times New Roman" w:cs="Times New Roman"/>
-          <w:sz w:val="28"/>
-          <w:szCs w:val="28"/>
-        </w:rPr>
-        <w:t>RD</w:t>
-      </w:r>
-      <w:r>
-        <w:rPr>
-          <w:rFonts w:ascii="Times New Roman" w:hAnsi="Times New Roman" w:cs="Times New Roman"/>
-          <w:sz w:val="28"/>
-          <w:szCs w:val="28"/>
-        </w:rPr>
-        <w:t xml:space="preserve">, </w:t>
-      </w:r>
-      <w:r>
-        <w:rPr>
-          <w:rFonts w:ascii="Times New Roman" w:hAnsi="Times New Roman" w:cs="Times New Roman"/>
-          <w:sz w:val="28"/>
-          <w:szCs w:val="28"/>
-        </w:rPr>
-        <w:t xml:space="preserve">viết script SQL </w:t>
-      </w:r>
-      <w:r>
-        <w:rPr>
-          <w:rFonts w:ascii="Times New Roman" w:hAnsi="Times New Roman" w:cs="Times New Roman"/>
-          <w:sz w:val="28"/>
-          <w:szCs w:val="28"/>
-        </w:rPr>
-        <w:t>và x</w:t>
-      </w:r>
-      <w:r>
-        <w:rPr>
-          <w:rFonts w:ascii="Times New Roman" w:hAnsi="Times New Roman" w:cs="Times New Roman"/>
-          <w:sz w:val="28"/>
-          <w:szCs w:val="28"/>
-        </w:rPr>
-        <w:t xml:space="preserve">ây dựng giao diện </w:t>
-      </w:r>
-      <w:r>
-        <w:rPr>
-          <w:rFonts w:ascii="Times New Roman" w:hAnsi="Times New Roman" w:cs="Times New Roman"/>
-          <w:sz w:val="28"/>
-          <w:szCs w:val="28"/>
-        </w:rPr>
-        <w:t>quản lí nhập hàng</w:t>
-      </w:r>
-    </w:p>
-    <w:p>
-      <w:pPr>
-        <w:rPr>
-          <w:rFonts w:ascii="Times New Roman" w:hAnsi="Times New Roman" w:cs="Times New Roman"/>
-          <w:sz w:val="28"/>
-          <w:szCs w:val="28"/>
-        </w:rPr>
-      </w:pPr>
-      <w:r>
-        <w:rPr>
-          <w:rFonts w:ascii="Times New Roman" w:hAnsi="Times New Roman" w:cs="Times New Roman"/>
-          <w:noProof/>
+      <w:r>
+        <w:rPr>
+          <w:rFonts w:ascii="Times New Roman" w:hAnsi="Times New Roman" w:cs="Times New Roman"/>
+          <w:sz w:val="28"/>
+          <w:szCs w:val="28"/>
+        </w:rPr>
+        <w:br/>
+      </w:r>
+      <w:r>
+        <w:rPr>
+          <w:rFonts w:ascii="Times New Roman" w:hAnsi="Times New Roman" w:cs="Times New Roman"/>
+          <w:color w:val="2E74B5" w:themeColor="accent5" w:themeShade="BF"/>
+          <w:sz w:val="22"/>
+          <w:szCs w:val="22"/>
+        </w:rPr>
+        <w:t>Quản lí mặt hàng</w:t>
+      </w:r>
+    </w:p>
+    <w:p>
+      <w:pPr>
+        <w:jc w:val="center"/>
+        <w:rPr>
+          <w:rFonts w:ascii="Times New Roman" w:hAnsi="Times New Roman" w:cs="Times New Roman"/>
+          <w:sz w:val="28"/>
+          <w:szCs w:val="28"/>
+        </w:rPr>
+      </w:pPr>
+      <w:r>
+        <w:rPr>
+          <w:rFonts w:ascii="Times New Roman" w:hAnsi="Times New Roman" w:cs="Times New Roman"/>
           <w:sz w:val="28"/>
           <w:szCs w:val="28"/>
         </w:rPr>
         <w:lastRenderedPageBreak/>
+        <w:br/>
+      </w:r>
+      <w:r>
+        <w:rPr>
+          <w:rFonts w:ascii="Times New Roman" w:hAnsi="Times New Roman" w:cs="Times New Roman"/>
+          <w:sz w:val="28"/>
+          <w:szCs w:val="28"/>
+        </w:rPr>
         <w:drawing>
-          <wp:inline distT="0" distB="0" distL="0" distR="0" wp14:anchorId="61FA3B27" wp14:editId="27A01662">
-            <wp:extent cx="5943600" cy="2952750"/>
+          <wp:inline distT="0" distB="0" distL="0" distR="0" wp14:anchorId="6373FC82" wp14:editId="1B99369D">
+            <wp:extent cx="5943600" cy="2555875"/>
             <wp:effectExtent l="0" t="0" r="0" b="0"/>
-            <wp:docPr id="1955505467" name="Picture 1" descr="A screenshot of a computer&#10;&#10;AI-generated content may be incorrect."/>
+            <wp:docPr id="1172179345" name="Picture 1"/>
             <wp:cNvGraphicFramePr>
               <a:graphicFrameLocks xmlns:a="http://schemas.openxmlformats.org/drawingml/2006/main" noChangeAspect="1"/>
             </wp:cNvGraphicFramePr>
@@ -2789,7 +2830,7 @@
               <a:graphicData uri="http://schemas.openxmlformats.org/drawingml/2006/picture">
                 <pic:pic xmlns:pic="http://schemas.openxmlformats.org/drawingml/2006/picture">
                   <pic:nvPicPr>
-                    <pic:cNvPr id="1955505467" name="Picture 1" descr="A screenshot of a computer&#10;&#10;AI-generated content may be incorrect."/>
+                    <pic:cNvPr id="1172179345" name=""/>
                     <pic:cNvPicPr/>
                   </pic:nvPicPr>
                   <pic:blipFill>
@@ -2801,7 +2842,7 @@
                   <pic:spPr>
                     <a:xfrm>
                       <a:off x="0" y="0"/>
-                      <a:ext cx="5943600" cy="2952750"/>
+                      <a:ext cx="5943600" cy="2555875"/>
                     </a:xfrm>
                     <a:prstGeom prst="rect">
                       <a:avLst/>
@@ -2813,6 +2854,23 @@
           </wp:inline>
         </w:drawing>
       </w:r>
+      <w:r>
+        <w:rPr>
+          <w:rFonts w:ascii="Times New Roman" w:hAnsi="Times New Roman" w:cs="Times New Roman"/>
+          <w:sz w:val="28"/>
+          <w:szCs w:val="28"/>
+        </w:rPr>
+        <w:br/>
+      </w:r>
+      <w:r>
+        <w:rPr>
+          <w:rFonts w:ascii="Times New Roman" w:hAnsi="Times New Roman" w:cs="Times New Roman"/>
+          <w:color w:val="2E74B5" w:themeColor="accent5" w:themeShade="BF"/>
+          <w:sz w:val="22"/>
+          <w:szCs w:val="22"/>
+        </w:rPr>
+        <w:t>Quản lí đơn nhập hàng</w:t>
+      </w:r>
     </w:p>
     <w:p>
       <w:pPr>
@@ -2876,28 +2934,14 @@
       <w:r>
         <w:rPr>
           <w:rFonts w:ascii="Times New Roman" w:hAnsi="Times New Roman" w:cs="Times New Roman"/>
-          <w:b/>
-          <w:bCs/>
-          <w:sz w:val="28"/>
-          <w:szCs w:val="28"/>
-        </w:rPr>
-        <w:t>Phụ trách Module</w:t>
-      </w:r>
-      <w:r>
-        <w:rPr>
-          <w:rFonts w:ascii="Times New Roman" w:hAnsi="Times New Roman" w:cs="Times New Roman"/>
-          <w:b/>
-          <w:bCs/>
-          <w:sz w:val="28"/>
-          <w:szCs w:val="28"/>
-        </w:rPr>
-        <w:t xml:space="preserve"> Quản Lý </w:t>
-      </w:r>
-      <w:r>
-        <w:rPr>
-          <w:rFonts w:ascii="Times New Roman" w:hAnsi="Times New Roman" w:cs="Times New Roman"/>
-          <w:b/>
-          <w:bCs/>
+          <w:sz w:val="28"/>
+          <w:szCs w:val="28"/>
+        </w:rPr>
+        <w:t xml:space="preserve">Phụ trách Module Quản Lý </w:t>
+      </w:r>
+      <w:r>
+        <w:rPr>
+          <w:rFonts w:ascii="Times New Roman" w:hAnsi="Times New Roman" w:cs="Times New Roman"/>
           <w:sz w:val="28"/>
           <w:szCs w:val="28"/>
         </w:rPr>
@@ -2906,8 +2950,6 @@
       <w:r>
         <w:rPr>
           <w:rFonts w:ascii="Times New Roman" w:hAnsi="Times New Roman" w:cs="Times New Roman"/>
-          <w:b/>
-          <w:bCs/>
           <w:sz w:val="28"/>
           <w:szCs w:val="28"/>
         </w:rPr>
@@ -2916,8 +2958,6 @@
       <w:r>
         <w:rPr>
           <w:rFonts w:ascii="Times New Roman" w:hAnsi="Times New Roman" w:cs="Times New Roman"/>
-          <w:b/>
-          <w:bCs/>
           <w:sz w:val="28"/>
           <w:szCs w:val="28"/>
         </w:rPr>
@@ -3817,6 +3857,406 @@
           <w:szCs w:val="28"/>
         </w:rPr>
       </w:pPr>
+      <w:r>
+        <w:rPr>
+          <w:rFonts w:ascii="Times New Roman" w:hAnsi="Times New Roman" w:cs="Times New Roman"/>
+          <w:b/>
+          <w:bCs/>
+          <w:sz w:val="28"/>
+          <w:szCs w:val="28"/>
+        </w:rPr>
+        <w:t>4.</w:t>
+      </w:r>
+      <w:r>
+        <w:rPr>
+          <w:rFonts w:ascii="Times New Roman" w:hAnsi="Times New Roman" w:cs="Times New Roman"/>
+          <w:b/>
+          <w:bCs/>
+          <w:sz w:val="28"/>
+          <w:szCs w:val="28"/>
+        </w:rPr>
+        <w:t>3</w:t>
+      </w:r>
+      <w:r>
+        <w:rPr>
+          <w:rFonts w:ascii="Times New Roman" w:hAnsi="Times New Roman" w:cs="Times New Roman"/>
+          <w:b/>
+          <w:bCs/>
+          <w:sz w:val="28"/>
+          <w:szCs w:val="28"/>
+        </w:rPr>
+        <w:t xml:space="preserve">. </w:t>
+      </w:r>
+      <w:r>
+        <w:rPr>
+          <w:rFonts w:ascii="Times New Roman" w:hAnsi="Times New Roman" w:cs="Times New Roman"/>
+          <w:b/>
+          <w:bCs/>
+          <w:sz w:val="28"/>
+          <w:szCs w:val="28"/>
+        </w:rPr>
+        <w:t>Module Quản lý</w:t>
+      </w:r>
+      <w:r>
+        <w:rPr>
+          <w:rFonts w:ascii="Times New Roman" w:hAnsi="Times New Roman" w:cs="Times New Roman"/>
+          <w:b/>
+          <w:bCs/>
+          <w:sz w:val="28"/>
+          <w:szCs w:val="28"/>
+        </w:rPr>
+        <w:t xml:space="preserve"> Đơn Nhập</w:t>
+      </w:r>
+      <w:r>
+        <w:rPr>
+          <w:rFonts w:ascii="Times New Roman" w:hAnsi="Times New Roman" w:cs="Times New Roman"/>
+          <w:b/>
+          <w:bCs/>
+          <w:sz w:val="28"/>
+          <w:szCs w:val="28"/>
+        </w:rPr>
+        <w:t xml:space="preserve"> </w:t>
+      </w:r>
+      <w:r>
+        <w:rPr>
+          <w:rFonts w:ascii="Times New Roman" w:hAnsi="Times New Roman" w:cs="Times New Roman"/>
+          <w:b/>
+          <w:bCs/>
+          <w:sz w:val="28"/>
+          <w:szCs w:val="28"/>
+        </w:rPr>
+        <w:t>H</w:t>
+      </w:r>
+      <w:r>
+        <w:rPr>
+          <w:rFonts w:ascii="Times New Roman" w:hAnsi="Times New Roman" w:cs="Times New Roman"/>
+          <w:b/>
+          <w:bCs/>
+          <w:sz w:val="28"/>
+          <w:szCs w:val="28"/>
+        </w:rPr>
+        <w:t>àng</w:t>
+      </w:r>
+    </w:p>
+    <w:p>
+      <w:pPr>
+        <w:rPr>
+          <w:rFonts w:ascii="Times New Roman" w:hAnsi="Times New Roman" w:cs="Times New Roman"/>
+          <w:sz w:val="28"/>
+          <w:szCs w:val="28"/>
+        </w:rPr>
+      </w:pPr>
+      <w:r>
+        <w:rPr>
+          <w:rFonts w:ascii="Times New Roman" w:hAnsi="Times New Roman" w:cs="Times New Roman"/>
+          <w:sz w:val="28"/>
+          <w:szCs w:val="28"/>
+        </w:rPr>
+        <w:t xml:space="preserve">Mô tả: </w:t>
+      </w:r>
+      <w:r>
+        <w:rPr>
+          <w:rFonts w:ascii="Times New Roman" w:hAnsi="Times New Roman" w:cs="Times New Roman"/>
+          <w:sz w:val="28"/>
+          <w:szCs w:val="28"/>
+        </w:rPr>
+        <w:t>Quản lý thông tin chi tiết của từng sản phẩm trong siêu thị</w:t>
+      </w:r>
+      <w:r>
+        <w:rPr>
+          <w:rFonts w:ascii="Times New Roman" w:hAnsi="Times New Roman" w:cs="Times New Roman"/>
+          <w:sz w:val="28"/>
+          <w:szCs w:val="28"/>
+        </w:rPr>
+        <w:t>.</w:t>
+      </w:r>
+    </w:p>
+    <w:p>
+      <w:pPr>
+        <w:pStyle w:val="ListParagraph"/>
+        <w:numPr>
+          <w:ilvl w:val="0"/>
+          <w:numId w:val="37"/>
+        </w:numPr>
+        <w:rPr>
+          <w:rFonts w:ascii="Times New Roman" w:hAnsi="Times New Roman" w:cs="Times New Roman"/>
+          <w:sz w:val="28"/>
+          <w:szCs w:val="28"/>
+        </w:rPr>
+      </w:pPr>
+      <w:r>
+        <w:rPr>
+          <w:rFonts w:ascii="Times New Roman" w:hAnsi="Times New Roman" w:cs="Times New Roman"/>
+          <w:sz w:val="28"/>
+          <w:szCs w:val="28"/>
+        </w:rPr>
+        <w:t>Chức năng:</w:t>
+      </w:r>
+    </w:p>
+    <w:p>
+      <w:pPr>
+        <w:numPr>
+          <w:ilvl w:val="1"/>
+          <w:numId w:val="29"/>
+        </w:numPr>
+        <w:rPr>
+          <w:rFonts w:ascii="Times New Roman" w:hAnsi="Times New Roman" w:cs="Times New Roman"/>
+          <w:sz w:val="28"/>
+          <w:szCs w:val="28"/>
+        </w:rPr>
+      </w:pPr>
+      <w:r>
+        <w:rPr>
+          <w:rFonts w:ascii="Times New Roman" w:hAnsi="Times New Roman" w:cs="Times New Roman"/>
+          <w:sz w:val="28"/>
+          <w:szCs w:val="28"/>
+        </w:rPr>
+        <w:t xml:space="preserve">Thêm </w:t>
+      </w:r>
+      <w:r>
+        <w:rPr>
+          <w:rFonts w:ascii="Times New Roman" w:hAnsi="Times New Roman" w:cs="Times New Roman"/>
+          <w:sz w:val="28"/>
+          <w:szCs w:val="28"/>
+        </w:rPr>
+        <w:t>sản phẩm</w:t>
+      </w:r>
+      <w:r>
+        <w:rPr>
+          <w:rFonts w:ascii="Times New Roman" w:hAnsi="Times New Roman" w:cs="Times New Roman"/>
+          <w:sz w:val="28"/>
+          <w:szCs w:val="28"/>
+        </w:rPr>
+        <w:t>.</w:t>
+      </w:r>
+    </w:p>
+    <w:p>
+      <w:pPr>
+        <w:numPr>
+          <w:ilvl w:val="1"/>
+          <w:numId w:val="29"/>
+        </w:numPr>
+        <w:rPr>
+          <w:rFonts w:ascii="Times New Roman" w:hAnsi="Times New Roman" w:cs="Times New Roman"/>
+          <w:sz w:val="28"/>
+          <w:szCs w:val="28"/>
+        </w:rPr>
+      </w:pPr>
+      <w:r>
+        <w:rPr>
+          <w:rFonts w:ascii="Times New Roman" w:hAnsi="Times New Roman" w:cs="Times New Roman"/>
+          <w:sz w:val="28"/>
+          <w:szCs w:val="28"/>
+        </w:rPr>
+        <w:t xml:space="preserve">Sửa </w:t>
+      </w:r>
+      <w:r>
+        <w:rPr>
+          <w:rFonts w:ascii="Times New Roman" w:hAnsi="Times New Roman" w:cs="Times New Roman"/>
+          <w:sz w:val="28"/>
+          <w:szCs w:val="28"/>
+        </w:rPr>
+        <w:t>sản phẩm</w:t>
+      </w:r>
+      <w:r>
+        <w:rPr>
+          <w:rFonts w:ascii="Times New Roman" w:hAnsi="Times New Roman" w:cs="Times New Roman"/>
+          <w:sz w:val="28"/>
+          <w:szCs w:val="28"/>
+        </w:rPr>
+        <w:t>.</w:t>
+      </w:r>
+    </w:p>
+    <w:p>
+      <w:pPr>
+        <w:numPr>
+          <w:ilvl w:val="1"/>
+          <w:numId w:val="29"/>
+        </w:numPr>
+        <w:rPr>
+          <w:rFonts w:ascii="Times New Roman" w:hAnsi="Times New Roman" w:cs="Times New Roman"/>
+          <w:sz w:val="28"/>
+          <w:szCs w:val="28"/>
+        </w:rPr>
+      </w:pPr>
+      <w:r>
+        <w:rPr>
+          <w:rFonts w:ascii="Times New Roman" w:hAnsi="Times New Roman" w:cs="Times New Roman"/>
+          <w:sz w:val="28"/>
+          <w:szCs w:val="28"/>
+        </w:rPr>
+        <w:t xml:space="preserve">Xoá </w:t>
+      </w:r>
+      <w:r>
+        <w:rPr>
+          <w:rFonts w:ascii="Times New Roman" w:hAnsi="Times New Roman" w:cs="Times New Roman"/>
+          <w:sz w:val="28"/>
+          <w:szCs w:val="28"/>
+        </w:rPr>
+        <w:t>sản phẩm</w:t>
+      </w:r>
+      <w:r>
+        <w:rPr>
+          <w:rFonts w:ascii="Times New Roman" w:hAnsi="Times New Roman" w:cs="Times New Roman"/>
+          <w:sz w:val="28"/>
+          <w:szCs w:val="28"/>
+        </w:rPr>
+        <w:t>.</w:t>
+      </w:r>
+    </w:p>
+    <w:p>
+      <w:pPr>
+        <w:numPr>
+          <w:ilvl w:val="1"/>
+          <w:numId w:val="29"/>
+        </w:numPr>
+        <w:rPr>
+          <w:rFonts w:ascii="Times New Roman" w:hAnsi="Times New Roman" w:cs="Times New Roman"/>
+          <w:sz w:val="28"/>
+          <w:szCs w:val="28"/>
+        </w:rPr>
+      </w:pPr>
+      <w:r>
+        <w:rPr>
+          <w:rFonts w:ascii="Times New Roman" w:hAnsi="Times New Roman" w:cs="Times New Roman"/>
+          <w:sz w:val="28"/>
+          <w:szCs w:val="28"/>
+        </w:rPr>
+        <w:t>Tìm kiếm</w:t>
+      </w:r>
+      <w:r>
+        <w:rPr>
+          <w:rFonts w:ascii="Times New Roman" w:hAnsi="Times New Roman" w:cs="Times New Roman"/>
+          <w:sz w:val="28"/>
+          <w:szCs w:val="28"/>
+        </w:rPr>
+        <w:t xml:space="preserve"> </w:t>
+      </w:r>
+      <w:r>
+        <w:rPr>
+          <w:rFonts w:ascii="Times New Roman" w:hAnsi="Times New Roman" w:cs="Times New Roman"/>
+          <w:sz w:val="28"/>
+          <w:szCs w:val="28"/>
+        </w:rPr>
+        <w:t>sản phẩ</w:t>
+      </w:r>
+      <w:r>
+        <w:rPr>
+          <w:rFonts w:ascii="Times New Roman" w:hAnsi="Times New Roman" w:cs="Times New Roman"/>
+          <w:sz w:val="28"/>
+          <w:szCs w:val="28"/>
+        </w:rPr>
+        <w:t>m.</w:t>
+      </w:r>
+    </w:p>
+    <w:p>
+      <w:pPr>
+        <w:pStyle w:val="ListParagraph"/>
+        <w:numPr>
+          <w:ilvl w:val="0"/>
+          <w:numId w:val="35"/>
+        </w:numPr>
+        <w:rPr>
+          <w:rFonts w:ascii="Times New Roman" w:hAnsi="Times New Roman" w:cs="Times New Roman"/>
+          <w:sz w:val="28"/>
+          <w:szCs w:val="28"/>
+        </w:rPr>
+      </w:pPr>
+      <w:r>
+        <w:rPr>
+          <w:rFonts w:ascii="Times New Roman" w:hAnsi="Times New Roman" w:cs="Times New Roman"/>
+          <w:sz w:val="28"/>
+          <w:szCs w:val="28"/>
+        </w:rPr>
+        <w:lastRenderedPageBreak/>
+        <w:t>Kỹ thuật:</w:t>
+      </w:r>
+    </w:p>
+    <w:p>
+      <w:pPr>
+        <w:pStyle w:val="ListParagraph"/>
+        <w:numPr>
+          <w:ilvl w:val="0"/>
+          <w:numId w:val="38"/>
+        </w:numPr>
+        <w:rPr>
+          <w:rFonts w:ascii="Times New Roman" w:hAnsi="Times New Roman" w:cs="Times New Roman"/>
+          <w:sz w:val="28"/>
+          <w:szCs w:val="28"/>
+        </w:rPr>
+      </w:pPr>
+      <w:r>
+        <w:rPr>
+          <w:rFonts w:ascii="Times New Roman" w:hAnsi="Times New Roman" w:cs="Times New Roman"/>
+          <w:sz w:val="28"/>
+          <w:szCs w:val="28"/>
+        </w:rPr>
+        <w:t>PHP xử lý form POST</w:t>
+      </w:r>
+    </w:p>
+    <w:p>
+      <w:pPr>
+        <w:pStyle w:val="ListParagraph"/>
+        <w:numPr>
+          <w:ilvl w:val="0"/>
+          <w:numId w:val="38"/>
+        </w:numPr>
+        <w:rPr>
+          <w:rFonts w:ascii="Times New Roman" w:hAnsi="Times New Roman" w:cs="Times New Roman"/>
+          <w:sz w:val="28"/>
+          <w:szCs w:val="28"/>
+        </w:rPr>
+      </w:pPr>
+      <w:r>
+        <w:rPr>
+          <w:rFonts w:ascii="Times New Roman" w:hAnsi="Times New Roman" w:cs="Times New Roman"/>
+          <w:sz w:val="28"/>
+          <w:szCs w:val="28"/>
+        </w:rPr>
+        <w:t>Câu lệnh SQL: INSERT, UPDATE, DELETE, SELECT</w:t>
+      </w:r>
+    </w:p>
+    <w:p>
+      <w:pPr>
+        <w:pStyle w:val="ListParagraph"/>
+        <w:numPr>
+          <w:ilvl w:val="0"/>
+          <w:numId w:val="38"/>
+        </w:numPr>
+        <w:rPr>
+          <w:rFonts w:ascii="Times New Roman" w:hAnsi="Times New Roman" w:cs="Times New Roman"/>
+          <w:sz w:val="28"/>
+          <w:szCs w:val="28"/>
+        </w:rPr>
+      </w:pPr>
+      <w:r>
+        <w:rPr>
+          <w:rFonts w:ascii="Times New Roman" w:hAnsi="Times New Roman" w:cs="Times New Roman"/>
+          <w:sz w:val="28"/>
+          <w:szCs w:val="28"/>
+        </w:rPr>
+        <w:t>Tách logic xử lý trong Model</w:t>
+      </w:r>
+    </w:p>
+    <w:p>
+      <w:pPr>
+        <w:rPr>
+          <w:rFonts w:ascii="Times New Roman" w:hAnsi="Times New Roman" w:cs="Times New Roman"/>
+          <w:sz w:val="28"/>
+          <w:szCs w:val="28"/>
+        </w:rPr>
+      </w:pPr>
+    </w:p>
+    <w:p>
+      <w:pPr>
+        <w:rPr>
+          <w:rFonts w:ascii="Times New Roman" w:hAnsi="Times New Roman" w:cs="Times New Roman"/>
+          <w:b/>
+          <w:bCs/>
+          <w:sz w:val="28"/>
+          <w:szCs w:val="28"/>
+        </w:rPr>
+      </w:pPr>
     </w:p>
     <w:p>
       <w:pPr>
@@ -3988,7 +4428,6 @@
           <w:sz w:val="28"/>
           <w:szCs w:val="28"/>
         </w:rPr>
-        <w:lastRenderedPageBreak/>
         <w:t>Chưa có chức năng thống kê doanh thu theo biểu đồ.</w:t>
       </w:r>
     </w:p>
@@ -4154,7 +4593,7 @@
 </file>
 
 <file path=word/numbering.xml><?xml version="1.0" encoding="utf-8"?>
-<w:numbering xmlns:wpc="http://schemas.microsoft.com/office/word/2010/wordprocessingCanvas" xmlns:cx="http://schemas.microsoft.com/office/drawing/2014/chartex" xmlns:cx1="http://schemas.microsoft.com/office/drawing/2015/9/8/chartex" xmlns:cx2="http://schemas.microsoft.com/office/drawing/2015/10/21/chartex" xmlns:cx3="http://schemas.microsoft.com/office/drawing/2016/5/9/chartex" xmlns:cx4="http://schemas.microsoft.com/office/drawing/2016/5/10/chartex" xmlns:cx5="http://schemas.microsoft.com/office/drawing/2016/5/11/chartex" xmlns:cx6="http://schemas.microsoft.com/office/drawing/2016/5/12/chartex" xmlns:cx7="http://schemas.microsoft.com/office/drawing/2016/5/13/chartex" xmlns:cx8="http://schemas.microsoft.com/office/drawing/2016/5/14/chartex" xmlns:mc="http://schemas.openxmlformats.org/markup-compatibility/2006" xmlns:aink="http://schemas.microsoft.com/office/drawing/2016/ink" xmlns:am3d="http://schemas.microsoft.com/office/drawing/2017/model3d" xmlns:o="urn:schemas-microsoft-com:office:office" xmlns:oel="http://schemas.microsoft.com/office/2019/extlst" xmlns:r="http://schemas.openxmlformats.org/officeDocument/2006/relationships" xmlns:m="http://schemas.openxmlformats.org/officeDocument/2006/math" xmlns:v="urn:schemas-microsoft-com:vml" xmlns:wp14="http://schemas.microsoft.com/office/word/2010/wordprocessingDrawing" xmlns:wp="http://schemas.openxmlformats.org/drawingml/2006/wordprocessingDrawing" xmlns:w10="urn:schemas-microsoft-com:office:word" xmlns:w="http://schemas.openxmlformats.org/wordprocessingml/2006/main" xmlns:w14="http://schemas.microsoft.com/office/word/2010/wordml" xmlns:w15="http://schemas.microsoft.com/office/word/2012/wordml" xmlns:w16cex="http://schemas.microsoft.com/office/word/2018/wordml/cex" xmlns:w16cid="http://schemas.microsoft.com/office/word/2016/wordml/cid" xmlns:w16="http://schemas.microsoft.com/office/word/2018/wordml" xmlns:w16sdtdh="http://schemas.microsoft.com/office/word/2020/wordml/sdtdatahash" xmlns:w16se="http://schemas.microsoft.com/office/word/2015/wordml/symex" xmlns:wpg="http://schemas.microsoft.com/office/word/2010/wordprocessingGroup" xmlns:wpi="http://schemas.microsoft.com/office/word/2010/wordprocessingInk" xmlns:wne="http://schemas.microsoft.com/office/word/2006/wordml" xmlns:wps="http://schemas.microsoft.com/office/word/2010/wordprocessingShape" mc:Ignorable="w14 w15 w16se w16cid w16 w16cex w16sdtdh wp14">
+<w:numbering xmlns:wpc="http://schemas.microsoft.com/office/word/2010/wordprocessingCanvas" xmlns:cx="http://schemas.microsoft.com/office/drawing/2014/chartex" xmlns:cx1="http://schemas.microsoft.com/office/drawing/2015/9/8/chartex" xmlns:cx2="http://schemas.microsoft.com/office/drawing/2015/10/21/chartex" xmlns:cx3="http://schemas.microsoft.com/office/drawing/2016/5/9/chartex" xmlns:cx4="http://schemas.microsoft.com/office/drawing/2016/5/10/chartex" xmlns:cx5="http://schemas.microsoft.com/office/drawing/2016/5/11/chartex" xmlns:cx6="http://schemas.microsoft.com/office/drawing/2016/5/12/chartex" xmlns:cx7="http://schemas.microsoft.com/office/drawing/2016/5/13/chartex" xmlns:cx8="http://schemas.microsoft.com/office/drawing/2016/5/14/chartex" xmlns:mc="http://schemas.openxmlformats.org/markup-compatibility/2006" xmlns:aink="http://schemas.microsoft.com/office/drawing/2016/ink" xmlns:am3d="http://schemas.microsoft.com/office/drawing/2017/model3d" xmlns:o="urn:schemas-microsoft-com:office:office" xmlns:oel="http://schemas.microsoft.com/office/2019/extlst" xmlns:r="http://schemas.openxmlformats.org/officeDocument/2006/relationships" xmlns:m="http://schemas.openxmlformats.org/officeDocument/2006/math" xmlns:v="urn:schemas-microsoft-com:vml" xmlns:wp14="http://schemas.microsoft.com/office/word/2010/wordprocessingDrawing" xmlns:wp="http://schemas.openxmlformats.org/drawingml/2006/wordprocessingDrawing" xmlns:w10="urn:schemas-microsoft-com:office:word" xmlns:w="http://schemas.openxmlformats.org/wordprocessingml/2006/main" xmlns:w14="http://schemas.microsoft.com/office/word/2010/wordml" xmlns:w15="http://schemas.microsoft.com/office/word/2012/wordml" xmlns:w16cex="http://schemas.microsoft.com/office/word/2018/wordml/cex" xmlns:w16cid="http://schemas.microsoft.com/office/word/2016/wordml/cid" xmlns:w16="http://schemas.microsoft.com/office/word/2018/wordml" xmlns:w16du="http://schemas.microsoft.com/office/word/2023/wordml/word16du" xmlns:w16sdtdh="http://schemas.microsoft.com/office/word/2020/wordml/sdtdatahash" xmlns:w16sdtfl="http://schemas.microsoft.com/office/word/2024/wordml/sdtformatlock" xmlns:w16se="http://schemas.microsoft.com/office/word/2015/wordml/symex" xmlns:wpg="http://schemas.microsoft.com/office/word/2010/wordprocessingGroup" xmlns:wpi="http://schemas.microsoft.com/office/word/2010/wordprocessingInk" xmlns:wne="http://schemas.microsoft.com/office/word/2006/wordml" xmlns:wps="http://schemas.microsoft.com/office/word/2010/wordprocessingShape" mc:Ignorable="w14 w15 w16se w16cid w16 w16cex w16sdtdh w16sdtfl w16du wp14">
   <w:abstractNum w:abstractNumId="0" w15:restartNumberingAfterBreak="0">
     <w:nsid w:val="02E82820"/>
     <w:multiLevelType w:val="multilevel"/>
@@ -9916,7 +10355,7 @@
 </file>
 
 <file path=word/styles.xml><?xml version="1.0" encoding="utf-8"?>
-<w:styles xmlns:mc="http://schemas.openxmlformats.org/markup-compatibility/2006" xmlns:r="http://schemas.openxmlformats.org/officeDocument/2006/relationships" xmlns:w="http://schemas.openxmlformats.org/wordprocessingml/2006/main" xmlns:w14="http://schemas.microsoft.com/office/word/2010/wordml" xmlns:w15="http://schemas.microsoft.com/office/word/2012/wordml" xmlns:w16cex="http://schemas.microsoft.com/office/word/2018/wordml/cex" xmlns:w16cid="http://schemas.microsoft.com/office/word/2016/wordml/cid" xmlns:w16="http://schemas.microsoft.com/office/word/2018/wordml" xmlns:w16sdtdh="http://schemas.microsoft.com/office/word/2020/wordml/sdtdatahash" xmlns:w16se="http://schemas.microsoft.com/office/word/2015/wordml/symex" mc:Ignorable="w14 w15 w16se w16cid w16 w16cex w16sdtdh">
+<w:styles xmlns:mc="http://schemas.openxmlformats.org/markup-compatibility/2006" xmlns:r="http://schemas.openxmlformats.org/officeDocument/2006/relationships" xmlns:w="http://schemas.openxmlformats.org/wordprocessingml/2006/main" xmlns:w14="http://schemas.microsoft.com/office/word/2010/wordml" xmlns:w15="http://schemas.microsoft.com/office/word/2012/wordml" xmlns:w16cex="http://schemas.microsoft.com/office/word/2018/wordml/cex" xmlns:w16cid="http://schemas.microsoft.com/office/word/2016/wordml/cid" xmlns:w16="http://schemas.microsoft.com/office/word/2018/wordml" xmlns:w16du="http://schemas.microsoft.com/office/word/2023/wordml/word16du" xmlns:w16sdtdh="http://schemas.microsoft.com/office/word/2020/wordml/sdtdatahash" xmlns:w16sdtfl="http://schemas.microsoft.com/office/word/2024/wordml/sdtformatlock" xmlns:w16se="http://schemas.microsoft.com/office/word/2015/wordml/symex" mc:Ignorable="w14 w15 w16se w16cid w16 w16cex w16sdtdh w16sdtfl w16du">
   <w:docDefaults>
     <w:rPrDefault>
       <w:rPr>

--- a/BÁO CÁO BÀI TẬP LỚN SIÊU THỊ.docx
+++ b/BÁO CÁO BÀI TẬP LỚN SIÊU THỊ.docx
@@ -4,29 +4,283 @@
   <w:body>
     <w:p>
       <w:pPr>
+        <w:jc w:val="center"/>
         <w:rPr>
           <w:rFonts w:ascii="Times New Roman" w:hAnsi="Times New Roman" w:cs="Times New Roman"/>
           <w:b/>
           <w:bCs/>
-          <w:sz w:val="44"/>
-          <w:szCs w:val="44"/>
-        </w:rPr>
-      </w:pPr>
-      <w:bookmarkStart w:id="0" w:name="_Hlk218368736"/>
-      <w:bookmarkEnd w:id="0"/>
+          <w:sz w:val="28"/>
+          <w:szCs w:val="28"/>
+        </w:rPr>
+      </w:pPr>
       <w:r>
         <w:rPr>
           <w:rFonts w:ascii="Times New Roman" w:hAnsi="Times New Roman" w:cs="Times New Roman"/>
           <w:b/>
           <w:bCs/>
-          <w:sz w:val="44"/>
-          <w:szCs w:val="44"/>
-        </w:rPr>
-        <w:t>BÁO CÁO BÀI TẬP LỚN</w:t>
-      </w:r>
-    </w:p>
-    <w:p>
-      <w:pPr>
+          <w:noProof/>
+          <w:sz w:val="28"/>
+          <w:szCs w:val="28"/>
+        </w:rPr>
+        <mc:AlternateContent>
+          <mc:Choice Requires="wpg">
+            <w:drawing>
+              <wp:anchor distT="0" distB="0" distL="114300" distR="114300" simplePos="0" relativeHeight="251659264" behindDoc="1" locked="0" layoutInCell="1" allowOverlap="1" wp14:anchorId="4339CE2E" wp14:editId="3CEAD705">
+                <wp:simplePos x="0" y="0"/>
+                <wp:positionH relativeFrom="column">
+                  <wp:posOffset>-389299</wp:posOffset>
+                </wp:positionH>
+                <wp:positionV relativeFrom="paragraph">
+                  <wp:posOffset>-525101</wp:posOffset>
+                </wp:positionV>
+                <wp:extent cx="6868795" cy="9347835"/>
+                <wp:effectExtent l="0" t="0" r="8255" b="5715"/>
+                <wp:wrapNone/>
+                <wp:docPr id="1248771333" name="Group 2"/>
+                <wp:cNvGraphicFramePr/>
+                <a:graphic xmlns:a="http://schemas.openxmlformats.org/drawingml/2006/main">
+                  <a:graphicData uri="http://schemas.microsoft.com/office/word/2010/wordprocessingGroup">
+                    <wpg:wgp>
+                      <wpg:cNvGrpSpPr/>
+                      <wpg:grpSpPr>
+                        <a:xfrm>
+                          <a:off x="0" y="0"/>
+                          <a:ext cx="6868795" cy="9347835"/>
+                          <a:chOff x="0" y="0"/>
+                          <a:chExt cx="9609" cy="14769"/>
+                        </a:xfrm>
+                      </wpg:grpSpPr>
+                      <pic:pic xmlns:pic="http://schemas.openxmlformats.org/drawingml/2006/picture">
+                        <pic:nvPicPr>
+                          <pic:cNvPr id="1737594621" name="Shape 5"/>
+                          <pic:cNvPicPr preferRelativeResize="0"/>
+                        </pic:nvPicPr>
+                        <pic:blipFill rotWithShape="1">
+                          <a:blip r:embed="rId6">
+                            <a:alphaModFix/>
+                          </a:blip>
+                          <a:srcRect/>
+                          <a:stretch/>
+                        </pic:blipFill>
+                        <pic:spPr>
+                          <a:xfrm>
+                            <a:off x="0" y="0"/>
+                            <a:ext cx="9609" cy="14769"/>
+                          </a:xfrm>
+                          <a:prstGeom prst="rect">
+                            <a:avLst/>
+                          </a:prstGeom>
+                          <a:noFill/>
+                          <a:ln>
+                            <a:noFill/>
+                          </a:ln>
+                        </pic:spPr>
+                      </pic:pic>
+                      <pic:pic xmlns:pic="http://schemas.openxmlformats.org/drawingml/2006/picture">
+                        <pic:nvPicPr>
+                          <pic:cNvPr id="1573493170" name="Shape 6"/>
+                          <pic:cNvPicPr preferRelativeResize="0"/>
+                        </pic:nvPicPr>
+                        <pic:blipFill>
+                          <a:blip r:embed="rId7" cstate="print">
+                            <a:alphaModFix/>
+                            <a:extLst>
+                              <a:ext uri="{28A0092B-C50C-407E-A947-70E740481C1C}">
+                                <a14:useLocalDpi xmlns:a14="http://schemas.microsoft.com/office/drawing/2010/main" val="0"/>
+                              </a:ext>
+                            </a:extLst>
+                          </a:blip>
+                          <a:srcRect/>
+                          <a:stretch/>
+                        </pic:blipFill>
+                        <pic:spPr>
+                          <a:xfrm>
+                            <a:off x="2356" y="1945"/>
+                            <a:ext cx="4825" cy="2904"/>
+                          </a:xfrm>
+                          <a:prstGeom prst="rect">
+                            <a:avLst/>
+                          </a:prstGeom>
+                          <a:noFill/>
+                          <a:ln>
+                            <a:noFill/>
+                          </a:ln>
+                        </pic:spPr>
+                      </pic:pic>
+                    </wpg:wgp>
+                  </a:graphicData>
+                </a:graphic>
+                <wp14:sizeRelH relativeFrom="margin">
+                  <wp14:pctWidth>0</wp14:pctWidth>
+                </wp14:sizeRelH>
+                <wp14:sizeRelV relativeFrom="margin">
+                  <wp14:pctHeight>0</wp14:pctHeight>
+                </wp14:sizeRelV>
+              </wp:anchor>
+            </w:drawing>
+          </mc:Choice>
+          <mc:Fallback>
+            <w:pict>
+              <v:group w14:anchorId="17BF782B" id="Group 2" o:spid="_x0000_s1026" style="position:absolute;margin-left:-30.65pt;margin-top:-41.35pt;width:540.85pt;height:736.05pt;z-index:-251657216;mso-width-relative:margin;mso-height-relative:margin" coordsize="9609,14769" o:gfxdata="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">
+                <v:shapetype id="_x0000_t75" coordsize="21600,21600" o:spt="75" o:preferrelative="t" path="m@4@5l@4@11@9@11@9@5xe" filled="f" stroked="f">
+                  <v:stroke joinstyle="miter"/>
+                  <v:formulas>
+                    <v:f eqn="if lineDrawn pixelLineWidth 0"/>
+                    <v:f eqn="sum @0 1 0"/>
+                    <v:f eqn="sum 0 0 @1"/>
+                    <v:f eqn="prod @2 1 2"/>
+                    <v:f eqn="prod @3 21600 pixelWidth"/>
+                    <v:f eqn="prod @3 21600 pixelHeight"/>
+                    <v:f eqn="sum @0 0 1"/>
+                    <v:f eqn="prod @6 1 2"/>
+                    <v:f eqn="prod @7 21600 pixelWidth"/>
+                    <v:f eqn="sum @8 21600 0"/>
+                    <v:f eqn="prod @7 21600 pixelHeight"/>
+                    <v:f eqn="sum @10 21600 0"/>
+                  </v:formulas>
+                  <v:path o:extrusionok="f" gradientshapeok="t" o:connecttype="rect"/>
+                  <o:lock v:ext="edit" aspectratio="t"/>
+                </v:shapetype>
+                <v:shape id="Shape 5" o:spid="_x0000_s1027" type="#_x0000_t75" style="position:absolute;width:9609;height:14769;visibility:visible;mso-wrap-style:square" o:preferrelative="f" o:gfxdata="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">
+                  <v:imagedata r:id="rId8" o:title=""/>
+                </v:shape>
+                <v:shape id="Shape 6" o:spid="_x0000_s1028" type="#_x0000_t75" style="position:absolute;left:2356;top:1945;width:4825;height:2904;visibility:visible;mso-wrap-style:square" o:preferrelative="f" o:gfxdata="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">
+                  <v:imagedata r:id="rId9" o:title=""/>
+                </v:shape>
+              </v:group>
+            </w:pict>
+          </mc:Fallback>
+        </mc:AlternateContent>
+      </w:r>
+      <w:r>
+        <w:rPr>
+          <w:rFonts w:ascii="Times New Roman" w:hAnsi="Times New Roman" w:cs="Times New Roman"/>
+          <w:b/>
+          <w:bCs/>
+          <w:sz w:val="28"/>
+          <w:szCs w:val="28"/>
+        </w:rPr>
+        <w:t>ĐẠI HỌC CÔNG NGHỆ GIAO THÔNG VẬN TẢI</w:t>
+      </w:r>
+    </w:p>
+    <w:p>
+      <w:pPr>
+        <w:jc w:val="center"/>
+        <w:rPr>
+          <w:rFonts w:ascii="Times New Roman" w:hAnsi="Times New Roman" w:cs="Times New Roman"/>
+          <w:b/>
+          <w:bCs/>
+          <w:sz w:val="28"/>
+          <w:szCs w:val="28"/>
+        </w:rPr>
+      </w:pPr>
+      <w:r>
+        <w:rPr>
+          <w:rFonts w:ascii="Times New Roman" w:hAnsi="Times New Roman" w:cs="Times New Roman"/>
+          <w:b/>
+          <w:bCs/>
+          <w:sz w:val="28"/>
+          <w:szCs w:val="28"/>
+        </w:rPr>
+        <w:t>KHOA CÔNG NGHỆ THÔNG TIN</w:t>
+      </w:r>
+      <w:r>
+        <w:rPr>
+          <w:rFonts w:ascii="Times New Roman" w:hAnsi="Times New Roman" w:cs="Times New Roman"/>
+          <w:b/>
+          <w:bCs/>
+          <w:sz w:val="28"/>
+          <w:szCs w:val="28"/>
+        </w:rPr>
+        <w:br/>
+      </w:r>
+      <w:r>
+        <w:rPr>
+          <w:rFonts w:ascii="Times New Roman" w:hAnsi="Times New Roman" w:cs="Times New Roman"/>
+          <w:b/>
+          <w:bCs/>
+          <w:sz w:val="28"/>
+          <w:szCs w:val="28"/>
+        </w:rPr>
+        <w:br/>
+      </w:r>
+      <w:r>
+        <w:rPr>
+          <w:rFonts w:ascii="Times New Roman" w:hAnsi="Times New Roman" w:cs="Times New Roman"/>
+          <w:b/>
+          <w:bCs/>
+          <w:sz w:val="28"/>
+          <w:szCs w:val="28"/>
+        </w:rPr>
+        <w:br/>
+      </w:r>
+      <w:r>
+        <w:rPr>
+          <w:rFonts w:ascii="Times New Roman" w:hAnsi="Times New Roman" w:cs="Times New Roman"/>
+          <w:b/>
+          <w:bCs/>
+          <w:sz w:val="28"/>
+          <w:szCs w:val="28"/>
+        </w:rPr>
+        <w:br/>
+      </w:r>
+      <w:r>
+        <w:rPr>
+          <w:rFonts w:ascii="Times New Roman" w:hAnsi="Times New Roman" w:cs="Times New Roman"/>
+          <w:b/>
+          <w:bCs/>
+          <w:sz w:val="28"/>
+          <w:szCs w:val="28"/>
+        </w:rPr>
+        <w:br/>
+      </w:r>
+      <w:r>
+        <w:rPr>
+          <w:rFonts w:ascii="Times New Roman" w:hAnsi="Times New Roman" w:cs="Times New Roman"/>
+          <w:b/>
+          <w:bCs/>
+          <w:sz w:val="28"/>
+          <w:szCs w:val="28"/>
+        </w:rPr>
+        <w:br/>
+      </w:r>
+    </w:p>
+    <w:p>
+      <w:pPr>
+        <w:jc w:val="center"/>
+        <w:rPr>
+          <w:rFonts w:ascii="Times New Roman" w:hAnsi="Times New Roman" w:cs="Times New Roman"/>
+          <w:b/>
+          <w:bCs/>
+          <w:sz w:val="28"/>
+          <w:szCs w:val="28"/>
+        </w:rPr>
+      </w:pPr>
+      <w:r>
+        <w:rPr>
+          <w:rFonts w:ascii="Times New Roman" w:hAnsi="Times New Roman" w:cs="Times New Roman"/>
+          <w:b/>
+          <w:bCs/>
+          <w:sz w:val="28"/>
+          <w:szCs w:val="28"/>
+        </w:rPr>
+        <w:br/>
+      </w:r>
+      <w:r>
+        <w:rPr>
+          <w:rFonts w:ascii="Times New Roman" w:hAnsi="Times New Roman" w:cs="Times New Roman"/>
+          <w:b/>
+          <w:bCs/>
+          <w:sz w:val="28"/>
+          <w:szCs w:val="28"/>
+        </w:rPr>
+        <w:br/>
+        <w:t>Báo cáo môn học</w:t>
+      </w:r>
+    </w:p>
+    <w:p>
+      <w:pPr>
+        <w:ind w:left="2880"/>
         <w:rPr>
           <w:rFonts w:ascii="Times New Roman" w:hAnsi="Times New Roman" w:cs="Times New Roman"/>
           <w:b/>
@@ -43,7 +297,7 @@
           <w:sz w:val="32"/>
           <w:szCs w:val="32"/>
         </w:rPr>
-        <w:t xml:space="preserve">MÔN HỌC: LẬP TRÌNH WEB (PHP &amp; MYSQL) ĐỀ TÀI: XÂY DỰNG HỆ THỐNG </w:t>
+        <w:t xml:space="preserve">        </w:t>
       </w:r>
       <w:r>
         <w:rPr>
@@ -53,11 +307,12 @@
           <w:sz w:val="32"/>
           <w:szCs w:val="32"/>
         </w:rPr>
-        <w:t>QUẢN LÍ SIÊU THỊ</w:t>
-      </w:r>
-    </w:p>
-    <w:p>
-      <w:pPr>
+        <w:t>LẬP TRÌNH WEB</w:t>
+      </w:r>
+    </w:p>
+    <w:p>
+      <w:pPr>
+        <w:jc w:val="center"/>
         <w:rPr>
           <w:rFonts w:ascii="Times New Roman" w:hAnsi="Times New Roman" w:cs="Times New Roman"/>
           <w:b/>
@@ -66,7 +321,10 @@
           <w:szCs w:val="28"/>
         </w:rPr>
       </w:pPr>
-      <w:r>
+    </w:p>
+    <w:p>
+      <w:pPr>
+        <w:jc w:val="center"/>
         <w:rPr>
           <w:rFonts w:ascii="Times New Roman" w:hAnsi="Times New Roman" w:cs="Times New Roman"/>
           <w:b/>
@@ -74,9 +332,11 @@
           <w:sz w:val="28"/>
           <w:szCs w:val="28"/>
         </w:rPr>
-        <w:t>Nhóm thực hiện: Nhóm [</w:t>
-      </w:r>
-      <w:r>
+      </w:pPr>
+    </w:p>
+    <w:p>
+      <w:pPr>
+        <w:jc w:val="center"/>
         <w:rPr>
           <w:rFonts w:ascii="Times New Roman" w:hAnsi="Times New Roman" w:cs="Times New Roman"/>
           <w:b/>
@@ -84,8 +344,7 @@
           <w:sz w:val="28"/>
           <w:szCs w:val="28"/>
         </w:rPr>
-        <w:t>12</w:t>
-      </w:r>
+      </w:pPr>
       <w:r>
         <w:rPr>
           <w:rFonts w:ascii="Times New Roman" w:hAnsi="Times New Roman" w:cs="Times New Roman"/>
@@ -94,9 +353,12 @@
           <w:sz w:val="28"/>
           <w:szCs w:val="28"/>
         </w:rPr>
-        <w:t xml:space="preserve">] Giảng viên hướng dẫn: </w:t>
-      </w:r>
-      <w:r>
+        <w:t>ĐỀ TÀI:</w:t>
+      </w:r>
+    </w:p>
+    <w:p>
+      <w:pPr>
+        <w:jc w:val="center"/>
         <w:rPr>
           <w:rFonts w:ascii="Times New Roman" w:hAnsi="Times New Roman" w:cs="Times New Roman"/>
           <w:b/>
@@ -104,11 +366,8 @@
           <w:sz w:val="28"/>
           <w:szCs w:val="28"/>
         </w:rPr>
-        <w:t>Vũ Duy Tùng</w:t>
-      </w:r>
-    </w:p>
-    <w:p>
-      <w:pPr>
+      </w:pPr>
+      <w:r>
         <w:rPr>
           <w:rFonts w:ascii="Times New Roman" w:hAnsi="Times New Roman" w:cs="Times New Roman"/>
           <w:b/>
@@ -116,7 +375,8 @@
           <w:sz w:val="28"/>
           <w:szCs w:val="28"/>
         </w:rPr>
-      </w:pPr>
+        <w:t>XÂY DỰNG HỆ THỐNG QUẢN LÍ SIÊU THỊ</w:t>
+      </w:r>
       <w:r>
         <w:rPr>
           <w:rFonts w:ascii="Times New Roman" w:hAnsi="Times New Roman" w:cs="Times New Roman"/>
@@ -125,15 +385,9 @@
           <w:sz w:val="28"/>
           <w:szCs w:val="28"/>
         </w:rPr>
-        <w:t>MỤC LỤC</w:t>
-      </w:r>
-    </w:p>
-    <w:p>
-      <w:pPr>
-        <w:numPr>
-          <w:ilvl w:val="0"/>
-          <w:numId w:val="20"/>
-        </w:numPr>
+        <w:br/>
+      </w:r>
+      <w:r>
         <w:rPr>
           <w:rFonts w:ascii="Times New Roman" w:hAnsi="Times New Roman" w:cs="Times New Roman"/>
           <w:b/>
@@ -141,8 +395,11 @@
           <w:sz w:val="28"/>
           <w:szCs w:val="28"/>
         </w:rPr>
-      </w:pPr>
-      <w:r>
+        <w:br/>
+      </w:r>
+    </w:p>
+    <w:p>
+      <w:pPr>
         <w:rPr>
           <w:rFonts w:ascii="Times New Roman" w:hAnsi="Times New Roman" w:cs="Times New Roman"/>
           <w:b/>
@@ -150,57 +407,8 @@
           <w:sz w:val="28"/>
           <w:szCs w:val="28"/>
         </w:rPr>
-        <w:t>Chương 1: Tổng quan đề tài</w:t>
-      </w:r>
-    </w:p>
-    <w:p>
-      <w:pPr>
-        <w:numPr>
-          <w:ilvl w:val="1"/>
-          <w:numId w:val="20"/>
-        </w:numPr>
-        <w:rPr>
-          <w:rFonts w:ascii="Times New Roman" w:hAnsi="Times New Roman" w:cs="Times New Roman"/>
-          <w:sz w:val="28"/>
-          <w:szCs w:val="28"/>
-        </w:rPr>
-      </w:pPr>
-      <w:r>
-        <w:rPr>
-          <w:rFonts w:ascii="Times New Roman" w:hAnsi="Times New Roman" w:cs="Times New Roman"/>
-          <w:sz w:val="28"/>
-          <w:szCs w:val="28"/>
-        </w:rPr>
-        <w:t>1.1. Đặt vấn đề và tính cấp thiết</w:t>
-      </w:r>
-    </w:p>
-    <w:p>
-      <w:pPr>
-        <w:numPr>
-          <w:ilvl w:val="1"/>
-          <w:numId w:val="20"/>
-        </w:numPr>
-        <w:rPr>
-          <w:rFonts w:ascii="Times New Roman" w:hAnsi="Times New Roman" w:cs="Times New Roman"/>
-          <w:sz w:val="28"/>
-          <w:szCs w:val="28"/>
-        </w:rPr>
-      </w:pPr>
-      <w:r>
-        <w:rPr>
-          <w:rFonts w:ascii="Times New Roman" w:hAnsi="Times New Roman" w:cs="Times New Roman"/>
-          <w:sz w:val="28"/>
-          <w:szCs w:val="28"/>
-        </w:rPr>
-        <w:t>1.2. Mục tiêu và phạm vi nghiên cứu</w:t>
-      </w:r>
-    </w:p>
-    <w:p>
-      <w:pPr>
-        <w:numPr>
-          <w:ilvl w:val="0"/>
-          <w:numId w:val="20"/>
-        </w:numPr>
+      </w:pPr>
+      <w:r>
         <w:rPr>
           <w:rFonts w:ascii="Times New Roman" w:hAnsi="Times New Roman" w:cs="Times New Roman"/>
           <w:b/>
@@ -208,7 +416,8 @@
           <w:sz w:val="28"/>
           <w:szCs w:val="28"/>
         </w:rPr>
-      </w:pPr>
+        <w:t xml:space="preserve">                   </w:t>
+      </w:r>
       <w:r>
         <w:rPr>
           <w:rFonts w:ascii="Times New Roman" w:hAnsi="Times New Roman" w:cs="Times New Roman"/>
@@ -217,78 +426,9 @@
           <w:sz w:val="28"/>
           <w:szCs w:val="28"/>
         </w:rPr>
-        <w:t>Chương 2: Phân tích và Thiết kế hệ thống</w:t>
-      </w:r>
-    </w:p>
-    <w:p>
-      <w:pPr>
-        <w:numPr>
-          <w:ilvl w:val="1"/>
-          <w:numId w:val="20"/>
-        </w:numPr>
-        <w:rPr>
-          <w:rFonts w:ascii="Times New Roman" w:hAnsi="Times New Roman" w:cs="Times New Roman"/>
-          <w:sz w:val="28"/>
-          <w:szCs w:val="28"/>
-        </w:rPr>
-      </w:pPr>
-      <w:r>
-        <w:rPr>
-          <w:rFonts w:ascii="Times New Roman" w:hAnsi="Times New Roman" w:cs="Times New Roman"/>
-          <w:sz w:val="28"/>
-          <w:szCs w:val="28"/>
-        </w:rPr>
-        <w:t>2.1. Yêu cầu chức năng và công nghệ sử dụng</w:t>
-      </w:r>
-    </w:p>
-    <w:p>
-      <w:pPr>
-        <w:numPr>
-          <w:ilvl w:val="1"/>
-          <w:numId w:val="20"/>
-        </w:numPr>
-        <w:rPr>
-          <w:rFonts w:ascii="Times New Roman" w:hAnsi="Times New Roman" w:cs="Times New Roman"/>
-          <w:sz w:val="28"/>
-          <w:szCs w:val="28"/>
-        </w:rPr>
-      </w:pPr>
-      <w:r>
-        <w:rPr>
-          <w:rFonts w:ascii="Times New Roman" w:hAnsi="Times New Roman" w:cs="Times New Roman"/>
-          <w:sz w:val="28"/>
-          <w:szCs w:val="28"/>
-        </w:rPr>
-        <w:t>2.2. Thiết kế Cơ sở dữ liệu (Database Schema)</w:t>
-      </w:r>
-    </w:p>
-    <w:p>
-      <w:pPr>
-        <w:numPr>
-          <w:ilvl w:val="1"/>
-          <w:numId w:val="20"/>
-        </w:numPr>
-        <w:rPr>
-          <w:rFonts w:ascii="Times New Roman" w:hAnsi="Times New Roman" w:cs="Times New Roman"/>
-          <w:sz w:val="28"/>
-          <w:szCs w:val="28"/>
-        </w:rPr>
-      </w:pPr>
-      <w:r>
-        <w:rPr>
-          <w:rFonts w:ascii="Times New Roman" w:hAnsi="Times New Roman" w:cs="Times New Roman"/>
-          <w:sz w:val="28"/>
-          <w:szCs w:val="28"/>
-        </w:rPr>
-        <w:t>2.3. Kiến trúc hệ thống và Sơ đồ Use Case</w:t>
-      </w:r>
-    </w:p>
-    <w:p>
-      <w:pPr>
-        <w:numPr>
-          <w:ilvl w:val="0"/>
-          <w:numId w:val="20"/>
-        </w:numPr>
+        <w:t>Giảng viên hướng dẫn:</w:t>
+      </w:r>
+      <w:r>
         <w:rPr>
           <w:rFonts w:ascii="Times New Roman" w:hAnsi="Times New Roman" w:cs="Times New Roman"/>
           <w:b/>
@@ -296,7 +436,8 @@
           <w:sz w:val="28"/>
           <w:szCs w:val="28"/>
         </w:rPr>
-      </w:pPr>
+        <w:t xml:space="preserve"> </w:t>
+      </w:r>
       <w:r>
         <w:rPr>
           <w:rFonts w:ascii="Times New Roman" w:hAnsi="Times New Roman" w:cs="Times New Roman"/>
@@ -305,15 +446,9 @@
           <w:sz w:val="28"/>
           <w:szCs w:val="28"/>
         </w:rPr>
-        <w:t>Chương 3: Tổ chức nhân sự và Phân công nhiệm vụ</w:t>
-      </w:r>
-    </w:p>
-    <w:p>
-      <w:pPr>
-        <w:numPr>
-          <w:ilvl w:val="0"/>
-          <w:numId w:val="20"/>
-        </w:numPr>
+        <w:tab/>
+      </w:r>
+      <w:r>
         <w:rPr>
           <w:rFonts w:ascii="Times New Roman" w:hAnsi="Times New Roman" w:cs="Times New Roman"/>
           <w:b/>
@@ -321,8 +456,12 @@
           <w:sz w:val="28"/>
           <w:szCs w:val="28"/>
         </w:rPr>
-      </w:pPr>
-      <w:r>
+        <w:t>VŨ DUY TÙNG</w:t>
+      </w:r>
+    </w:p>
+    <w:p>
+      <w:pPr>
+        <w:jc w:val="center"/>
         <w:rPr>
           <w:rFonts w:ascii="Times New Roman" w:hAnsi="Times New Roman" w:cs="Times New Roman"/>
           <w:b/>
@@ -330,8 +469,7 @@
           <w:sz w:val="28"/>
           <w:szCs w:val="28"/>
         </w:rPr>
-        <w:t xml:space="preserve">Chương 4: Triển khai chi tiết Module </w:t>
-      </w:r>
+      </w:pPr>
       <w:r>
         <w:rPr>
           <w:rFonts w:ascii="Times New Roman" w:hAnsi="Times New Roman" w:cs="Times New Roman"/>
@@ -340,7 +478,7 @@
           <w:sz w:val="28"/>
           <w:szCs w:val="28"/>
         </w:rPr>
-        <w:t>Siêu thị</w:t>
+        <w:t>Sinh viên thực hiện:</w:t>
       </w:r>
       <w:r>
         <w:rPr>
@@ -350,89 +488,9 @@
           <w:sz w:val="28"/>
           <w:szCs w:val="28"/>
         </w:rPr>
-        <w:t xml:space="preserve"> (Key Module)</w:t>
-      </w:r>
-    </w:p>
-    <w:p>
-      <w:pPr>
-        <w:numPr>
-          <w:ilvl w:val="1"/>
-          <w:numId w:val="20"/>
-        </w:numPr>
-        <w:rPr>
-          <w:rFonts w:ascii="Times New Roman" w:hAnsi="Times New Roman" w:cs="Times New Roman"/>
-          <w:sz w:val="28"/>
-          <w:szCs w:val="28"/>
-        </w:rPr>
-      </w:pPr>
-      <w:r>
-        <w:rPr>
-          <w:rFonts w:ascii="Times New Roman" w:hAnsi="Times New Roman" w:cs="Times New Roman"/>
-          <w:sz w:val="28"/>
-          <w:szCs w:val="28"/>
-        </w:rPr>
-        <w:t xml:space="preserve">4.1. Phân tích nghiệp vụ quản lý </w:t>
-      </w:r>
-      <w:r>
-        <w:rPr>
-          <w:rFonts w:ascii="Times New Roman" w:hAnsi="Times New Roman" w:cs="Times New Roman"/>
-          <w:sz w:val="28"/>
-          <w:szCs w:val="28"/>
-        </w:rPr>
-        <w:t>siêu thị</w:t>
-      </w:r>
-    </w:p>
-    <w:p>
-      <w:pPr>
-        <w:numPr>
-          <w:ilvl w:val="1"/>
-          <w:numId w:val="20"/>
-        </w:numPr>
-        <w:rPr>
-          <w:rFonts w:ascii="Times New Roman" w:hAnsi="Times New Roman" w:cs="Times New Roman"/>
-          <w:sz w:val="28"/>
-          <w:szCs w:val="28"/>
-        </w:rPr>
-      </w:pPr>
-      <w:r>
-        <w:rPr>
-          <w:rFonts w:ascii="Times New Roman" w:hAnsi="Times New Roman" w:cs="Times New Roman"/>
-          <w:sz w:val="28"/>
-          <w:szCs w:val="28"/>
-        </w:rPr>
-        <w:t xml:space="preserve">4.2. Giải thuật xử lý dữ liệu và thống kê </w:t>
-      </w:r>
-      <w:r>
-        <w:rPr>
-          <w:rFonts w:ascii="Times New Roman" w:hAnsi="Times New Roman" w:cs="Times New Roman"/>
-          <w:sz w:val="28"/>
-          <w:szCs w:val="28"/>
-        </w:rPr>
-        <w:t xml:space="preserve">hàng hoá, </w:t>
-      </w:r>
-      <w:r>
-        <w:rPr>
-          <w:rFonts w:ascii="Times New Roman" w:hAnsi="Times New Roman" w:cs="Times New Roman"/>
-          <w:sz w:val="28"/>
-          <w:szCs w:val="28"/>
-        </w:rPr>
-        <w:t xml:space="preserve">sản </w:t>
-      </w:r>
-      <w:r>
-        <w:rPr>
-          <w:rFonts w:ascii="Times New Roman" w:hAnsi="Times New Roman" w:cs="Times New Roman"/>
-          <w:sz w:val="28"/>
-          <w:szCs w:val="28"/>
-        </w:rPr>
-        <w:t>phẩm</w:t>
-      </w:r>
-    </w:p>
-    <w:p>
-      <w:pPr>
-        <w:numPr>
-          <w:ilvl w:val="0"/>
-          <w:numId w:val="20"/>
-        </w:numPr>
+        <w:t xml:space="preserve">  </w:t>
+      </w:r>
+      <w:r>
         <w:rPr>
           <w:rFonts w:ascii="Times New Roman" w:hAnsi="Times New Roman" w:cs="Times New Roman"/>
           <w:b/>
@@ -440,7 +498,8 @@
           <w:sz w:val="28"/>
           <w:szCs w:val="28"/>
         </w:rPr>
-      </w:pPr>
+        <w:t xml:space="preserve"> </w:t>
+      </w:r>
       <w:r>
         <w:rPr>
           <w:rFonts w:ascii="Times New Roman" w:hAnsi="Times New Roman" w:cs="Times New Roman"/>
@@ -449,11 +508,13 @@
           <w:sz w:val="28"/>
           <w:szCs w:val="28"/>
         </w:rPr>
-        <w:t>Chương 5: Kết luận và Hướng phát triển</w:t>
-      </w:r>
-    </w:p>
-    <w:p>
-      <w:pPr>
+        <w:t>1- NGUYỄN TRỌNG ĐỨC</w:t>
+      </w:r>
+    </w:p>
+    <w:p>
+      <w:pPr>
+        <w:ind w:left="720" w:firstLine="720"/>
+        <w:jc w:val="center"/>
         <w:rPr>
           <w:rFonts w:ascii="Times New Roman" w:hAnsi="Times New Roman" w:cs="Times New Roman"/>
           <w:b/>
@@ -470,13 +531,9 @@
           <w:sz w:val="28"/>
           <w:szCs w:val="28"/>
         </w:rPr>
-        <w:pict w14:anchorId="44472015">
-          <v:rect id="_x0000_i1025" style="width:0;height:1.5pt" o:hralign="center" o:hrstd="t" o:hr="t" fillcolor="#a0a0a0" stroked="f"/>
-        </w:pict>
-      </w:r>
-    </w:p>
-    <w:p>
-      <w:pPr>
+        <w:t xml:space="preserve">       </w:t>
+      </w:r>
+      <w:r>
         <w:rPr>
           <w:rFonts w:ascii="Times New Roman" w:hAnsi="Times New Roman" w:cs="Times New Roman"/>
           <w:b/>
@@ -484,7 +541,8 @@
           <w:sz w:val="28"/>
           <w:szCs w:val="28"/>
         </w:rPr>
-      </w:pPr>
+        <w:t xml:space="preserve">2- </w:t>
+      </w:r>
       <w:r>
         <w:rPr>
           <w:rFonts w:ascii="Times New Roman" w:hAnsi="Times New Roman" w:cs="Times New Roman"/>
@@ -493,11 +551,12 @@
           <w:sz w:val="28"/>
           <w:szCs w:val="28"/>
         </w:rPr>
-        <w:t>CHƯƠNG 1: TỔNG QUAN ĐỀ TÀI</w:t>
-      </w:r>
-    </w:p>
-    <w:p>
-      <w:pPr>
+        <w:t>TRẦN PHAN ANH</w:t>
+      </w:r>
+    </w:p>
+    <w:p>
+      <w:pPr>
+        <w:ind w:left="3600" w:firstLine="720"/>
         <w:rPr>
           <w:rFonts w:ascii="Times New Roman" w:hAnsi="Times New Roman" w:cs="Times New Roman"/>
           <w:b/>
@@ -514,46 +573,9 @@
           <w:sz w:val="28"/>
           <w:szCs w:val="28"/>
         </w:rPr>
-        <w:t>1.1. Đặt vấn đề và tính cấp thiết</w:t>
-      </w:r>
-    </w:p>
-    <w:p>
-      <w:pPr>
-        <w:rPr>
-          <w:rFonts w:ascii="Times New Roman" w:hAnsi="Times New Roman" w:cs="Times New Roman"/>
-          <w:sz w:val="28"/>
-          <w:szCs w:val="28"/>
-        </w:rPr>
-      </w:pPr>
-      <w:r>
-        <w:rPr>
-          <w:rFonts w:ascii="Times New Roman" w:hAnsi="Times New Roman" w:cs="Times New Roman"/>
-          <w:sz w:val="28"/>
-          <w:szCs w:val="28"/>
-        </w:rPr>
-        <w:t xml:space="preserve">Trong bối cảnh chuyển đổi số mạnh mẽ của các doanh nghiệp bán lẻ, đặc biệt là lĩnh vực siêu thị và chuỗi cửa hàng, việc quản lý thủ công bằng sổ sách hoặc file rời rạc đang bộc lộ nhiều hạn chế như: dễ sai sót dữ liệu, khó kiểm soát tồn kho, tốn thời gian tổng hợp báo cáo và thiếu tính bảo mật. </w:t>
-      </w:r>
-    </w:p>
-    <w:p>
-      <w:pPr>
-        <w:rPr>
-          <w:rFonts w:ascii="Times New Roman" w:hAnsi="Times New Roman" w:cs="Times New Roman"/>
-          <w:sz w:val="28"/>
-          <w:szCs w:val="28"/>
-        </w:rPr>
-      </w:pPr>
-      <w:r>
-        <w:rPr>
-          <w:rFonts w:ascii="Times New Roman" w:hAnsi="Times New Roman" w:cs="Times New Roman"/>
-          <w:sz w:val="28"/>
-          <w:szCs w:val="28"/>
-        </w:rPr>
-        <w:lastRenderedPageBreak/>
-        <w:t xml:space="preserve">Do đó, việc xây dựng Hệ thống Quản lí Siêu thị trên nền tảng Web là hết sức cần thiết. Hệ thống giúp tự động hóa các nghiệp vụ cốt lõi như quản lý danh mục, mặt hàng, nhà cung cấp, nhân viên, tài khoản và hóa đơn bán hàng; từ đó nâng cao hiệu quả vận hành và hỗ trợ công tác ra quyết định cho người quản lý. </w:t>
-      </w:r>
-    </w:p>
-    <w:p>
-      <w:pPr>
+        <w:t xml:space="preserve">3- </w:t>
+      </w:r>
+      <w:r>
         <w:rPr>
           <w:rFonts w:ascii="Times New Roman" w:hAnsi="Times New Roman" w:cs="Times New Roman"/>
           <w:b/>
@@ -561,8 +583,12 @@
           <w:sz w:val="28"/>
           <w:szCs w:val="28"/>
         </w:rPr>
-      </w:pPr>
-      <w:r>
+        <w:t>PHẠM QUANG MINH</w:t>
+      </w:r>
+    </w:p>
+    <w:p>
+      <w:pPr>
+        <w:ind w:left="3600" w:firstLine="720"/>
         <w:rPr>
           <w:rFonts w:ascii="Times New Roman" w:hAnsi="Times New Roman" w:cs="Times New Roman"/>
           <w:b/>
@@ -570,8 +596,2080 @@
           <w:sz w:val="28"/>
           <w:szCs w:val="28"/>
         </w:rPr>
+      </w:pPr>
+      <w:r>
+        <w:rPr>
+          <w:rFonts w:ascii="Times New Roman" w:hAnsi="Times New Roman" w:cs="Times New Roman"/>
+          <w:b/>
+          <w:bCs/>
+          <w:sz w:val="28"/>
+          <w:szCs w:val="28"/>
+        </w:rPr>
+        <w:t>4</w:t>
+      </w:r>
+      <w:r>
+        <w:rPr>
+          <w:rFonts w:ascii="Times New Roman" w:hAnsi="Times New Roman" w:cs="Times New Roman"/>
+          <w:b/>
+          <w:bCs/>
+          <w:sz w:val="28"/>
+          <w:szCs w:val="28"/>
+        </w:rPr>
+        <w:t>- PHẠM VĂN ĐẠT</w:t>
+      </w:r>
+    </w:p>
+    <w:p>
+      <w:pPr>
+        <w:ind w:left="3600" w:firstLine="720"/>
+        <w:rPr>
+          <w:rFonts w:ascii="Times New Roman" w:hAnsi="Times New Roman" w:cs="Times New Roman"/>
+          <w:b/>
+          <w:bCs/>
+          <w:sz w:val="28"/>
+          <w:szCs w:val="28"/>
+        </w:rPr>
+      </w:pPr>
+    </w:p>
+    <w:p>
+      <w:pPr>
+        <w:ind w:left="3600" w:firstLine="720"/>
+        <w:rPr>
+          <w:rFonts w:ascii="Times New Roman" w:hAnsi="Times New Roman" w:cs="Times New Roman"/>
+          <w:b/>
+          <w:bCs/>
+          <w:sz w:val="28"/>
+          <w:szCs w:val="28"/>
+        </w:rPr>
+      </w:pPr>
+    </w:p>
+    <w:p>
+      <w:pPr>
+        <w:jc w:val="center"/>
+        <w:rPr>
+          <w:rFonts w:ascii="Times New Roman" w:hAnsi="Times New Roman" w:cs="Times New Roman"/>
+          <w:b/>
+          <w:bCs/>
+          <w:sz w:val="28"/>
+          <w:szCs w:val="28"/>
+        </w:rPr>
+      </w:pPr>
+      <w:r>
+        <w:rPr>
+          <w:rFonts w:ascii="Times New Roman" w:hAnsi="Times New Roman" w:cs="Times New Roman"/>
+          <w:b/>
+          <w:bCs/>
+          <w:sz w:val="28"/>
+          <w:szCs w:val="28"/>
+        </w:rPr>
+        <w:br/>
+        <w:t>Hà Nội – 2025</w:t>
+      </w:r>
+    </w:p>
+    <w:sdt>
+      <w:sdtPr>
+        <w:rPr>
+          <w:rFonts w:ascii="Times New Roman" w:hAnsi="Times New Roman" w:cs="Times New Roman"/>
+          <w:color w:val="auto"/>
+        </w:rPr>
+        <w:id w:val="-190222009"/>
+        <w:docPartObj>
+          <w:docPartGallery w:val="Table of Contents"/>
+          <w:docPartUnique/>
+        </w:docPartObj>
+      </w:sdtPr>
+      <w:sdtEndPr>
+        <w:rPr>
+          <w:rFonts w:eastAsiaTheme="minorHAnsi"/>
+          <w:b/>
+          <w:bCs/>
+          <w:noProof/>
+          <w:kern w:val="2"/>
+          <w:sz w:val="24"/>
+          <w:szCs w:val="24"/>
+          <w14:ligatures w14:val="standardContextual"/>
+        </w:rPr>
+      </w:sdtEndPr>
+      <w:sdtContent>
+        <w:p>
+          <w:pPr>
+            <w:pStyle w:val="TOCHeading"/>
+            <w:jc w:val="center"/>
+            <w:rPr>
+              <w:rFonts w:ascii="Times New Roman" w:hAnsi="Times New Roman" w:cs="Times New Roman"/>
+              <w:color w:val="auto"/>
+            </w:rPr>
+          </w:pPr>
+          <w:r>
+            <w:rPr>
+              <w:rFonts w:ascii="Times New Roman" w:hAnsi="Times New Roman" w:cs="Times New Roman"/>
+              <w:color w:val="auto"/>
+            </w:rPr>
+            <w:t>MUC LỤC</w:t>
+          </w:r>
+        </w:p>
+        <w:p>
+          <w:pPr>
+            <w:pStyle w:val="TOC2"/>
+            <w:tabs>
+              <w:tab w:val="right" w:leader="dot" w:pos="9350"/>
+            </w:tabs>
+            <w:rPr>
+              <w:rFonts w:ascii="Times New Roman" w:hAnsi="Times New Roman" w:cs="Times New Roman"/>
+              <w:noProof/>
+            </w:rPr>
+          </w:pPr>
+          <w:r>
+            <w:rPr>
+              <w:rFonts w:ascii="Times New Roman" w:hAnsi="Times New Roman" w:cs="Times New Roman"/>
+            </w:rPr>
+            <w:fldChar w:fldCharType="begin"/>
+          </w:r>
+          <w:r>
+            <w:rPr>
+              <w:rFonts w:ascii="Times New Roman" w:hAnsi="Times New Roman" w:cs="Times New Roman"/>
+            </w:rPr>
+            <w:instrText xml:space="preserve"> TOC \o "1-3" \h \z \u </w:instrText>
+          </w:r>
+          <w:r>
+            <w:rPr>
+              <w:rFonts w:ascii="Times New Roman" w:hAnsi="Times New Roman" w:cs="Times New Roman"/>
+            </w:rPr>
+            <w:fldChar w:fldCharType="separate"/>
+          </w:r>
+          <w:hyperlink w:anchor="_Toc218591631" w:history="1">
+            <w:r>
+              <w:rPr>
+                <w:rStyle w:val="Hyperlink"/>
+                <w:rFonts w:ascii="Times New Roman" w:hAnsi="Times New Roman" w:cs="Times New Roman"/>
+                <w:noProof/>
+                <w:color w:val="auto"/>
+              </w:rPr>
+              <w:t>CHƯƠNG 1: TỔNG QUAN ĐỀ TÀI</w:t>
+            </w:r>
+            <w:r>
+              <w:rPr>
+                <w:rFonts w:ascii="Times New Roman" w:hAnsi="Times New Roman" w:cs="Times New Roman"/>
+                <w:noProof/>
+                <w:webHidden/>
+              </w:rPr>
+              <w:tab/>
+            </w:r>
+            <w:r>
+              <w:rPr>
+                <w:rFonts w:ascii="Times New Roman" w:hAnsi="Times New Roman" w:cs="Times New Roman"/>
+                <w:noProof/>
+                <w:webHidden/>
+              </w:rPr>
+              <w:fldChar w:fldCharType="begin"/>
+            </w:r>
+            <w:r>
+              <w:rPr>
+                <w:rFonts w:ascii="Times New Roman" w:hAnsi="Times New Roman" w:cs="Times New Roman"/>
+                <w:noProof/>
+                <w:webHidden/>
+              </w:rPr>
+              <w:instrText xml:space="preserve"> PAGEREF _Toc218591631 \h </w:instrText>
+            </w:r>
+            <w:r>
+              <w:rPr>
+                <w:rFonts w:ascii="Times New Roman" w:hAnsi="Times New Roman" w:cs="Times New Roman"/>
+                <w:noProof/>
+                <w:webHidden/>
+              </w:rPr>
+            </w:r>
+            <w:r>
+              <w:rPr>
+                <w:rFonts w:ascii="Times New Roman" w:hAnsi="Times New Roman" w:cs="Times New Roman"/>
+                <w:noProof/>
+                <w:webHidden/>
+              </w:rPr>
+              <w:fldChar w:fldCharType="separate"/>
+            </w:r>
+            <w:r>
+              <w:rPr>
+                <w:rFonts w:ascii="Times New Roman" w:hAnsi="Times New Roman" w:cs="Times New Roman"/>
+                <w:noProof/>
+                <w:webHidden/>
+              </w:rPr>
+              <w:t>2</w:t>
+            </w:r>
+            <w:r>
+              <w:rPr>
+                <w:rFonts w:ascii="Times New Roman" w:hAnsi="Times New Roman" w:cs="Times New Roman"/>
+                <w:noProof/>
+                <w:webHidden/>
+              </w:rPr>
+              <w:fldChar w:fldCharType="end"/>
+            </w:r>
+          </w:hyperlink>
+        </w:p>
+        <w:p>
+          <w:pPr>
+            <w:pStyle w:val="TOC3"/>
+            <w:tabs>
+              <w:tab w:val="right" w:leader="dot" w:pos="9350"/>
+            </w:tabs>
+            <w:rPr>
+              <w:rFonts w:ascii="Times New Roman" w:hAnsi="Times New Roman" w:cs="Times New Roman"/>
+              <w:noProof/>
+            </w:rPr>
+          </w:pPr>
+          <w:hyperlink w:anchor="_Toc218591632" w:history="1">
+            <w:r>
+              <w:rPr>
+                <w:rStyle w:val="Hyperlink"/>
+                <w:rFonts w:ascii="Times New Roman" w:hAnsi="Times New Roman" w:cs="Times New Roman"/>
+                <w:noProof/>
+                <w:color w:val="auto"/>
+              </w:rPr>
+              <w:t>1.1. Đặt vấn đề và tính cấp thiết</w:t>
+            </w:r>
+            <w:r>
+              <w:rPr>
+                <w:rFonts w:ascii="Times New Roman" w:hAnsi="Times New Roman" w:cs="Times New Roman"/>
+                <w:noProof/>
+                <w:webHidden/>
+              </w:rPr>
+              <w:tab/>
+            </w:r>
+            <w:r>
+              <w:rPr>
+                <w:rFonts w:ascii="Times New Roman" w:hAnsi="Times New Roman" w:cs="Times New Roman"/>
+                <w:noProof/>
+                <w:webHidden/>
+              </w:rPr>
+              <w:fldChar w:fldCharType="begin"/>
+            </w:r>
+            <w:r>
+              <w:rPr>
+                <w:rFonts w:ascii="Times New Roman" w:hAnsi="Times New Roman" w:cs="Times New Roman"/>
+                <w:noProof/>
+                <w:webHidden/>
+              </w:rPr>
+              <w:instrText xml:space="preserve"> PAGEREF _Toc218591632 \h </w:instrText>
+            </w:r>
+            <w:r>
+              <w:rPr>
+                <w:rFonts w:ascii="Times New Roman" w:hAnsi="Times New Roman" w:cs="Times New Roman"/>
+                <w:noProof/>
+                <w:webHidden/>
+              </w:rPr>
+            </w:r>
+            <w:r>
+              <w:rPr>
+                <w:rFonts w:ascii="Times New Roman" w:hAnsi="Times New Roman" w:cs="Times New Roman"/>
+                <w:noProof/>
+                <w:webHidden/>
+              </w:rPr>
+              <w:fldChar w:fldCharType="separate"/>
+            </w:r>
+            <w:r>
+              <w:rPr>
+                <w:rFonts w:ascii="Times New Roman" w:hAnsi="Times New Roman" w:cs="Times New Roman"/>
+                <w:noProof/>
+                <w:webHidden/>
+              </w:rPr>
+              <w:t>2</w:t>
+            </w:r>
+            <w:r>
+              <w:rPr>
+                <w:rFonts w:ascii="Times New Roman" w:hAnsi="Times New Roman" w:cs="Times New Roman"/>
+                <w:noProof/>
+                <w:webHidden/>
+              </w:rPr>
+              <w:fldChar w:fldCharType="end"/>
+            </w:r>
+          </w:hyperlink>
+        </w:p>
+        <w:p>
+          <w:pPr>
+            <w:pStyle w:val="TOC3"/>
+            <w:tabs>
+              <w:tab w:val="right" w:leader="dot" w:pos="9350"/>
+            </w:tabs>
+            <w:rPr>
+              <w:rFonts w:ascii="Times New Roman" w:hAnsi="Times New Roman" w:cs="Times New Roman"/>
+              <w:noProof/>
+            </w:rPr>
+          </w:pPr>
+          <w:hyperlink w:anchor="_Toc218591633" w:history="1">
+            <w:r>
+              <w:rPr>
+                <w:rStyle w:val="Hyperlink"/>
+                <w:rFonts w:ascii="Times New Roman" w:hAnsi="Times New Roman" w:cs="Times New Roman"/>
+                <w:noProof/>
+                <w:color w:val="auto"/>
+              </w:rPr>
+              <w:t>1.2. Mục tiêu dự án</w:t>
+            </w:r>
+            <w:r>
+              <w:rPr>
+                <w:rFonts w:ascii="Times New Roman" w:hAnsi="Times New Roman" w:cs="Times New Roman"/>
+                <w:noProof/>
+                <w:webHidden/>
+              </w:rPr>
+              <w:tab/>
+            </w:r>
+            <w:r>
+              <w:rPr>
+                <w:rFonts w:ascii="Times New Roman" w:hAnsi="Times New Roman" w:cs="Times New Roman"/>
+                <w:noProof/>
+                <w:webHidden/>
+              </w:rPr>
+              <w:fldChar w:fldCharType="begin"/>
+            </w:r>
+            <w:r>
+              <w:rPr>
+                <w:rFonts w:ascii="Times New Roman" w:hAnsi="Times New Roman" w:cs="Times New Roman"/>
+                <w:noProof/>
+                <w:webHidden/>
+              </w:rPr>
+              <w:instrText xml:space="preserve"> PAGEREF _Toc218591633 \h </w:instrText>
+            </w:r>
+            <w:r>
+              <w:rPr>
+                <w:rFonts w:ascii="Times New Roman" w:hAnsi="Times New Roman" w:cs="Times New Roman"/>
+                <w:noProof/>
+                <w:webHidden/>
+              </w:rPr>
+            </w:r>
+            <w:r>
+              <w:rPr>
+                <w:rFonts w:ascii="Times New Roman" w:hAnsi="Times New Roman" w:cs="Times New Roman"/>
+                <w:noProof/>
+                <w:webHidden/>
+              </w:rPr>
+              <w:fldChar w:fldCharType="separate"/>
+            </w:r>
+            <w:r>
+              <w:rPr>
+                <w:rFonts w:ascii="Times New Roman" w:hAnsi="Times New Roman" w:cs="Times New Roman"/>
+                <w:noProof/>
+                <w:webHidden/>
+              </w:rPr>
+              <w:t>2</w:t>
+            </w:r>
+            <w:r>
+              <w:rPr>
+                <w:rFonts w:ascii="Times New Roman" w:hAnsi="Times New Roman" w:cs="Times New Roman"/>
+                <w:noProof/>
+                <w:webHidden/>
+              </w:rPr>
+              <w:fldChar w:fldCharType="end"/>
+            </w:r>
+          </w:hyperlink>
+        </w:p>
+        <w:p>
+          <w:pPr>
+            <w:pStyle w:val="TOC2"/>
+            <w:tabs>
+              <w:tab w:val="right" w:leader="dot" w:pos="9350"/>
+            </w:tabs>
+            <w:rPr>
+              <w:rFonts w:ascii="Times New Roman" w:hAnsi="Times New Roman" w:cs="Times New Roman"/>
+              <w:noProof/>
+            </w:rPr>
+          </w:pPr>
+          <w:hyperlink w:anchor="_Toc218591634" w:history="1">
+            <w:r>
+              <w:rPr>
+                <w:rStyle w:val="Hyperlink"/>
+                <w:rFonts w:ascii="Times New Roman" w:hAnsi="Times New Roman" w:cs="Times New Roman"/>
+                <w:noProof/>
+                <w:color w:val="auto"/>
+              </w:rPr>
+              <w:t>CHƯƠNG 2: PHÂN TÍCH VÀ THIẾT KẾ HỆ THỐNG</w:t>
+            </w:r>
+            <w:r>
+              <w:rPr>
+                <w:rFonts w:ascii="Times New Roman" w:hAnsi="Times New Roman" w:cs="Times New Roman"/>
+                <w:noProof/>
+                <w:webHidden/>
+              </w:rPr>
+              <w:tab/>
+            </w:r>
+            <w:r>
+              <w:rPr>
+                <w:rFonts w:ascii="Times New Roman" w:hAnsi="Times New Roman" w:cs="Times New Roman"/>
+                <w:noProof/>
+                <w:webHidden/>
+              </w:rPr>
+              <w:fldChar w:fldCharType="begin"/>
+            </w:r>
+            <w:r>
+              <w:rPr>
+                <w:rFonts w:ascii="Times New Roman" w:hAnsi="Times New Roman" w:cs="Times New Roman"/>
+                <w:noProof/>
+                <w:webHidden/>
+              </w:rPr>
+              <w:instrText xml:space="preserve"> PAGEREF _Toc218591634 \h </w:instrText>
+            </w:r>
+            <w:r>
+              <w:rPr>
+                <w:rFonts w:ascii="Times New Roman" w:hAnsi="Times New Roman" w:cs="Times New Roman"/>
+                <w:noProof/>
+                <w:webHidden/>
+              </w:rPr>
+            </w:r>
+            <w:r>
+              <w:rPr>
+                <w:rFonts w:ascii="Times New Roman" w:hAnsi="Times New Roman" w:cs="Times New Roman"/>
+                <w:noProof/>
+                <w:webHidden/>
+              </w:rPr>
+              <w:fldChar w:fldCharType="separate"/>
+            </w:r>
+            <w:r>
+              <w:rPr>
+                <w:rFonts w:ascii="Times New Roman" w:hAnsi="Times New Roman" w:cs="Times New Roman"/>
+                <w:noProof/>
+                <w:webHidden/>
+              </w:rPr>
+              <w:t>2</w:t>
+            </w:r>
+            <w:r>
+              <w:rPr>
+                <w:rFonts w:ascii="Times New Roman" w:hAnsi="Times New Roman" w:cs="Times New Roman"/>
+                <w:noProof/>
+                <w:webHidden/>
+              </w:rPr>
+              <w:fldChar w:fldCharType="end"/>
+            </w:r>
+          </w:hyperlink>
+        </w:p>
+        <w:p>
+          <w:pPr>
+            <w:pStyle w:val="TOC3"/>
+            <w:tabs>
+              <w:tab w:val="right" w:leader="dot" w:pos="9350"/>
+            </w:tabs>
+            <w:rPr>
+              <w:rFonts w:ascii="Times New Roman" w:hAnsi="Times New Roman" w:cs="Times New Roman"/>
+              <w:noProof/>
+            </w:rPr>
+          </w:pPr>
+          <w:hyperlink w:anchor="_Toc218591635" w:history="1">
+            <w:r>
+              <w:rPr>
+                <w:rStyle w:val="Hyperlink"/>
+                <w:rFonts w:ascii="Times New Roman" w:hAnsi="Times New Roman" w:cs="Times New Roman"/>
+                <w:noProof/>
+                <w:color w:val="auto"/>
+              </w:rPr>
+              <w:t>2.1. Công nghệ sử dụng (Tech Stack)</w:t>
+            </w:r>
+            <w:r>
+              <w:rPr>
+                <w:rFonts w:ascii="Times New Roman" w:hAnsi="Times New Roman" w:cs="Times New Roman"/>
+                <w:noProof/>
+                <w:webHidden/>
+              </w:rPr>
+              <w:tab/>
+            </w:r>
+            <w:r>
+              <w:rPr>
+                <w:rFonts w:ascii="Times New Roman" w:hAnsi="Times New Roman" w:cs="Times New Roman"/>
+                <w:noProof/>
+                <w:webHidden/>
+              </w:rPr>
+              <w:fldChar w:fldCharType="begin"/>
+            </w:r>
+            <w:r>
+              <w:rPr>
+                <w:rFonts w:ascii="Times New Roman" w:hAnsi="Times New Roman" w:cs="Times New Roman"/>
+                <w:noProof/>
+                <w:webHidden/>
+              </w:rPr>
+              <w:instrText xml:space="preserve"> PAGEREF _Toc218591635 \h </w:instrText>
+            </w:r>
+            <w:r>
+              <w:rPr>
+                <w:rFonts w:ascii="Times New Roman" w:hAnsi="Times New Roman" w:cs="Times New Roman"/>
+                <w:noProof/>
+                <w:webHidden/>
+              </w:rPr>
+            </w:r>
+            <w:r>
+              <w:rPr>
+                <w:rFonts w:ascii="Times New Roman" w:hAnsi="Times New Roman" w:cs="Times New Roman"/>
+                <w:noProof/>
+                <w:webHidden/>
+              </w:rPr>
+              <w:fldChar w:fldCharType="separate"/>
+            </w:r>
+            <w:r>
+              <w:rPr>
+                <w:rFonts w:ascii="Times New Roman" w:hAnsi="Times New Roman" w:cs="Times New Roman"/>
+                <w:noProof/>
+                <w:webHidden/>
+              </w:rPr>
+              <w:t>2</w:t>
+            </w:r>
+            <w:r>
+              <w:rPr>
+                <w:rFonts w:ascii="Times New Roman" w:hAnsi="Times New Roman" w:cs="Times New Roman"/>
+                <w:noProof/>
+                <w:webHidden/>
+              </w:rPr>
+              <w:fldChar w:fldCharType="end"/>
+            </w:r>
+          </w:hyperlink>
+        </w:p>
+        <w:p>
+          <w:pPr>
+            <w:pStyle w:val="TOC3"/>
+            <w:tabs>
+              <w:tab w:val="right" w:leader="dot" w:pos="9350"/>
+            </w:tabs>
+            <w:rPr>
+              <w:rFonts w:ascii="Times New Roman" w:hAnsi="Times New Roman" w:cs="Times New Roman"/>
+              <w:noProof/>
+            </w:rPr>
+          </w:pPr>
+          <w:hyperlink w:anchor="_Toc218591636" w:history="1">
+            <w:r>
+              <w:rPr>
+                <w:rStyle w:val="Hyperlink"/>
+                <w:rFonts w:ascii="Times New Roman" w:hAnsi="Times New Roman" w:cs="Times New Roman"/>
+                <w:noProof/>
+                <w:color w:val="auto"/>
+              </w:rPr>
+              <w:t>2.2. Thiết kế cơ sở dữ liệu</w:t>
+            </w:r>
+            <w:r>
+              <w:rPr>
+                <w:rFonts w:ascii="Times New Roman" w:hAnsi="Times New Roman" w:cs="Times New Roman"/>
+                <w:noProof/>
+                <w:webHidden/>
+              </w:rPr>
+              <w:tab/>
+            </w:r>
+            <w:r>
+              <w:rPr>
+                <w:rFonts w:ascii="Times New Roman" w:hAnsi="Times New Roman" w:cs="Times New Roman"/>
+                <w:noProof/>
+                <w:webHidden/>
+              </w:rPr>
+              <w:fldChar w:fldCharType="begin"/>
+            </w:r>
+            <w:r>
+              <w:rPr>
+                <w:rFonts w:ascii="Times New Roman" w:hAnsi="Times New Roman" w:cs="Times New Roman"/>
+                <w:noProof/>
+                <w:webHidden/>
+              </w:rPr>
+              <w:instrText xml:space="preserve"> PAGEREF _Toc218591636 \h </w:instrText>
+            </w:r>
+            <w:r>
+              <w:rPr>
+                <w:rFonts w:ascii="Times New Roman" w:hAnsi="Times New Roman" w:cs="Times New Roman"/>
+                <w:noProof/>
+                <w:webHidden/>
+              </w:rPr>
+            </w:r>
+            <w:r>
+              <w:rPr>
+                <w:rFonts w:ascii="Times New Roman" w:hAnsi="Times New Roman" w:cs="Times New Roman"/>
+                <w:noProof/>
+                <w:webHidden/>
+              </w:rPr>
+              <w:fldChar w:fldCharType="separate"/>
+            </w:r>
+            <w:r>
+              <w:rPr>
+                <w:rFonts w:ascii="Times New Roman" w:hAnsi="Times New Roman" w:cs="Times New Roman"/>
+                <w:noProof/>
+                <w:webHidden/>
+              </w:rPr>
+              <w:t>3</w:t>
+            </w:r>
+            <w:r>
+              <w:rPr>
+                <w:rFonts w:ascii="Times New Roman" w:hAnsi="Times New Roman" w:cs="Times New Roman"/>
+                <w:noProof/>
+                <w:webHidden/>
+              </w:rPr>
+              <w:fldChar w:fldCharType="end"/>
+            </w:r>
+          </w:hyperlink>
+        </w:p>
+        <w:p>
+          <w:pPr>
+            <w:pStyle w:val="TOC3"/>
+            <w:tabs>
+              <w:tab w:val="right" w:leader="dot" w:pos="9350"/>
+            </w:tabs>
+            <w:rPr>
+              <w:rFonts w:ascii="Times New Roman" w:hAnsi="Times New Roman" w:cs="Times New Roman"/>
+              <w:noProof/>
+            </w:rPr>
+          </w:pPr>
+          <w:hyperlink w:anchor="_Toc218591637" w:history="1">
+            <w:r>
+              <w:rPr>
+                <w:rStyle w:val="Hyperlink"/>
+                <w:rFonts w:ascii="Times New Roman" w:hAnsi="Times New Roman" w:cs="Times New Roman"/>
+                <w:noProof/>
+                <w:color w:val="auto"/>
+              </w:rPr>
+              <w:t>2.3. Kiến trúc hệ thống</w:t>
+            </w:r>
+            <w:r>
+              <w:rPr>
+                <w:rFonts w:ascii="Times New Roman" w:hAnsi="Times New Roman" w:cs="Times New Roman"/>
+                <w:noProof/>
+                <w:webHidden/>
+              </w:rPr>
+              <w:tab/>
+            </w:r>
+            <w:r>
+              <w:rPr>
+                <w:rFonts w:ascii="Times New Roman" w:hAnsi="Times New Roman" w:cs="Times New Roman"/>
+                <w:noProof/>
+                <w:webHidden/>
+              </w:rPr>
+              <w:fldChar w:fldCharType="begin"/>
+            </w:r>
+            <w:r>
+              <w:rPr>
+                <w:rFonts w:ascii="Times New Roman" w:hAnsi="Times New Roman" w:cs="Times New Roman"/>
+                <w:noProof/>
+                <w:webHidden/>
+              </w:rPr>
+              <w:instrText xml:space="preserve"> PAGEREF _Toc218591637 \h </w:instrText>
+            </w:r>
+            <w:r>
+              <w:rPr>
+                <w:rFonts w:ascii="Times New Roman" w:hAnsi="Times New Roman" w:cs="Times New Roman"/>
+                <w:noProof/>
+                <w:webHidden/>
+              </w:rPr>
+            </w:r>
+            <w:r>
+              <w:rPr>
+                <w:rFonts w:ascii="Times New Roman" w:hAnsi="Times New Roman" w:cs="Times New Roman"/>
+                <w:noProof/>
+                <w:webHidden/>
+              </w:rPr>
+              <w:fldChar w:fldCharType="separate"/>
+            </w:r>
+            <w:r>
+              <w:rPr>
+                <w:rFonts w:ascii="Times New Roman" w:hAnsi="Times New Roman" w:cs="Times New Roman"/>
+                <w:noProof/>
+                <w:webHidden/>
+              </w:rPr>
+              <w:t>4</w:t>
+            </w:r>
+            <w:r>
+              <w:rPr>
+                <w:rFonts w:ascii="Times New Roman" w:hAnsi="Times New Roman" w:cs="Times New Roman"/>
+                <w:noProof/>
+                <w:webHidden/>
+              </w:rPr>
+              <w:fldChar w:fldCharType="end"/>
+            </w:r>
+          </w:hyperlink>
+        </w:p>
+        <w:p>
+          <w:pPr>
+            <w:pStyle w:val="TOC2"/>
+            <w:tabs>
+              <w:tab w:val="right" w:leader="dot" w:pos="9350"/>
+            </w:tabs>
+            <w:rPr>
+              <w:rFonts w:ascii="Times New Roman" w:hAnsi="Times New Roman" w:cs="Times New Roman"/>
+              <w:noProof/>
+            </w:rPr>
+          </w:pPr>
+          <w:hyperlink w:anchor="_Toc218591638" w:history="1">
+            <w:r>
+              <w:rPr>
+                <w:rStyle w:val="Hyperlink"/>
+                <w:rFonts w:ascii="Times New Roman" w:hAnsi="Times New Roman" w:cs="Times New Roman"/>
+                <w:noProof/>
+                <w:color w:val="auto"/>
+              </w:rPr>
+              <w:t>CHƯƠNG 3: TỔ CHỨC NHÂN SỰ VÀ PHÂN CÔNG NHIỆM VỤ</w:t>
+            </w:r>
+            <w:r>
+              <w:rPr>
+                <w:rFonts w:ascii="Times New Roman" w:hAnsi="Times New Roman" w:cs="Times New Roman"/>
+                <w:noProof/>
+                <w:webHidden/>
+              </w:rPr>
+              <w:tab/>
+            </w:r>
+            <w:r>
+              <w:rPr>
+                <w:rFonts w:ascii="Times New Roman" w:hAnsi="Times New Roman" w:cs="Times New Roman"/>
+                <w:noProof/>
+                <w:webHidden/>
+              </w:rPr>
+              <w:fldChar w:fldCharType="begin"/>
+            </w:r>
+            <w:r>
+              <w:rPr>
+                <w:rFonts w:ascii="Times New Roman" w:hAnsi="Times New Roman" w:cs="Times New Roman"/>
+                <w:noProof/>
+                <w:webHidden/>
+              </w:rPr>
+              <w:instrText xml:space="preserve"> PAGEREF _Toc218591638 \h </w:instrText>
+            </w:r>
+            <w:r>
+              <w:rPr>
+                <w:rFonts w:ascii="Times New Roman" w:hAnsi="Times New Roman" w:cs="Times New Roman"/>
+                <w:noProof/>
+                <w:webHidden/>
+              </w:rPr>
+            </w:r>
+            <w:r>
+              <w:rPr>
+                <w:rFonts w:ascii="Times New Roman" w:hAnsi="Times New Roman" w:cs="Times New Roman"/>
+                <w:noProof/>
+                <w:webHidden/>
+              </w:rPr>
+              <w:fldChar w:fldCharType="separate"/>
+            </w:r>
+            <w:r>
+              <w:rPr>
+                <w:rFonts w:ascii="Times New Roman" w:hAnsi="Times New Roman" w:cs="Times New Roman"/>
+                <w:noProof/>
+                <w:webHidden/>
+              </w:rPr>
+              <w:t>4</w:t>
+            </w:r>
+            <w:r>
+              <w:rPr>
+                <w:rFonts w:ascii="Times New Roman" w:hAnsi="Times New Roman" w:cs="Times New Roman"/>
+                <w:noProof/>
+                <w:webHidden/>
+              </w:rPr>
+              <w:fldChar w:fldCharType="end"/>
+            </w:r>
+          </w:hyperlink>
+        </w:p>
+        <w:p>
+          <w:pPr>
+            <w:pStyle w:val="TOC2"/>
+            <w:tabs>
+              <w:tab w:val="right" w:leader="dot" w:pos="9350"/>
+            </w:tabs>
+            <w:rPr>
+              <w:rFonts w:ascii="Times New Roman" w:hAnsi="Times New Roman" w:cs="Times New Roman"/>
+              <w:noProof/>
+            </w:rPr>
+          </w:pPr>
+          <w:hyperlink w:anchor="_Toc218591639" w:history="1">
+            <w:r>
+              <w:rPr>
+                <w:rStyle w:val="Hyperlink"/>
+                <w:rFonts w:ascii="Times New Roman" w:hAnsi="Times New Roman" w:cs="Times New Roman"/>
+                <w:noProof/>
+                <w:color w:val="auto"/>
+              </w:rPr>
+              <w:t>CHƯƠNG 4: PHÂN TÍCH CHI TIẾT MODULE CHÍNH</w:t>
+            </w:r>
+            <w:r>
+              <w:rPr>
+                <w:rFonts w:ascii="Times New Roman" w:hAnsi="Times New Roman" w:cs="Times New Roman"/>
+                <w:noProof/>
+                <w:webHidden/>
+              </w:rPr>
+              <w:tab/>
+            </w:r>
+            <w:r>
+              <w:rPr>
+                <w:rFonts w:ascii="Times New Roman" w:hAnsi="Times New Roman" w:cs="Times New Roman"/>
+                <w:noProof/>
+                <w:webHidden/>
+              </w:rPr>
+              <w:fldChar w:fldCharType="begin"/>
+            </w:r>
+            <w:r>
+              <w:rPr>
+                <w:rFonts w:ascii="Times New Roman" w:hAnsi="Times New Roman" w:cs="Times New Roman"/>
+                <w:noProof/>
+                <w:webHidden/>
+              </w:rPr>
+              <w:instrText xml:space="preserve"> PAGEREF _Toc218591639 \h </w:instrText>
+            </w:r>
+            <w:r>
+              <w:rPr>
+                <w:rFonts w:ascii="Times New Roman" w:hAnsi="Times New Roman" w:cs="Times New Roman"/>
+                <w:noProof/>
+                <w:webHidden/>
+              </w:rPr>
+            </w:r>
+            <w:r>
+              <w:rPr>
+                <w:rFonts w:ascii="Times New Roman" w:hAnsi="Times New Roman" w:cs="Times New Roman"/>
+                <w:noProof/>
+                <w:webHidden/>
+              </w:rPr>
+              <w:fldChar w:fldCharType="separate"/>
+            </w:r>
+            <w:r>
+              <w:rPr>
+                <w:rFonts w:ascii="Times New Roman" w:hAnsi="Times New Roman" w:cs="Times New Roman"/>
+                <w:noProof/>
+                <w:webHidden/>
+              </w:rPr>
+              <w:t>9</w:t>
+            </w:r>
+            <w:r>
+              <w:rPr>
+                <w:rFonts w:ascii="Times New Roman" w:hAnsi="Times New Roman" w:cs="Times New Roman"/>
+                <w:noProof/>
+                <w:webHidden/>
+              </w:rPr>
+              <w:fldChar w:fldCharType="end"/>
+            </w:r>
+          </w:hyperlink>
+        </w:p>
+        <w:p>
+          <w:pPr>
+            <w:pStyle w:val="TOC3"/>
+            <w:tabs>
+              <w:tab w:val="right" w:leader="dot" w:pos="9350"/>
+            </w:tabs>
+            <w:rPr>
+              <w:rFonts w:ascii="Times New Roman" w:hAnsi="Times New Roman" w:cs="Times New Roman"/>
+              <w:noProof/>
+            </w:rPr>
+          </w:pPr>
+          <w:hyperlink w:anchor="_Toc218591640" w:history="1">
+            <w:r>
+              <w:rPr>
+                <w:rStyle w:val="Hyperlink"/>
+                <w:rFonts w:ascii="Times New Roman" w:hAnsi="Times New Roman" w:cs="Times New Roman"/>
+                <w:noProof/>
+                <w:color w:val="auto"/>
+              </w:rPr>
+              <w:t>4.1. Module Quản lý Danh mục</w:t>
+            </w:r>
+            <w:r>
+              <w:rPr>
+                <w:rFonts w:ascii="Times New Roman" w:hAnsi="Times New Roman" w:cs="Times New Roman"/>
+                <w:noProof/>
+                <w:webHidden/>
+              </w:rPr>
+              <w:tab/>
+            </w:r>
+            <w:r>
+              <w:rPr>
+                <w:rFonts w:ascii="Times New Roman" w:hAnsi="Times New Roman" w:cs="Times New Roman"/>
+                <w:noProof/>
+                <w:webHidden/>
+              </w:rPr>
+              <w:fldChar w:fldCharType="begin"/>
+            </w:r>
+            <w:r>
+              <w:rPr>
+                <w:rFonts w:ascii="Times New Roman" w:hAnsi="Times New Roman" w:cs="Times New Roman"/>
+                <w:noProof/>
+                <w:webHidden/>
+              </w:rPr>
+              <w:instrText xml:space="preserve"> PAGEREF _Toc218591640 \h </w:instrText>
+            </w:r>
+            <w:r>
+              <w:rPr>
+                <w:rFonts w:ascii="Times New Roman" w:hAnsi="Times New Roman" w:cs="Times New Roman"/>
+                <w:noProof/>
+                <w:webHidden/>
+              </w:rPr>
+            </w:r>
+            <w:r>
+              <w:rPr>
+                <w:rFonts w:ascii="Times New Roman" w:hAnsi="Times New Roman" w:cs="Times New Roman"/>
+                <w:noProof/>
+                <w:webHidden/>
+              </w:rPr>
+              <w:fldChar w:fldCharType="separate"/>
+            </w:r>
+            <w:r>
+              <w:rPr>
+                <w:rFonts w:ascii="Times New Roman" w:hAnsi="Times New Roman" w:cs="Times New Roman"/>
+                <w:noProof/>
+                <w:webHidden/>
+              </w:rPr>
+              <w:t>9</w:t>
+            </w:r>
+            <w:r>
+              <w:rPr>
+                <w:rFonts w:ascii="Times New Roman" w:hAnsi="Times New Roman" w:cs="Times New Roman"/>
+                <w:noProof/>
+                <w:webHidden/>
+              </w:rPr>
+              <w:fldChar w:fldCharType="end"/>
+            </w:r>
+          </w:hyperlink>
+        </w:p>
+        <w:p>
+          <w:pPr>
+            <w:pStyle w:val="TOC3"/>
+            <w:tabs>
+              <w:tab w:val="right" w:leader="dot" w:pos="9350"/>
+            </w:tabs>
+            <w:rPr>
+              <w:rFonts w:ascii="Times New Roman" w:hAnsi="Times New Roman" w:cs="Times New Roman"/>
+              <w:noProof/>
+            </w:rPr>
+          </w:pPr>
+          <w:hyperlink w:anchor="_Toc218591641" w:history="1">
+            <w:r>
+              <w:rPr>
+                <w:rStyle w:val="Hyperlink"/>
+                <w:rFonts w:ascii="Times New Roman" w:hAnsi="Times New Roman" w:cs="Times New Roman"/>
+                <w:noProof/>
+                <w:color w:val="auto"/>
+              </w:rPr>
+              <w:t>4.2. Module Quản lý Mặt hàng</w:t>
+            </w:r>
+            <w:r>
+              <w:rPr>
+                <w:rFonts w:ascii="Times New Roman" w:hAnsi="Times New Roman" w:cs="Times New Roman"/>
+                <w:noProof/>
+                <w:webHidden/>
+              </w:rPr>
+              <w:tab/>
+            </w:r>
+            <w:r>
+              <w:rPr>
+                <w:rFonts w:ascii="Times New Roman" w:hAnsi="Times New Roman" w:cs="Times New Roman"/>
+                <w:noProof/>
+                <w:webHidden/>
+              </w:rPr>
+              <w:fldChar w:fldCharType="begin"/>
+            </w:r>
+            <w:r>
+              <w:rPr>
+                <w:rFonts w:ascii="Times New Roman" w:hAnsi="Times New Roman" w:cs="Times New Roman"/>
+                <w:noProof/>
+                <w:webHidden/>
+              </w:rPr>
+              <w:instrText xml:space="preserve"> PAGEREF _Toc218591641 \h </w:instrText>
+            </w:r>
+            <w:r>
+              <w:rPr>
+                <w:rFonts w:ascii="Times New Roman" w:hAnsi="Times New Roman" w:cs="Times New Roman"/>
+                <w:noProof/>
+                <w:webHidden/>
+              </w:rPr>
+            </w:r>
+            <w:r>
+              <w:rPr>
+                <w:rFonts w:ascii="Times New Roman" w:hAnsi="Times New Roman" w:cs="Times New Roman"/>
+                <w:noProof/>
+                <w:webHidden/>
+              </w:rPr>
+              <w:fldChar w:fldCharType="separate"/>
+            </w:r>
+            <w:r>
+              <w:rPr>
+                <w:rFonts w:ascii="Times New Roman" w:hAnsi="Times New Roman" w:cs="Times New Roman"/>
+                <w:noProof/>
+                <w:webHidden/>
+              </w:rPr>
+              <w:t>10</w:t>
+            </w:r>
+            <w:r>
+              <w:rPr>
+                <w:rFonts w:ascii="Times New Roman" w:hAnsi="Times New Roman" w:cs="Times New Roman"/>
+                <w:noProof/>
+                <w:webHidden/>
+              </w:rPr>
+              <w:fldChar w:fldCharType="end"/>
+            </w:r>
+          </w:hyperlink>
+        </w:p>
+        <w:p>
+          <w:pPr>
+            <w:pStyle w:val="TOC3"/>
+            <w:tabs>
+              <w:tab w:val="right" w:leader="dot" w:pos="9350"/>
+            </w:tabs>
+            <w:rPr>
+              <w:rFonts w:ascii="Times New Roman" w:hAnsi="Times New Roman" w:cs="Times New Roman"/>
+              <w:noProof/>
+            </w:rPr>
+          </w:pPr>
+          <w:hyperlink w:anchor="_Toc218591642" w:history="1">
+            <w:r>
+              <w:rPr>
+                <w:rStyle w:val="Hyperlink"/>
+                <w:rFonts w:ascii="Times New Roman" w:hAnsi="Times New Roman" w:cs="Times New Roman"/>
+                <w:noProof/>
+                <w:color w:val="auto"/>
+              </w:rPr>
+              <w:t>4.3. Module Quản lý Đơn Nhập Hàng</w:t>
+            </w:r>
+            <w:r>
+              <w:rPr>
+                <w:rFonts w:ascii="Times New Roman" w:hAnsi="Times New Roman" w:cs="Times New Roman"/>
+                <w:noProof/>
+                <w:webHidden/>
+              </w:rPr>
+              <w:tab/>
+            </w:r>
+            <w:r>
+              <w:rPr>
+                <w:rFonts w:ascii="Times New Roman" w:hAnsi="Times New Roman" w:cs="Times New Roman"/>
+                <w:noProof/>
+                <w:webHidden/>
+              </w:rPr>
+              <w:fldChar w:fldCharType="begin"/>
+            </w:r>
+            <w:r>
+              <w:rPr>
+                <w:rFonts w:ascii="Times New Roman" w:hAnsi="Times New Roman" w:cs="Times New Roman"/>
+                <w:noProof/>
+                <w:webHidden/>
+              </w:rPr>
+              <w:instrText xml:space="preserve"> PAGEREF _Toc218591642 \h </w:instrText>
+            </w:r>
+            <w:r>
+              <w:rPr>
+                <w:rFonts w:ascii="Times New Roman" w:hAnsi="Times New Roman" w:cs="Times New Roman"/>
+                <w:noProof/>
+                <w:webHidden/>
+              </w:rPr>
+            </w:r>
+            <w:r>
+              <w:rPr>
+                <w:rFonts w:ascii="Times New Roman" w:hAnsi="Times New Roman" w:cs="Times New Roman"/>
+                <w:noProof/>
+                <w:webHidden/>
+              </w:rPr>
+              <w:fldChar w:fldCharType="separate"/>
+            </w:r>
+            <w:r>
+              <w:rPr>
+                <w:rFonts w:ascii="Times New Roman" w:hAnsi="Times New Roman" w:cs="Times New Roman"/>
+                <w:noProof/>
+                <w:webHidden/>
+              </w:rPr>
+              <w:t>10</w:t>
+            </w:r>
+            <w:r>
+              <w:rPr>
+                <w:rFonts w:ascii="Times New Roman" w:hAnsi="Times New Roman" w:cs="Times New Roman"/>
+                <w:noProof/>
+                <w:webHidden/>
+              </w:rPr>
+              <w:fldChar w:fldCharType="end"/>
+            </w:r>
+          </w:hyperlink>
+        </w:p>
+        <w:p>
+          <w:pPr>
+            <w:pStyle w:val="TOC3"/>
+            <w:tabs>
+              <w:tab w:val="right" w:leader="dot" w:pos="9350"/>
+            </w:tabs>
+            <w:rPr>
+              <w:rFonts w:ascii="Times New Roman" w:hAnsi="Times New Roman" w:cs="Times New Roman"/>
+              <w:noProof/>
+            </w:rPr>
+          </w:pPr>
+          <w:hyperlink w:anchor="_Toc218591643" w:history="1">
+            <w:r>
+              <w:rPr>
+                <w:rStyle w:val="Hyperlink"/>
+                <w:rFonts w:ascii="Times New Roman" w:hAnsi="Times New Roman" w:cs="Times New Roman"/>
+                <w:noProof/>
+                <w:color w:val="auto"/>
+              </w:rPr>
+              <w:t>4.4. Module Quản lý Nhà Cung Cấp</w:t>
+            </w:r>
+            <w:r>
+              <w:rPr>
+                <w:rFonts w:ascii="Times New Roman" w:hAnsi="Times New Roman" w:cs="Times New Roman"/>
+                <w:noProof/>
+                <w:webHidden/>
+              </w:rPr>
+              <w:tab/>
+            </w:r>
+            <w:r>
+              <w:rPr>
+                <w:rFonts w:ascii="Times New Roman" w:hAnsi="Times New Roman" w:cs="Times New Roman"/>
+                <w:noProof/>
+                <w:webHidden/>
+              </w:rPr>
+              <w:fldChar w:fldCharType="begin"/>
+            </w:r>
+            <w:r>
+              <w:rPr>
+                <w:rFonts w:ascii="Times New Roman" w:hAnsi="Times New Roman" w:cs="Times New Roman"/>
+                <w:noProof/>
+                <w:webHidden/>
+              </w:rPr>
+              <w:instrText xml:space="preserve"> PAGEREF _Toc218591643 \h </w:instrText>
+            </w:r>
+            <w:r>
+              <w:rPr>
+                <w:rFonts w:ascii="Times New Roman" w:hAnsi="Times New Roman" w:cs="Times New Roman"/>
+                <w:noProof/>
+                <w:webHidden/>
+              </w:rPr>
+            </w:r>
+            <w:r>
+              <w:rPr>
+                <w:rFonts w:ascii="Times New Roman" w:hAnsi="Times New Roman" w:cs="Times New Roman"/>
+                <w:noProof/>
+                <w:webHidden/>
+              </w:rPr>
+              <w:fldChar w:fldCharType="separate"/>
+            </w:r>
+            <w:r>
+              <w:rPr>
+                <w:rFonts w:ascii="Times New Roman" w:hAnsi="Times New Roman" w:cs="Times New Roman"/>
+                <w:noProof/>
+                <w:webHidden/>
+              </w:rPr>
+              <w:t>11</w:t>
+            </w:r>
+            <w:r>
+              <w:rPr>
+                <w:rFonts w:ascii="Times New Roman" w:hAnsi="Times New Roman" w:cs="Times New Roman"/>
+                <w:noProof/>
+                <w:webHidden/>
+              </w:rPr>
+              <w:fldChar w:fldCharType="end"/>
+            </w:r>
+          </w:hyperlink>
+        </w:p>
+        <w:p>
+          <w:pPr>
+            <w:pStyle w:val="TOC3"/>
+            <w:tabs>
+              <w:tab w:val="right" w:leader="dot" w:pos="9350"/>
+            </w:tabs>
+            <w:rPr>
+              <w:rFonts w:ascii="Times New Roman" w:hAnsi="Times New Roman" w:cs="Times New Roman"/>
+              <w:noProof/>
+            </w:rPr>
+          </w:pPr>
+          <w:hyperlink w:anchor="_Toc218591644" w:history="1">
+            <w:r>
+              <w:rPr>
+                <w:rStyle w:val="Hyperlink"/>
+                <w:rFonts w:ascii="Times New Roman" w:hAnsi="Times New Roman" w:cs="Times New Roman"/>
+                <w:noProof/>
+                <w:color w:val="auto"/>
+              </w:rPr>
+              <w:t>4.5. Module Quản lý Hoá Đơn</w:t>
+            </w:r>
+            <w:r>
+              <w:rPr>
+                <w:rFonts w:ascii="Times New Roman" w:hAnsi="Times New Roman" w:cs="Times New Roman"/>
+                <w:noProof/>
+                <w:webHidden/>
+              </w:rPr>
+              <w:tab/>
+            </w:r>
+            <w:r>
+              <w:rPr>
+                <w:rFonts w:ascii="Times New Roman" w:hAnsi="Times New Roman" w:cs="Times New Roman"/>
+                <w:noProof/>
+                <w:webHidden/>
+              </w:rPr>
+              <w:fldChar w:fldCharType="begin"/>
+            </w:r>
+            <w:r>
+              <w:rPr>
+                <w:rFonts w:ascii="Times New Roman" w:hAnsi="Times New Roman" w:cs="Times New Roman"/>
+                <w:noProof/>
+                <w:webHidden/>
+              </w:rPr>
+              <w:instrText xml:space="preserve"> PAGEREF _Toc218591644 \h </w:instrText>
+            </w:r>
+            <w:r>
+              <w:rPr>
+                <w:rFonts w:ascii="Times New Roman" w:hAnsi="Times New Roman" w:cs="Times New Roman"/>
+                <w:noProof/>
+                <w:webHidden/>
+              </w:rPr>
+            </w:r>
+            <w:r>
+              <w:rPr>
+                <w:rFonts w:ascii="Times New Roman" w:hAnsi="Times New Roman" w:cs="Times New Roman"/>
+                <w:noProof/>
+                <w:webHidden/>
+              </w:rPr>
+              <w:fldChar w:fldCharType="separate"/>
+            </w:r>
+            <w:r>
+              <w:rPr>
+                <w:rFonts w:ascii="Times New Roman" w:hAnsi="Times New Roman" w:cs="Times New Roman"/>
+                <w:noProof/>
+                <w:webHidden/>
+              </w:rPr>
+              <w:t>11</w:t>
+            </w:r>
+            <w:r>
+              <w:rPr>
+                <w:rFonts w:ascii="Times New Roman" w:hAnsi="Times New Roman" w:cs="Times New Roman"/>
+                <w:noProof/>
+                <w:webHidden/>
+              </w:rPr>
+              <w:fldChar w:fldCharType="end"/>
+            </w:r>
+          </w:hyperlink>
+        </w:p>
+        <w:p>
+          <w:pPr>
+            <w:pStyle w:val="TOC3"/>
+            <w:tabs>
+              <w:tab w:val="right" w:leader="dot" w:pos="9350"/>
+            </w:tabs>
+            <w:rPr>
+              <w:rFonts w:ascii="Times New Roman" w:hAnsi="Times New Roman" w:cs="Times New Roman"/>
+              <w:noProof/>
+            </w:rPr>
+          </w:pPr>
+          <w:hyperlink w:anchor="_Toc218591645" w:history="1">
+            <w:r>
+              <w:rPr>
+                <w:rStyle w:val="Hyperlink"/>
+                <w:rFonts w:ascii="Times New Roman" w:hAnsi="Times New Roman" w:cs="Times New Roman"/>
+                <w:noProof/>
+                <w:color w:val="auto"/>
+              </w:rPr>
+              <w:t>4.6. Module Sản Phẩm bán chạy</w:t>
+            </w:r>
+            <w:r>
+              <w:rPr>
+                <w:rFonts w:ascii="Times New Roman" w:hAnsi="Times New Roman" w:cs="Times New Roman"/>
+                <w:noProof/>
+                <w:webHidden/>
+              </w:rPr>
+              <w:tab/>
+            </w:r>
+            <w:r>
+              <w:rPr>
+                <w:rFonts w:ascii="Times New Roman" w:hAnsi="Times New Roman" w:cs="Times New Roman"/>
+                <w:noProof/>
+                <w:webHidden/>
+              </w:rPr>
+              <w:fldChar w:fldCharType="begin"/>
+            </w:r>
+            <w:r>
+              <w:rPr>
+                <w:rFonts w:ascii="Times New Roman" w:hAnsi="Times New Roman" w:cs="Times New Roman"/>
+                <w:noProof/>
+                <w:webHidden/>
+              </w:rPr>
+              <w:instrText xml:space="preserve"> PAGEREF _Toc218591645 \h </w:instrText>
+            </w:r>
+            <w:r>
+              <w:rPr>
+                <w:rFonts w:ascii="Times New Roman" w:hAnsi="Times New Roman" w:cs="Times New Roman"/>
+                <w:noProof/>
+                <w:webHidden/>
+              </w:rPr>
+            </w:r>
+            <w:r>
+              <w:rPr>
+                <w:rFonts w:ascii="Times New Roman" w:hAnsi="Times New Roman" w:cs="Times New Roman"/>
+                <w:noProof/>
+                <w:webHidden/>
+              </w:rPr>
+              <w:fldChar w:fldCharType="separate"/>
+            </w:r>
+            <w:r>
+              <w:rPr>
+                <w:rFonts w:ascii="Times New Roman" w:hAnsi="Times New Roman" w:cs="Times New Roman"/>
+                <w:noProof/>
+                <w:webHidden/>
+              </w:rPr>
+              <w:t>12</w:t>
+            </w:r>
+            <w:r>
+              <w:rPr>
+                <w:rFonts w:ascii="Times New Roman" w:hAnsi="Times New Roman" w:cs="Times New Roman"/>
+                <w:noProof/>
+                <w:webHidden/>
+              </w:rPr>
+              <w:fldChar w:fldCharType="end"/>
+            </w:r>
+          </w:hyperlink>
+        </w:p>
+        <w:p>
+          <w:pPr>
+            <w:pStyle w:val="TOC3"/>
+            <w:tabs>
+              <w:tab w:val="right" w:leader="dot" w:pos="9350"/>
+            </w:tabs>
+            <w:rPr>
+              <w:rFonts w:ascii="Times New Roman" w:hAnsi="Times New Roman" w:cs="Times New Roman"/>
+              <w:noProof/>
+            </w:rPr>
+          </w:pPr>
+          <w:hyperlink w:anchor="_Toc218591646" w:history="1">
+            <w:r>
+              <w:rPr>
+                <w:rStyle w:val="Hyperlink"/>
+                <w:rFonts w:ascii="Times New Roman" w:hAnsi="Times New Roman" w:cs="Times New Roman"/>
+                <w:noProof/>
+                <w:color w:val="auto"/>
+              </w:rPr>
+              <w:t>4.7. Module Thống Kê Thu - Chi</w:t>
+            </w:r>
+            <w:r>
+              <w:rPr>
+                <w:rFonts w:ascii="Times New Roman" w:hAnsi="Times New Roman" w:cs="Times New Roman"/>
+                <w:noProof/>
+                <w:webHidden/>
+              </w:rPr>
+              <w:tab/>
+            </w:r>
+            <w:r>
+              <w:rPr>
+                <w:rFonts w:ascii="Times New Roman" w:hAnsi="Times New Roman" w:cs="Times New Roman"/>
+                <w:noProof/>
+                <w:webHidden/>
+              </w:rPr>
+              <w:fldChar w:fldCharType="begin"/>
+            </w:r>
+            <w:r>
+              <w:rPr>
+                <w:rFonts w:ascii="Times New Roman" w:hAnsi="Times New Roman" w:cs="Times New Roman"/>
+                <w:noProof/>
+                <w:webHidden/>
+              </w:rPr>
+              <w:instrText xml:space="preserve"> PAGEREF _Toc218591646 \h </w:instrText>
+            </w:r>
+            <w:r>
+              <w:rPr>
+                <w:rFonts w:ascii="Times New Roman" w:hAnsi="Times New Roman" w:cs="Times New Roman"/>
+                <w:noProof/>
+                <w:webHidden/>
+              </w:rPr>
+            </w:r>
+            <w:r>
+              <w:rPr>
+                <w:rFonts w:ascii="Times New Roman" w:hAnsi="Times New Roman" w:cs="Times New Roman"/>
+                <w:noProof/>
+                <w:webHidden/>
+              </w:rPr>
+              <w:fldChar w:fldCharType="separate"/>
+            </w:r>
+            <w:r>
+              <w:rPr>
+                <w:rFonts w:ascii="Times New Roman" w:hAnsi="Times New Roman" w:cs="Times New Roman"/>
+                <w:noProof/>
+                <w:webHidden/>
+              </w:rPr>
+              <w:t>12</w:t>
+            </w:r>
+            <w:r>
+              <w:rPr>
+                <w:rFonts w:ascii="Times New Roman" w:hAnsi="Times New Roman" w:cs="Times New Roman"/>
+                <w:noProof/>
+                <w:webHidden/>
+              </w:rPr>
+              <w:fldChar w:fldCharType="end"/>
+            </w:r>
+          </w:hyperlink>
+        </w:p>
+        <w:p>
+          <w:pPr>
+            <w:pStyle w:val="TOC3"/>
+            <w:tabs>
+              <w:tab w:val="right" w:leader="dot" w:pos="9350"/>
+            </w:tabs>
+            <w:rPr>
+              <w:rFonts w:ascii="Times New Roman" w:hAnsi="Times New Roman" w:cs="Times New Roman"/>
+              <w:noProof/>
+            </w:rPr>
+          </w:pPr>
+          <w:hyperlink w:anchor="_Toc218591647" w:history="1">
+            <w:r>
+              <w:rPr>
+                <w:rStyle w:val="Hyperlink"/>
+                <w:rFonts w:ascii="Times New Roman" w:hAnsi="Times New Roman" w:cs="Times New Roman"/>
+                <w:noProof/>
+                <w:color w:val="auto"/>
+              </w:rPr>
+              <w:t>4.8. Module Quản lý Nhân Viên</w:t>
+            </w:r>
+            <w:r>
+              <w:rPr>
+                <w:rFonts w:ascii="Times New Roman" w:hAnsi="Times New Roman" w:cs="Times New Roman"/>
+                <w:noProof/>
+                <w:webHidden/>
+              </w:rPr>
+              <w:tab/>
+            </w:r>
+            <w:r>
+              <w:rPr>
+                <w:rFonts w:ascii="Times New Roman" w:hAnsi="Times New Roman" w:cs="Times New Roman"/>
+                <w:noProof/>
+                <w:webHidden/>
+              </w:rPr>
+              <w:fldChar w:fldCharType="begin"/>
+            </w:r>
+            <w:r>
+              <w:rPr>
+                <w:rFonts w:ascii="Times New Roman" w:hAnsi="Times New Roman" w:cs="Times New Roman"/>
+                <w:noProof/>
+                <w:webHidden/>
+              </w:rPr>
+              <w:instrText xml:space="preserve"> PAGEREF _Toc218591647 \h </w:instrText>
+            </w:r>
+            <w:r>
+              <w:rPr>
+                <w:rFonts w:ascii="Times New Roman" w:hAnsi="Times New Roman" w:cs="Times New Roman"/>
+                <w:noProof/>
+                <w:webHidden/>
+              </w:rPr>
+            </w:r>
+            <w:r>
+              <w:rPr>
+                <w:rFonts w:ascii="Times New Roman" w:hAnsi="Times New Roman" w:cs="Times New Roman"/>
+                <w:noProof/>
+                <w:webHidden/>
+              </w:rPr>
+              <w:fldChar w:fldCharType="separate"/>
+            </w:r>
+            <w:r>
+              <w:rPr>
+                <w:rFonts w:ascii="Times New Roman" w:hAnsi="Times New Roman" w:cs="Times New Roman"/>
+                <w:noProof/>
+                <w:webHidden/>
+              </w:rPr>
+              <w:t>12</w:t>
+            </w:r>
+            <w:r>
+              <w:rPr>
+                <w:rFonts w:ascii="Times New Roman" w:hAnsi="Times New Roman" w:cs="Times New Roman"/>
+                <w:noProof/>
+                <w:webHidden/>
+              </w:rPr>
+              <w:fldChar w:fldCharType="end"/>
+            </w:r>
+          </w:hyperlink>
+        </w:p>
+        <w:p>
+          <w:pPr>
+            <w:pStyle w:val="TOC3"/>
+            <w:tabs>
+              <w:tab w:val="right" w:leader="dot" w:pos="9350"/>
+            </w:tabs>
+            <w:rPr>
+              <w:rFonts w:ascii="Times New Roman" w:hAnsi="Times New Roman" w:cs="Times New Roman"/>
+              <w:noProof/>
+            </w:rPr>
+          </w:pPr>
+          <w:hyperlink w:anchor="_Toc218591648" w:history="1">
+            <w:r>
+              <w:rPr>
+                <w:rStyle w:val="Hyperlink"/>
+                <w:rFonts w:ascii="Times New Roman" w:hAnsi="Times New Roman" w:cs="Times New Roman"/>
+                <w:noProof/>
+                <w:color w:val="auto"/>
+              </w:rPr>
+              <w:t>4.9. Module Quản lý Bộ Phận</w:t>
+            </w:r>
+            <w:r>
+              <w:rPr>
+                <w:rFonts w:ascii="Times New Roman" w:hAnsi="Times New Roman" w:cs="Times New Roman"/>
+                <w:noProof/>
+                <w:webHidden/>
+              </w:rPr>
+              <w:tab/>
+            </w:r>
+            <w:r>
+              <w:rPr>
+                <w:rFonts w:ascii="Times New Roman" w:hAnsi="Times New Roman" w:cs="Times New Roman"/>
+                <w:noProof/>
+                <w:webHidden/>
+              </w:rPr>
+              <w:fldChar w:fldCharType="begin"/>
+            </w:r>
+            <w:r>
+              <w:rPr>
+                <w:rFonts w:ascii="Times New Roman" w:hAnsi="Times New Roman" w:cs="Times New Roman"/>
+                <w:noProof/>
+                <w:webHidden/>
+              </w:rPr>
+              <w:instrText xml:space="preserve"> PAGEREF _Toc218591648 \h </w:instrText>
+            </w:r>
+            <w:r>
+              <w:rPr>
+                <w:rFonts w:ascii="Times New Roman" w:hAnsi="Times New Roman" w:cs="Times New Roman"/>
+                <w:noProof/>
+                <w:webHidden/>
+              </w:rPr>
+            </w:r>
+            <w:r>
+              <w:rPr>
+                <w:rFonts w:ascii="Times New Roman" w:hAnsi="Times New Roman" w:cs="Times New Roman"/>
+                <w:noProof/>
+                <w:webHidden/>
+              </w:rPr>
+              <w:fldChar w:fldCharType="separate"/>
+            </w:r>
+            <w:r>
+              <w:rPr>
+                <w:rFonts w:ascii="Times New Roman" w:hAnsi="Times New Roman" w:cs="Times New Roman"/>
+                <w:noProof/>
+                <w:webHidden/>
+              </w:rPr>
+              <w:t>13</w:t>
+            </w:r>
+            <w:r>
+              <w:rPr>
+                <w:rFonts w:ascii="Times New Roman" w:hAnsi="Times New Roman" w:cs="Times New Roman"/>
+                <w:noProof/>
+                <w:webHidden/>
+              </w:rPr>
+              <w:fldChar w:fldCharType="end"/>
+            </w:r>
+          </w:hyperlink>
+        </w:p>
+        <w:p>
+          <w:pPr>
+            <w:pStyle w:val="TOC3"/>
+            <w:tabs>
+              <w:tab w:val="right" w:leader="dot" w:pos="9350"/>
+            </w:tabs>
+            <w:rPr>
+              <w:rFonts w:ascii="Times New Roman" w:hAnsi="Times New Roman" w:cs="Times New Roman"/>
+              <w:noProof/>
+            </w:rPr>
+          </w:pPr>
+          <w:hyperlink w:anchor="_Toc218591649" w:history="1">
+            <w:r>
+              <w:rPr>
+                <w:rStyle w:val="Hyperlink"/>
+                <w:rFonts w:ascii="Times New Roman" w:hAnsi="Times New Roman" w:cs="Times New Roman"/>
+                <w:noProof/>
+                <w:color w:val="auto"/>
+              </w:rPr>
+              <w:t>4.10. Module Quản lý Tài Khoản</w:t>
+            </w:r>
+            <w:r>
+              <w:rPr>
+                <w:rFonts w:ascii="Times New Roman" w:hAnsi="Times New Roman" w:cs="Times New Roman"/>
+                <w:noProof/>
+                <w:webHidden/>
+              </w:rPr>
+              <w:tab/>
+            </w:r>
+            <w:r>
+              <w:rPr>
+                <w:rFonts w:ascii="Times New Roman" w:hAnsi="Times New Roman" w:cs="Times New Roman"/>
+                <w:noProof/>
+                <w:webHidden/>
+              </w:rPr>
+              <w:fldChar w:fldCharType="begin"/>
+            </w:r>
+            <w:r>
+              <w:rPr>
+                <w:rFonts w:ascii="Times New Roman" w:hAnsi="Times New Roman" w:cs="Times New Roman"/>
+                <w:noProof/>
+                <w:webHidden/>
+              </w:rPr>
+              <w:instrText xml:space="preserve"> PAGEREF _Toc218591649 \h </w:instrText>
+            </w:r>
+            <w:r>
+              <w:rPr>
+                <w:rFonts w:ascii="Times New Roman" w:hAnsi="Times New Roman" w:cs="Times New Roman"/>
+                <w:noProof/>
+                <w:webHidden/>
+              </w:rPr>
+            </w:r>
+            <w:r>
+              <w:rPr>
+                <w:rFonts w:ascii="Times New Roman" w:hAnsi="Times New Roman" w:cs="Times New Roman"/>
+                <w:noProof/>
+                <w:webHidden/>
+              </w:rPr>
+              <w:fldChar w:fldCharType="separate"/>
+            </w:r>
+            <w:r>
+              <w:rPr>
+                <w:rFonts w:ascii="Times New Roman" w:hAnsi="Times New Roman" w:cs="Times New Roman"/>
+                <w:noProof/>
+                <w:webHidden/>
+              </w:rPr>
+              <w:t>13</w:t>
+            </w:r>
+            <w:r>
+              <w:rPr>
+                <w:rFonts w:ascii="Times New Roman" w:hAnsi="Times New Roman" w:cs="Times New Roman"/>
+                <w:noProof/>
+                <w:webHidden/>
+              </w:rPr>
+              <w:fldChar w:fldCharType="end"/>
+            </w:r>
+          </w:hyperlink>
+        </w:p>
+        <w:p>
+          <w:pPr>
+            <w:pStyle w:val="TOC2"/>
+            <w:tabs>
+              <w:tab w:val="right" w:leader="dot" w:pos="9350"/>
+            </w:tabs>
+            <w:rPr>
+              <w:rFonts w:ascii="Times New Roman" w:hAnsi="Times New Roman" w:cs="Times New Roman"/>
+              <w:noProof/>
+            </w:rPr>
+          </w:pPr>
+          <w:hyperlink w:anchor="_Toc218591650" w:history="1">
+            <w:r>
+              <w:rPr>
+                <w:rStyle w:val="Hyperlink"/>
+                <w:rFonts w:ascii="Times New Roman" w:hAnsi="Times New Roman" w:cs="Times New Roman"/>
+                <w:noProof/>
+                <w:color w:val="auto"/>
+              </w:rPr>
+              <w:t>CHƯƠNG 5: KẾT LUẬN VÀ HƯỚNG PHÁT TRIỂN</w:t>
+            </w:r>
+            <w:r>
+              <w:rPr>
+                <w:rFonts w:ascii="Times New Roman" w:hAnsi="Times New Roman" w:cs="Times New Roman"/>
+                <w:noProof/>
+                <w:webHidden/>
+              </w:rPr>
+              <w:tab/>
+            </w:r>
+            <w:r>
+              <w:rPr>
+                <w:rFonts w:ascii="Times New Roman" w:hAnsi="Times New Roman" w:cs="Times New Roman"/>
+                <w:noProof/>
+                <w:webHidden/>
+              </w:rPr>
+              <w:fldChar w:fldCharType="begin"/>
+            </w:r>
+            <w:r>
+              <w:rPr>
+                <w:rFonts w:ascii="Times New Roman" w:hAnsi="Times New Roman" w:cs="Times New Roman"/>
+                <w:noProof/>
+                <w:webHidden/>
+              </w:rPr>
+              <w:instrText xml:space="preserve"> PAGEREF _Toc218591650 \h </w:instrText>
+            </w:r>
+            <w:r>
+              <w:rPr>
+                <w:rFonts w:ascii="Times New Roman" w:hAnsi="Times New Roman" w:cs="Times New Roman"/>
+                <w:noProof/>
+                <w:webHidden/>
+              </w:rPr>
+            </w:r>
+            <w:r>
+              <w:rPr>
+                <w:rFonts w:ascii="Times New Roman" w:hAnsi="Times New Roman" w:cs="Times New Roman"/>
+                <w:noProof/>
+                <w:webHidden/>
+              </w:rPr>
+              <w:fldChar w:fldCharType="separate"/>
+            </w:r>
+            <w:r>
+              <w:rPr>
+                <w:rFonts w:ascii="Times New Roman" w:hAnsi="Times New Roman" w:cs="Times New Roman"/>
+                <w:noProof/>
+                <w:webHidden/>
+              </w:rPr>
+              <w:t>14</w:t>
+            </w:r>
+            <w:r>
+              <w:rPr>
+                <w:rFonts w:ascii="Times New Roman" w:hAnsi="Times New Roman" w:cs="Times New Roman"/>
+                <w:noProof/>
+                <w:webHidden/>
+              </w:rPr>
+              <w:fldChar w:fldCharType="end"/>
+            </w:r>
+          </w:hyperlink>
+        </w:p>
+        <w:p>
+          <w:pPr>
+            <w:pStyle w:val="TOC3"/>
+            <w:tabs>
+              <w:tab w:val="right" w:leader="dot" w:pos="9350"/>
+            </w:tabs>
+            <w:rPr>
+              <w:rFonts w:ascii="Times New Roman" w:hAnsi="Times New Roman" w:cs="Times New Roman"/>
+              <w:noProof/>
+            </w:rPr>
+          </w:pPr>
+          <w:hyperlink w:anchor="_Toc218591651" w:history="1">
+            <w:r>
+              <w:rPr>
+                <w:rStyle w:val="Hyperlink"/>
+                <w:rFonts w:ascii="Times New Roman" w:hAnsi="Times New Roman" w:cs="Times New Roman"/>
+                <w:noProof/>
+                <w:color w:val="auto"/>
+              </w:rPr>
+              <w:t>5.1. Kết quả đạt được</w:t>
+            </w:r>
+            <w:r>
+              <w:rPr>
+                <w:rFonts w:ascii="Times New Roman" w:hAnsi="Times New Roman" w:cs="Times New Roman"/>
+                <w:noProof/>
+                <w:webHidden/>
+              </w:rPr>
+              <w:tab/>
+            </w:r>
+            <w:r>
+              <w:rPr>
+                <w:rFonts w:ascii="Times New Roman" w:hAnsi="Times New Roman" w:cs="Times New Roman"/>
+                <w:noProof/>
+                <w:webHidden/>
+              </w:rPr>
+              <w:fldChar w:fldCharType="begin"/>
+            </w:r>
+            <w:r>
+              <w:rPr>
+                <w:rFonts w:ascii="Times New Roman" w:hAnsi="Times New Roman" w:cs="Times New Roman"/>
+                <w:noProof/>
+                <w:webHidden/>
+              </w:rPr>
+              <w:instrText xml:space="preserve"> PAGEREF _Toc218591651 \h </w:instrText>
+            </w:r>
+            <w:r>
+              <w:rPr>
+                <w:rFonts w:ascii="Times New Roman" w:hAnsi="Times New Roman" w:cs="Times New Roman"/>
+                <w:noProof/>
+                <w:webHidden/>
+              </w:rPr>
+            </w:r>
+            <w:r>
+              <w:rPr>
+                <w:rFonts w:ascii="Times New Roman" w:hAnsi="Times New Roman" w:cs="Times New Roman"/>
+                <w:noProof/>
+                <w:webHidden/>
+              </w:rPr>
+              <w:fldChar w:fldCharType="separate"/>
+            </w:r>
+            <w:r>
+              <w:rPr>
+                <w:rFonts w:ascii="Times New Roman" w:hAnsi="Times New Roman" w:cs="Times New Roman"/>
+                <w:noProof/>
+                <w:webHidden/>
+              </w:rPr>
+              <w:t>14</w:t>
+            </w:r>
+            <w:r>
+              <w:rPr>
+                <w:rFonts w:ascii="Times New Roman" w:hAnsi="Times New Roman" w:cs="Times New Roman"/>
+                <w:noProof/>
+                <w:webHidden/>
+              </w:rPr>
+              <w:fldChar w:fldCharType="end"/>
+            </w:r>
+          </w:hyperlink>
+        </w:p>
+        <w:p>
+          <w:pPr>
+            <w:pStyle w:val="TOC3"/>
+            <w:tabs>
+              <w:tab w:val="right" w:leader="dot" w:pos="9350"/>
+            </w:tabs>
+            <w:rPr>
+              <w:rFonts w:ascii="Times New Roman" w:hAnsi="Times New Roman" w:cs="Times New Roman"/>
+              <w:noProof/>
+            </w:rPr>
+          </w:pPr>
+          <w:hyperlink w:anchor="_Toc218591652" w:history="1">
+            <w:r>
+              <w:rPr>
+                <w:rStyle w:val="Hyperlink"/>
+                <w:rFonts w:ascii="Times New Roman" w:hAnsi="Times New Roman" w:cs="Times New Roman"/>
+                <w:noProof/>
+                <w:color w:val="auto"/>
+              </w:rPr>
+              <w:t>5.2. Hạn chế</w:t>
+            </w:r>
+            <w:r>
+              <w:rPr>
+                <w:rFonts w:ascii="Times New Roman" w:hAnsi="Times New Roman" w:cs="Times New Roman"/>
+                <w:noProof/>
+                <w:webHidden/>
+              </w:rPr>
+              <w:tab/>
+            </w:r>
+            <w:r>
+              <w:rPr>
+                <w:rFonts w:ascii="Times New Roman" w:hAnsi="Times New Roman" w:cs="Times New Roman"/>
+                <w:noProof/>
+                <w:webHidden/>
+              </w:rPr>
+              <w:fldChar w:fldCharType="begin"/>
+            </w:r>
+            <w:r>
+              <w:rPr>
+                <w:rFonts w:ascii="Times New Roman" w:hAnsi="Times New Roman" w:cs="Times New Roman"/>
+                <w:noProof/>
+                <w:webHidden/>
+              </w:rPr>
+              <w:instrText xml:space="preserve"> PAGEREF _Toc218591652 \h </w:instrText>
+            </w:r>
+            <w:r>
+              <w:rPr>
+                <w:rFonts w:ascii="Times New Roman" w:hAnsi="Times New Roman" w:cs="Times New Roman"/>
+                <w:noProof/>
+                <w:webHidden/>
+              </w:rPr>
+            </w:r>
+            <w:r>
+              <w:rPr>
+                <w:rFonts w:ascii="Times New Roman" w:hAnsi="Times New Roman" w:cs="Times New Roman"/>
+                <w:noProof/>
+                <w:webHidden/>
+              </w:rPr>
+              <w:fldChar w:fldCharType="separate"/>
+            </w:r>
+            <w:r>
+              <w:rPr>
+                <w:rFonts w:ascii="Times New Roman" w:hAnsi="Times New Roman" w:cs="Times New Roman"/>
+                <w:noProof/>
+                <w:webHidden/>
+              </w:rPr>
+              <w:t>14</w:t>
+            </w:r>
+            <w:r>
+              <w:rPr>
+                <w:rFonts w:ascii="Times New Roman" w:hAnsi="Times New Roman" w:cs="Times New Roman"/>
+                <w:noProof/>
+                <w:webHidden/>
+              </w:rPr>
+              <w:fldChar w:fldCharType="end"/>
+            </w:r>
+          </w:hyperlink>
+        </w:p>
+        <w:p>
+          <w:pPr>
+            <w:pStyle w:val="TOC3"/>
+            <w:tabs>
+              <w:tab w:val="right" w:leader="dot" w:pos="9350"/>
+            </w:tabs>
+            <w:rPr>
+              <w:rFonts w:ascii="Times New Roman" w:hAnsi="Times New Roman" w:cs="Times New Roman"/>
+              <w:noProof/>
+            </w:rPr>
+          </w:pPr>
+          <w:hyperlink w:anchor="_Toc218591653" w:history="1">
+            <w:r>
+              <w:rPr>
+                <w:rStyle w:val="Hyperlink"/>
+                <w:rFonts w:ascii="Times New Roman" w:hAnsi="Times New Roman" w:cs="Times New Roman"/>
+                <w:noProof/>
+                <w:color w:val="auto"/>
+              </w:rPr>
+              <w:t>5.3. Hướng phát triển</w:t>
+            </w:r>
+            <w:r>
+              <w:rPr>
+                <w:rFonts w:ascii="Times New Roman" w:hAnsi="Times New Roman" w:cs="Times New Roman"/>
+                <w:noProof/>
+                <w:webHidden/>
+              </w:rPr>
+              <w:tab/>
+            </w:r>
+            <w:r>
+              <w:rPr>
+                <w:rFonts w:ascii="Times New Roman" w:hAnsi="Times New Roman" w:cs="Times New Roman"/>
+                <w:noProof/>
+                <w:webHidden/>
+              </w:rPr>
+              <w:fldChar w:fldCharType="begin"/>
+            </w:r>
+            <w:r>
+              <w:rPr>
+                <w:rFonts w:ascii="Times New Roman" w:hAnsi="Times New Roman" w:cs="Times New Roman"/>
+                <w:noProof/>
+                <w:webHidden/>
+              </w:rPr>
+              <w:instrText xml:space="preserve"> PAGEREF _Toc218591653 \h </w:instrText>
+            </w:r>
+            <w:r>
+              <w:rPr>
+                <w:rFonts w:ascii="Times New Roman" w:hAnsi="Times New Roman" w:cs="Times New Roman"/>
+                <w:noProof/>
+                <w:webHidden/>
+              </w:rPr>
+            </w:r>
+            <w:r>
+              <w:rPr>
+                <w:rFonts w:ascii="Times New Roman" w:hAnsi="Times New Roman" w:cs="Times New Roman"/>
+                <w:noProof/>
+                <w:webHidden/>
+              </w:rPr>
+              <w:fldChar w:fldCharType="separate"/>
+            </w:r>
+            <w:r>
+              <w:rPr>
+                <w:rFonts w:ascii="Times New Roman" w:hAnsi="Times New Roman" w:cs="Times New Roman"/>
+                <w:noProof/>
+                <w:webHidden/>
+              </w:rPr>
+              <w:t>14</w:t>
+            </w:r>
+            <w:r>
+              <w:rPr>
+                <w:rFonts w:ascii="Times New Roman" w:hAnsi="Times New Roman" w:cs="Times New Roman"/>
+                <w:noProof/>
+                <w:webHidden/>
+              </w:rPr>
+              <w:fldChar w:fldCharType="end"/>
+            </w:r>
+          </w:hyperlink>
+        </w:p>
+        <w:p>
+          <w:pPr>
+            <w:rPr>
+              <w:rFonts w:ascii="Times New Roman" w:hAnsi="Times New Roman" w:cs="Times New Roman"/>
+            </w:rPr>
+          </w:pPr>
+          <w:r>
+            <w:rPr>
+              <w:rFonts w:ascii="Times New Roman" w:hAnsi="Times New Roman" w:cs="Times New Roman"/>
+              <w:b/>
+              <w:bCs/>
+              <w:noProof/>
+            </w:rPr>
+            <w:fldChar w:fldCharType="end"/>
+          </w:r>
+        </w:p>
+      </w:sdtContent>
+    </w:sdt>
+    <w:p>
+      <w:pPr>
+        <w:rPr>
+          <w:rFonts w:ascii="Times New Roman" w:hAnsi="Times New Roman" w:cs="Times New Roman"/>
+          <w:b/>
+          <w:bCs/>
+          <w:sz w:val="28"/>
+          <w:szCs w:val="28"/>
+        </w:rPr>
+      </w:pPr>
+      <w:r>
+        <w:rPr>
+          <w:rFonts w:ascii="Times New Roman" w:hAnsi="Times New Roman" w:cs="Times New Roman"/>
+          <w:b/>
+          <w:bCs/>
+          <w:sz w:val="28"/>
+          <w:szCs w:val="28"/>
+        </w:rPr>
+        <w:pict w14:anchorId="44472015">
+          <v:rect id="_x0000_i1059" style="width:0;height:1.5pt" o:hralign="center" o:hrstd="t" o:hr="t" fillcolor="#a0a0a0" stroked="f"/>
+        </w:pict>
+      </w:r>
+    </w:p>
+    <w:p>
+      <w:pPr>
+        <w:pStyle w:val="Heading2"/>
+        <w:rPr>
+          <w:rFonts w:ascii="Times New Roman" w:hAnsi="Times New Roman" w:cs="Times New Roman"/>
+          <w:b/>
+          <w:bCs/>
+          <w:color w:val="auto"/>
+        </w:rPr>
+      </w:pPr>
+      <w:bookmarkStart w:id="0" w:name="_Toc218591631"/>
+    </w:p>
+    <w:p>
+      <w:pPr>
+        <w:pStyle w:val="Heading2"/>
+        <w:rPr>
+          <w:rFonts w:ascii="Times New Roman" w:hAnsi="Times New Roman" w:cs="Times New Roman"/>
+          <w:b/>
+          <w:bCs/>
+          <w:color w:val="auto"/>
+        </w:rPr>
+      </w:pPr>
+      <w:r>
+        <w:rPr>
+          <w:rFonts w:ascii="Times New Roman" w:hAnsi="Times New Roman" w:cs="Times New Roman"/>
+          <w:b/>
+          <w:bCs/>
+          <w:color w:val="auto"/>
+        </w:rPr>
+        <w:t>CHƯƠNG 1: TỔNG QUAN ĐỀ TÀI</w:t>
+      </w:r>
+      <w:bookmarkEnd w:id="0"/>
+    </w:p>
+    <w:p>
+      <w:pPr>
+        <w:pStyle w:val="Heading3"/>
+        <w:rPr>
+          <w:rFonts w:ascii="Times New Roman" w:hAnsi="Times New Roman" w:cs="Times New Roman"/>
+          <w:b/>
+          <w:bCs/>
+          <w:color w:val="auto"/>
+        </w:rPr>
+      </w:pPr>
+      <w:bookmarkStart w:id="1" w:name="_Toc218591632"/>
+      <w:r>
+        <w:rPr>
+          <w:rFonts w:ascii="Times New Roman" w:hAnsi="Times New Roman" w:cs="Times New Roman"/>
+          <w:b/>
+          <w:bCs/>
+          <w:color w:val="auto"/>
+        </w:rPr>
+        <w:t>1.1. Đặt vấn đề và tính cấp thiết</w:t>
+      </w:r>
+      <w:bookmarkEnd w:id="1"/>
+    </w:p>
+    <w:p>
+      <w:pPr>
+        <w:rPr>
+          <w:rFonts w:ascii="Times New Roman" w:hAnsi="Times New Roman" w:cs="Times New Roman"/>
+          <w:sz w:val="28"/>
+          <w:szCs w:val="28"/>
+        </w:rPr>
+      </w:pPr>
+      <w:r>
+        <w:rPr>
+          <w:rFonts w:ascii="Times New Roman" w:hAnsi="Times New Roman" w:cs="Times New Roman"/>
+          <w:sz w:val="28"/>
+          <w:szCs w:val="28"/>
+        </w:rPr>
+        <w:t xml:space="preserve">Trong bối cảnh chuyển đổi số mạnh mẽ của các doanh nghiệp bán lẻ, đặc biệt là lĩnh vực siêu thị và chuỗi cửa hàng, việc quản lý thủ công bằng sổ sách hoặc file rời rạc đang bộc lộ nhiều hạn chế như: dễ sai sót dữ liệu, khó kiểm soát tồn kho, tốn thời gian tổng hợp báo cáo và thiếu tính bảo mật. </w:t>
+      </w:r>
+    </w:p>
+    <w:p>
+      <w:pPr>
+        <w:rPr>
+          <w:rFonts w:ascii="Times New Roman" w:hAnsi="Times New Roman" w:cs="Times New Roman"/>
+          <w:sz w:val="28"/>
+          <w:szCs w:val="28"/>
+        </w:rPr>
+      </w:pPr>
+      <w:r>
+        <w:rPr>
+          <w:rFonts w:ascii="Times New Roman" w:hAnsi="Times New Roman" w:cs="Times New Roman"/>
+          <w:sz w:val="28"/>
+          <w:szCs w:val="28"/>
+        </w:rPr>
+        <w:t xml:space="preserve">Do đó, việc xây dựng Hệ thống Quản lí Siêu thị trên nền tảng Web là hết sức cần thiết. Hệ thống giúp tự động hóa các nghiệp vụ cốt lõi như quản lý danh mục, mặt hàng, nhà cung cấp, nhân viên, tài khoản và hóa đơn bán hàng; từ đó nâng cao hiệu quả vận hành và hỗ trợ công tác ra quyết định cho người quản lý. </w:t>
+      </w:r>
+    </w:p>
+    <w:p>
+      <w:pPr>
+        <w:pStyle w:val="Heading3"/>
+        <w:rPr>
+          <w:rFonts w:ascii="Times New Roman" w:hAnsi="Times New Roman" w:cs="Times New Roman"/>
+          <w:b/>
+          <w:bCs/>
+          <w:color w:val="auto"/>
+        </w:rPr>
+      </w:pPr>
+      <w:bookmarkStart w:id="2" w:name="_Toc218591633"/>
+      <w:r>
+        <w:rPr>
+          <w:rFonts w:ascii="Times New Roman" w:hAnsi="Times New Roman" w:cs="Times New Roman"/>
+          <w:b/>
+          <w:bCs/>
+          <w:color w:val="auto"/>
+        </w:rPr>
         <w:t>1.2. Mục tiêu dự án</w:t>
       </w:r>
+      <w:bookmarkEnd w:id="2"/>
     </w:p>
     <w:p>
       <w:pPr>
@@ -722,56 +2820,65 @@
     </w:p>
     <w:p>
       <w:pPr>
+        <w:pStyle w:val="Heading2"/>
+        <w:rPr>
+          <w:rFonts w:ascii="Times New Roman" w:hAnsi="Times New Roman" w:cs="Times New Roman"/>
+          <w:color w:val="auto"/>
+        </w:rPr>
+      </w:pPr>
+    </w:p>
+    <w:p>
+      <w:pPr>
+        <w:pStyle w:val="Heading2"/>
         <w:rPr>
           <w:rFonts w:ascii="Times New Roman" w:hAnsi="Times New Roman" w:cs="Times New Roman"/>
           <w:b/>
           <w:bCs/>
-          <w:sz w:val="28"/>
-          <w:szCs w:val="28"/>
-        </w:rPr>
-      </w:pPr>
-    </w:p>
-    <w:p>
-      <w:pPr>
+          <w:color w:val="auto"/>
+        </w:rPr>
+      </w:pPr>
+      <w:bookmarkStart w:id="3" w:name="_Toc218591634"/>
+      <w:r>
         <w:rPr>
           <w:rFonts w:ascii="Times New Roman" w:hAnsi="Times New Roman" w:cs="Times New Roman"/>
           <w:b/>
           <w:bCs/>
-          <w:sz w:val="28"/>
-          <w:szCs w:val="28"/>
-        </w:rPr>
-      </w:pPr>
+          <w:color w:val="auto"/>
+        </w:rPr>
+        <w:t>CHƯƠNG 2: PHÂN TÍCH VÀ THIẾT KẾ HỆ THỐNG</w:t>
+      </w:r>
+      <w:bookmarkEnd w:id="3"/>
       <w:r>
         <w:rPr>
           <w:rFonts w:ascii="Times New Roman" w:hAnsi="Times New Roman" w:cs="Times New Roman"/>
           <w:b/>
           <w:bCs/>
-          <w:sz w:val="28"/>
-          <w:szCs w:val="28"/>
-        </w:rPr>
-        <w:t xml:space="preserve">CHƯƠNG 2: PHÂN TÍCH VÀ THIẾT KẾ HỆ THỐNG </w:t>
-      </w:r>
-    </w:p>
-    <w:p>
-      <w:pPr>
+          <w:color w:val="auto"/>
+        </w:rPr>
+        <w:t xml:space="preserve"> </w:t>
+      </w:r>
+    </w:p>
+    <w:p>
+      <w:pPr>
+        <w:pStyle w:val="Heading3"/>
         <w:rPr>
           <w:rFonts w:ascii="Times New Roman" w:hAnsi="Times New Roman" w:cs="Times New Roman"/>
           <w:b/>
           <w:bCs/>
-          <w:sz w:val="28"/>
-          <w:szCs w:val="28"/>
-        </w:rPr>
-      </w:pPr>
+          <w:color w:val="auto"/>
+        </w:rPr>
+      </w:pPr>
+      <w:bookmarkStart w:id="4" w:name="_Toc218591635"/>
       <w:r>
         <w:rPr>
           <w:rFonts w:ascii="Times New Roman" w:hAnsi="Times New Roman" w:cs="Times New Roman"/>
           <w:b/>
           <w:bCs/>
-          <w:sz w:val="28"/>
-          <w:szCs w:val="28"/>
+          <w:color w:val="auto"/>
         </w:rPr>
         <w:t>2.1. Công nghệ sử dụng (Tech Stack)</w:t>
       </w:r>
+      <w:bookmarkEnd w:id="4"/>
     </w:p>
     <w:p>
       <w:pPr>
@@ -875,6 +2982,7 @@
           <w:sz w:val="28"/>
           <w:szCs w:val="28"/>
         </w:rPr>
+        <w:lastRenderedPageBreak/>
         <w:t>Version Control: Git &amp; GitHub để quản lý mã nguồn nhóm.</w:t>
       </w:r>
     </w:p>
@@ -883,16 +2991,22 @@
         <w:pStyle w:val="Heading3"/>
         <w:rPr>
           <w:rFonts w:ascii="Times New Roman" w:hAnsi="Times New Roman" w:cs="Times New Roman"/>
-          <w:color w:val="000000" w:themeColor="text1"/>
-        </w:rPr>
-      </w:pPr>
-      <w:r>
-        <w:rPr>
-          <w:rFonts w:ascii="Times New Roman" w:hAnsi="Times New Roman" w:cs="Times New Roman"/>
-          <w:color w:val="000000" w:themeColor="text1"/>
+          <w:b/>
+          <w:bCs/>
+          <w:color w:val="auto"/>
+        </w:rPr>
+      </w:pPr>
+      <w:bookmarkStart w:id="5" w:name="_Toc218591636"/>
+      <w:r>
+        <w:rPr>
+          <w:rFonts w:ascii="Times New Roman" w:hAnsi="Times New Roman" w:cs="Times New Roman"/>
+          <w:b/>
+          <w:bCs/>
+          <w:color w:val="auto"/>
         </w:rPr>
         <w:t>2.2. Thiết kế cơ sở dữ liệu</w:t>
       </w:r>
+      <w:bookmarkEnd w:id="5"/>
     </w:p>
     <w:p>
       <w:pPr>
@@ -974,23 +3088,7 @@
           <w:sz w:val="28"/>
           <w:szCs w:val="28"/>
         </w:rPr>
-        <w:t xml:space="preserve">Chitietdonnhaphang: </w:t>
-      </w:r>
-      <w:r>
-        <w:rPr>
-          <w:rFonts w:ascii="Times New Roman" w:hAnsi="Times New Roman" w:cs="Times New Roman"/>
-          <w:sz w:val="28"/>
-          <w:szCs w:val="28"/>
-        </w:rPr>
-        <w:t xml:space="preserve">Lưu thông tin hàng hoá trong </w:t>
-      </w:r>
-      <w:r>
-        <w:rPr>
-          <w:rFonts w:ascii="Times New Roman" w:hAnsi="Times New Roman" w:cs="Times New Roman"/>
-          <w:sz w:val="28"/>
-          <w:szCs w:val="28"/>
-        </w:rPr>
-        <w:t>đơn nhập hang</w:t>
+        <w:t>Chitietdonnhaphang: Lưu thông tin hàng hoá trong đơn nhập hang</w:t>
       </w:r>
     </w:p>
     <w:p>
@@ -1056,7 +3154,6 @@
           <w:sz w:val="28"/>
           <w:szCs w:val="28"/>
         </w:rPr>
-        <w:lastRenderedPageBreak/>
         <w:t xml:space="preserve">Mathang : Lưu thông tin các mặt hàng </w:t>
       </w:r>
     </w:p>
@@ -1101,15 +3198,7 @@
           <w:sz w:val="28"/>
           <w:szCs w:val="28"/>
         </w:rPr>
-        <w:t>Taikhoan : Lưu thông tin tài khoản đăng nhập</w:t>
-      </w:r>
-      <w:r>
-        <w:rPr>
-          <w:rFonts w:ascii="Times New Roman" w:hAnsi="Times New Roman" w:cs="Times New Roman"/>
-          <w:sz w:val="28"/>
-          <w:szCs w:val="28"/>
-        </w:rPr>
-        <w:t xml:space="preserve"> và phân quyền </w:t>
+        <w:t xml:space="preserve">Taikhoan : Lưu thông tin tài khoản đăng nhập và phân quyền </w:t>
       </w:r>
     </w:p>
     <w:p>
@@ -1176,780 +3265,6 @@
             <wp:extent cx="5943600" cy="3018790"/>
             <wp:effectExtent l="0" t="0" r="0" b="0"/>
             <wp:docPr id="3" name="Picture 3"/>
-            <wp:cNvGraphicFramePr>
-              <a:graphicFrameLocks xmlns:a="http://schemas.openxmlformats.org/drawingml/2006/main" noChangeAspect="1"/>
-            </wp:cNvGraphicFramePr>
-            <a:graphic xmlns:a="http://schemas.openxmlformats.org/drawingml/2006/main">
-              <a:graphicData uri="http://schemas.openxmlformats.org/drawingml/2006/picture">
-                <pic:pic xmlns:pic="http://schemas.openxmlformats.org/drawingml/2006/picture">
-                  <pic:nvPicPr>
-                    <pic:cNvPr id="1" name=""/>
-                    <pic:cNvPicPr/>
-                  </pic:nvPicPr>
-                  <pic:blipFill>
-                    <a:blip r:embed="rId5"/>
-                    <a:stretch>
-                      <a:fillRect/>
-                    </a:stretch>
-                  </pic:blipFill>
-                  <pic:spPr>
-                    <a:xfrm>
-                      <a:off x="0" y="0"/>
-                      <a:ext cx="5943600" cy="3018790"/>
-                    </a:xfrm>
-                    <a:prstGeom prst="rect">
-                      <a:avLst/>
-                    </a:prstGeom>
-                  </pic:spPr>
-                </pic:pic>
-              </a:graphicData>
-            </a:graphic>
-          </wp:inline>
-        </w:drawing>
-      </w:r>
-    </w:p>
-    <w:p>
-      <w:pPr>
-        <w:rPr>
-          <w:rFonts w:ascii="Times New Roman" w:hAnsi="Times New Roman" w:cs="Times New Roman"/>
-          <w:sz w:val="28"/>
-          <w:szCs w:val="28"/>
-        </w:rPr>
-      </w:pPr>
-      <w:r>
-        <w:rPr>
-          <w:rFonts w:ascii="Times New Roman" w:hAnsi="Times New Roman" w:cs="Times New Roman"/>
-          <w:sz w:val="28"/>
-          <w:szCs w:val="28"/>
-        </w:rPr>
-        <w:t>Cơ sở dữ liệu được thiết kế theo mô hình quan hệ, đảm bảo tính toàn vẹn và dễ mở rộng.</w:t>
-      </w:r>
-    </w:p>
-    <w:p>
-      <w:pPr>
-        <w:pStyle w:val="Heading3"/>
-        <w:rPr>
-          <w:rFonts w:ascii="Times New Roman" w:hAnsi="Times New Roman" w:cs="Times New Roman"/>
-        </w:rPr>
-      </w:pPr>
-      <w:r>
-        <w:rPr>
-          <w:rFonts w:ascii="Times New Roman" w:hAnsi="Times New Roman" w:cs="Times New Roman"/>
-        </w:rPr>
-        <w:t>2.3. Kiến trúc hệ thống</w:t>
-      </w:r>
-    </w:p>
-    <w:p>
-      <w:pPr>
-        <w:rPr>
-          <w:rFonts w:ascii="Times New Roman" w:hAnsi="Times New Roman" w:cs="Times New Roman"/>
-          <w:sz w:val="28"/>
-          <w:szCs w:val="28"/>
-        </w:rPr>
-      </w:pPr>
-      <w:r>
-        <w:rPr>
-          <w:rFonts w:ascii="Times New Roman" w:hAnsi="Times New Roman" w:cs="Times New Roman"/>
-          <w:sz w:val="28"/>
-          <w:szCs w:val="28"/>
-        </w:rPr>
-        <w:t>Hệ thống áp dụng mô hình Models – View nhằm tách biệt giao diện, xử lý logic và dữ liệu, giúp hệ thống dễ bảo trì và nâng cấp.</w:t>
-      </w:r>
-    </w:p>
-    <w:p>
-      <w:pPr>
-        <w:pStyle w:val="ListParagraph"/>
-        <w:numPr>
-          <w:ilvl w:val="1"/>
-          <w:numId w:val="41"/>
-        </w:numPr>
-        <w:rPr>
-          <w:rFonts w:ascii="Times New Roman" w:hAnsi="Times New Roman" w:cs="Times New Roman"/>
-          <w:sz w:val="28"/>
-          <w:szCs w:val="28"/>
-        </w:rPr>
-      </w:pPr>
-      <w:r>
-        <w:rPr>
-          <w:rFonts w:ascii="Times New Roman" w:hAnsi="Times New Roman" w:cs="Times New Roman"/>
-          <w:sz w:val="28"/>
-          <w:szCs w:val="28"/>
-        </w:rPr>
-        <w:t xml:space="preserve">Models : Chứ các hàm chạy chức năng </w:t>
-      </w:r>
-    </w:p>
-    <w:p>
-      <w:pPr>
-        <w:pStyle w:val="ListParagraph"/>
-        <w:numPr>
-          <w:ilvl w:val="1"/>
-          <w:numId w:val="41"/>
-        </w:numPr>
-        <w:rPr>
-          <w:rFonts w:ascii="Times New Roman" w:hAnsi="Times New Roman" w:cs="Times New Roman"/>
-          <w:sz w:val="28"/>
-          <w:szCs w:val="28"/>
-        </w:rPr>
-      </w:pPr>
-      <w:r>
-        <w:rPr>
-          <w:rFonts w:ascii="Times New Roman" w:hAnsi="Times New Roman" w:cs="Times New Roman"/>
-          <w:sz w:val="28"/>
-          <w:szCs w:val="28"/>
-        </w:rPr>
-        <w:t>View : Giao diện tương tác trực tiếp với người dùng</w:t>
-      </w:r>
-    </w:p>
-    <w:p>
-      <w:pPr>
-        <w:pStyle w:val="ListParagraph"/>
-        <w:numPr>
-          <w:ilvl w:val="1"/>
-          <w:numId w:val="41"/>
-        </w:numPr>
-        <w:rPr>
-          <w:rFonts w:ascii="Times New Roman" w:hAnsi="Times New Roman" w:cs="Times New Roman"/>
-          <w:sz w:val="28"/>
-          <w:szCs w:val="28"/>
-        </w:rPr>
-      </w:pPr>
-      <w:r>
-        <w:rPr>
-          <w:rFonts w:ascii="Times New Roman" w:hAnsi="Times New Roman" w:cs="Times New Roman"/>
-          <w:sz w:val="28"/>
-          <w:szCs w:val="28"/>
-        </w:rPr>
-        <w:t xml:space="preserve">Assets : Lưu trữ các file .css </w:t>
-      </w:r>
-    </w:p>
-    <w:p>
-      <w:pPr>
-        <w:rPr>
-          <w:rFonts w:ascii="Times New Roman" w:hAnsi="Times New Roman" w:cs="Times New Roman"/>
-          <w:sz w:val="28"/>
-          <w:szCs w:val="28"/>
-        </w:rPr>
-      </w:pPr>
-      <w:r>
-        <w:rPr>
-          <w:rFonts w:ascii="Times New Roman" w:hAnsi="Times New Roman" w:cs="Times New Roman"/>
-          <w:noProof/>
-          <w:sz w:val="22"/>
-          <w:szCs w:val="22"/>
-        </w:rPr>
-        <w:lastRenderedPageBreak/>
-        <w:drawing>
-          <wp:inline distT="0" distB="0" distL="0" distR="0" wp14:anchorId="074A443A" wp14:editId="7B9AAC72">
-            <wp:extent cx="5061098" cy="2789011"/>
-            <wp:effectExtent l="0" t="0" r="6350" b="0"/>
-            <wp:docPr id="824576140" name="Picture 1" descr="A screenshot of a computer&#10;&#10;AI-generated content may be incorrect."/>
-            <wp:cNvGraphicFramePr>
-              <a:graphicFrameLocks xmlns:a="http://schemas.openxmlformats.org/drawingml/2006/main" noChangeAspect="1"/>
-            </wp:cNvGraphicFramePr>
-            <a:graphic xmlns:a="http://schemas.openxmlformats.org/drawingml/2006/main">
-              <a:graphicData uri="http://schemas.openxmlformats.org/drawingml/2006/picture">
-                <pic:pic xmlns:pic="http://schemas.openxmlformats.org/drawingml/2006/picture">
-                  <pic:nvPicPr>
-                    <pic:cNvPr id="824576140" name="Picture 1" descr="A screenshot of a computer&#10;&#10;AI-generated content may be incorrect."/>
-                    <pic:cNvPicPr/>
-                  </pic:nvPicPr>
-                  <pic:blipFill>
-                    <a:blip r:embed="rId6"/>
-                    <a:stretch>
-                      <a:fillRect/>
-                    </a:stretch>
-                  </pic:blipFill>
-                  <pic:spPr>
-                    <a:xfrm>
-                      <a:off x="0" y="0"/>
-                      <a:ext cx="5065099" cy="2791216"/>
-                    </a:xfrm>
-                    <a:prstGeom prst="rect">
-                      <a:avLst/>
-                    </a:prstGeom>
-                  </pic:spPr>
-                </pic:pic>
-              </a:graphicData>
-            </a:graphic>
-          </wp:inline>
-        </w:drawing>
-      </w:r>
-    </w:p>
-    <w:p>
-      <w:pPr>
-        <w:rPr>
-          <w:rFonts w:ascii="Times New Roman" w:hAnsi="Times New Roman" w:cs="Times New Roman"/>
-          <w:b/>
-          <w:bCs/>
-          <w:sz w:val="28"/>
-          <w:szCs w:val="28"/>
-        </w:rPr>
-      </w:pPr>
-    </w:p>
-    <w:p>
-      <w:pPr>
-        <w:rPr>
-          <w:rFonts w:ascii="Times New Roman" w:hAnsi="Times New Roman" w:cs="Times New Roman"/>
-          <w:b/>
-          <w:bCs/>
-          <w:sz w:val="28"/>
-          <w:szCs w:val="28"/>
-        </w:rPr>
-      </w:pPr>
-      <w:r>
-        <w:rPr>
-          <w:rFonts w:ascii="Times New Roman" w:hAnsi="Times New Roman" w:cs="Times New Roman"/>
-          <w:b/>
-          <w:bCs/>
-          <w:sz w:val="28"/>
-          <w:szCs w:val="28"/>
-        </w:rPr>
-        <w:t>CHƯƠNG 3: TỔ CHỨC NHÂN SỰ VÀ PHÂN CÔNG NHIỆM VỤ</w:t>
-      </w:r>
-    </w:p>
-    <w:p>
-      <w:pPr>
-        <w:rPr>
-          <w:rFonts w:ascii="Times New Roman" w:hAnsi="Times New Roman" w:cs="Times New Roman"/>
-          <w:b/>
-          <w:bCs/>
-          <w:sz w:val="28"/>
-          <w:szCs w:val="28"/>
-        </w:rPr>
-      </w:pPr>
-      <w:r>
-        <w:rPr>
-          <w:rFonts w:ascii="Times New Roman" w:hAnsi="Times New Roman" w:cs="Times New Roman"/>
-          <w:b/>
-          <w:bCs/>
-          <w:sz w:val="28"/>
-          <w:szCs w:val="28"/>
-        </w:rPr>
-        <w:t>Dự án được thực hiện theo hình thức cá nhân / nhóm nhỏ, phân chia nhiệm vụ theo module chức năng.</w:t>
-      </w:r>
-    </w:p>
-    <w:p>
-      <w:pPr>
-        <w:rPr>
-          <w:rFonts w:ascii="Times New Roman" w:hAnsi="Times New Roman" w:cs="Times New Roman"/>
-          <w:b/>
-          <w:bCs/>
-          <w:sz w:val="28"/>
-          <w:szCs w:val="28"/>
-        </w:rPr>
-      </w:pPr>
-      <w:r>
-        <w:rPr>
-          <w:rFonts w:ascii="Times New Roman" w:hAnsi="Times New Roman" w:cs="Times New Roman"/>
-          <w:b/>
-          <w:bCs/>
-          <w:sz w:val="28"/>
-          <w:szCs w:val="28"/>
-        </w:rPr>
-        <w:t>T</w:t>
-      </w:r>
-      <w:r>
-        <w:rPr>
-          <w:rFonts w:ascii="Times New Roman" w:hAnsi="Times New Roman" w:cs="Times New Roman"/>
-          <w:b/>
-          <w:bCs/>
-          <w:sz w:val="28"/>
-          <w:szCs w:val="28"/>
-        </w:rPr>
-        <w:t>rần Phan Anh</w:t>
-      </w:r>
-      <w:r>
-        <w:rPr>
-          <w:rFonts w:ascii="Times New Roman" w:hAnsi="Times New Roman" w:cs="Times New Roman"/>
-          <w:b/>
-          <w:bCs/>
-          <w:sz w:val="28"/>
-          <w:szCs w:val="28"/>
-        </w:rPr>
-        <w:t xml:space="preserve"> </w:t>
-      </w:r>
-      <w:r>
-        <w:rPr>
-          <w:rFonts w:ascii="Times New Roman" w:hAnsi="Times New Roman" w:cs="Times New Roman"/>
-          <w:b/>
-          <w:bCs/>
-          <w:sz w:val="28"/>
-          <w:szCs w:val="28"/>
-        </w:rPr>
-        <w:t xml:space="preserve">:  </w:t>
-      </w:r>
-      <w:r>
-        <w:rPr>
-          <w:rFonts w:ascii="Times New Roman" w:hAnsi="Times New Roman" w:cs="Times New Roman"/>
-          <w:sz w:val="28"/>
-          <w:szCs w:val="28"/>
-        </w:rPr>
-        <w:t xml:space="preserve">Phụ trách Module </w:t>
-      </w:r>
-      <w:r>
-        <w:rPr>
-          <w:rFonts w:ascii="Times New Roman" w:hAnsi="Times New Roman" w:cs="Times New Roman"/>
-          <w:sz w:val="28"/>
-          <w:szCs w:val="28"/>
-        </w:rPr>
-        <w:t>Trang Chủ, Đăng nhập, Đăng Xuất</w:t>
-      </w:r>
-      <w:r>
-        <w:rPr>
-          <w:rFonts w:ascii="Times New Roman" w:hAnsi="Times New Roman" w:cs="Times New Roman"/>
-          <w:sz w:val="28"/>
-          <w:szCs w:val="28"/>
-        </w:rPr>
-        <w:t>,</w:t>
-      </w:r>
-      <w:r>
-        <w:rPr>
-          <w:rFonts w:ascii="Times New Roman" w:hAnsi="Times New Roman" w:cs="Times New Roman"/>
-          <w:sz w:val="28"/>
-          <w:szCs w:val="28"/>
-        </w:rPr>
-        <w:t xml:space="preserve"> </w:t>
-      </w:r>
-      <w:r>
-        <w:rPr>
-          <w:rFonts w:ascii="Times New Roman" w:hAnsi="Times New Roman" w:cs="Times New Roman"/>
-          <w:sz w:val="28"/>
-          <w:szCs w:val="28"/>
-        </w:rPr>
-        <w:t>Quản lí</w:t>
-      </w:r>
-      <w:r>
-        <w:rPr>
-          <w:rFonts w:ascii="Times New Roman" w:hAnsi="Times New Roman" w:cs="Times New Roman"/>
-          <w:sz w:val="28"/>
-          <w:szCs w:val="28"/>
-        </w:rPr>
-        <w:t xml:space="preserve"> Tài Khoản </w:t>
-      </w:r>
-      <w:r>
-        <w:rPr>
-          <w:rFonts w:ascii="Times New Roman" w:hAnsi="Times New Roman" w:cs="Times New Roman"/>
-          <w:sz w:val="28"/>
-          <w:szCs w:val="28"/>
-        </w:rPr>
-        <w:t>,</w:t>
-      </w:r>
-      <w:r>
-        <w:rPr>
-          <w:rFonts w:ascii="Times New Roman" w:hAnsi="Times New Roman" w:cs="Times New Roman"/>
-          <w:sz w:val="28"/>
-          <w:szCs w:val="28"/>
-        </w:rPr>
-        <w:t xml:space="preserve"> Quản Lí Hoá Đơn</w:t>
-      </w:r>
-      <w:r>
-        <w:rPr>
-          <w:rFonts w:ascii="Times New Roman" w:hAnsi="Times New Roman" w:cs="Times New Roman"/>
-          <w:sz w:val="28"/>
-          <w:szCs w:val="28"/>
-        </w:rPr>
-        <w:t>, Thống Kê Thu Chi</w:t>
-      </w:r>
-    </w:p>
-    <w:p>
-      <w:pPr>
-        <w:numPr>
-          <w:ilvl w:val="0"/>
-          <w:numId w:val="24"/>
-        </w:numPr>
-        <w:rPr>
-          <w:rFonts w:ascii="Times New Roman" w:hAnsi="Times New Roman" w:cs="Times New Roman"/>
-          <w:sz w:val="28"/>
-          <w:szCs w:val="28"/>
-        </w:rPr>
-      </w:pPr>
-      <w:r>
-        <w:rPr>
-          <w:rFonts w:ascii="Times New Roman" w:hAnsi="Times New Roman" w:cs="Times New Roman"/>
-          <w:sz w:val="28"/>
-          <w:szCs w:val="28"/>
-        </w:rPr>
-        <w:t>Vai trò: Team Leader &amp; Full-stack Developer.</w:t>
-      </w:r>
-    </w:p>
-    <w:p>
-      <w:pPr>
-        <w:numPr>
-          <w:ilvl w:val="0"/>
-          <w:numId w:val="24"/>
-        </w:numPr>
-        <w:rPr>
-          <w:rFonts w:ascii="Times New Roman" w:hAnsi="Times New Roman" w:cs="Times New Roman"/>
-          <w:sz w:val="28"/>
-          <w:szCs w:val="28"/>
-        </w:rPr>
-      </w:pPr>
-      <w:r>
-        <w:rPr>
-          <w:rFonts w:ascii="Times New Roman" w:hAnsi="Times New Roman" w:cs="Times New Roman"/>
-          <w:sz w:val="28"/>
-          <w:szCs w:val="28"/>
-        </w:rPr>
-        <w:t>Nhiệm vụ:</w:t>
-      </w:r>
-    </w:p>
-    <w:p>
-      <w:pPr>
-        <w:numPr>
-          <w:ilvl w:val="1"/>
-          <w:numId w:val="24"/>
-        </w:numPr>
-        <w:rPr>
-          <w:rFonts w:ascii="Times New Roman" w:hAnsi="Times New Roman" w:cs="Times New Roman"/>
-          <w:sz w:val="28"/>
-          <w:szCs w:val="28"/>
-        </w:rPr>
-      </w:pPr>
-      <w:r>
-        <w:rPr>
-          <w:rFonts w:ascii="Times New Roman" w:hAnsi="Times New Roman" w:cs="Times New Roman"/>
-          <w:sz w:val="28"/>
-          <w:szCs w:val="28"/>
-        </w:rPr>
-        <w:t>Thiết kế kiến trúc thư mục dự án và quy chuẩn code (Coding Convention).</w:t>
-      </w:r>
-    </w:p>
-    <w:p>
-      <w:pPr>
-        <w:numPr>
-          <w:ilvl w:val="1"/>
-          <w:numId w:val="24"/>
-        </w:numPr>
-        <w:rPr>
-          <w:rFonts w:ascii="Times New Roman" w:hAnsi="Times New Roman" w:cs="Times New Roman"/>
-          <w:sz w:val="28"/>
-          <w:szCs w:val="28"/>
-        </w:rPr>
-      </w:pPr>
-      <w:r>
-        <w:rPr>
-          <w:rFonts w:ascii="Times New Roman" w:hAnsi="Times New Roman" w:cs="Times New Roman"/>
-          <w:sz w:val="28"/>
-          <w:szCs w:val="28"/>
-        </w:rPr>
-        <w:t xml:space="preserve">Phát triển Module </w:t>
-      </w:r>
-      <w:r>
-        <w:rPr>
-          <w:rFonts w:ascii="Times New Roman" w:hAnsi="Times New Roman" w:cs="Times New Roman"/>
-          <w:sz w:val="28"/>
-          <w:szCs w:val="28"/>
-        </w:rPr>
-        <w:t>Trang Chủ, Đăng nhập, Đăng Xuất, Phân Quyền Tài Khoản Người Dùng, Nhà Cung Cấp</w:t>
-      </w:r>
-      <w:r>
-        <w:rPr>
-          <w:rFonts w:ascii="Times New Roman" w:hAnsi="Times New Roman" w:cs="Times New Roman"/>
-          <w:sz w:val="28"/>
-          <w:szCs w:val="28"/>
-        </w:rPr>
-        <w:t>: Xây dựng Dashboard thống kê; Xây dựng chức năng nòng cốt "</w:t>
-      </w:r>
-      <w:r>
-        <w:rPr>
-          <w:rFonts w:ascii="Times New Roman" w:hAnsi="Times New Roman" w:cs="Times New Roman"/>
-          <w:sz w:val="28"/>
-          <w:szCs w:val="28"/>
-        </w:rPr>
-        <w:t>Thêm, Sửa, Xoá, Tìm kiếm</w:t>
-      </w:r>
-      <w:r>
-        <w:rPr>
-          <w:rFonts w:ascii="Times New Roman" w:hAnsi="Times New Roman" w:cs="Times New Roman"/>
-          <w:sz w:val="28"/>
-          <w:szCs w:val="28"/>
-        </w:rPr>
-        <w:t>" (CRUD Question &amp; Options); Xây dựng chức năng "</w:t>
-      </w:r>
-      <w:r>
-        <w:rPr>
-          <w:rFonts w:ascii="Times New Roman" w:hAnsi="Times New Roman" w:cs="Times New Roman"/>
-          <w:sz w:val="28"/>
-          <w:szCs w:val="28"/>
-        </w:rPr>
-        <w:t xml:space="preserve"> </w:t>
-      </w:r>
-      <w:r>
-        <w:rPr>
-          <w:rFonts w:ascii="Times New Roman" w:hAnsi="Times New Roman" w:cs="Times New Roman"/>
-          <w:sz w:val="28"/>
-          <w:szCs w:val="28"/>
-        </w:rPr>
-        <w:t xml:space="preserve">Quản lý </w:t>
-      </w:r>
-      <w:r>
-        <w:rPr>
-          <w:rFonts w:ascii="Times New Roman" w:hAnsi="Times New Roman" w:cs="Times New Roman"/>
-          <w:sz w:val="28"/>
-          <w:szCs w:val="28"/>
-        </w:rPr>
-        <w:t>tài khoản</w:t>
-      </w:r>
-      <w:r>
-        <w:rPr>
-          <w:rFonts w:ascii="Times New Roman" w:hAnsi="Times New Roman" w:cs="Times New Roman"/>
-          <w:sz w:val="28"/>
-          <w:szCs w:val="28"/>
-        </w:rPr>
-        <w:t xml:space="preserve"> </w:t>
-      </w:r>
-      <w:r>
-        <w:rPr>
-          <w:rFonts w:ascii="Times New Roman" w:hAnsi="Times New Roman" w:cs="Times New Roman"/>
-          <w:sz w:val="28"/>
-          <w:szCs w:val="28"/>
-        </w:rPr>
-        <w:t>"</w:t>
-      </w:r>
-      <w:r>
-        <w:rPr>
-          <w:rFonts w:ascii="Times New Roman" w:hAnsi="Times New Roman" w:cs="Times New Roman"/>
-          <w:sz w:val="28"/>
-          <w:szCs w:val="28"/>
-        </w:rPr>
-        <w:t xml:space="preserve">, </w:t>
-      </w:r>
-      <w:r>
-        <w:rPr>
-          <w:rFonts w:ascii="Times New Roman" w:hAnsi="Times New Roman" w:cs="Times New Roman"/>
-          <w:sz w:val="28"/>
-          <w:szCs w:val="28"/>
-        </w:rPr>
-        <w:t>"</w:t>
-      </w:r>
-      <w:r>
-        <w:rPr>
-          <w:rFonts w:ascii="Times New Roman" w:hAnsi="Times New Roman" w:cs="Times New Roman"/>
-          <w:sz w:val="28"/>
-          <w:szCs w:val="28"/>
-        </w:rPr>
-        <w:t xml:space="preserve"> </w:t>
-      </w:r>
-      <w:r>
-        <w:rPr>
-          <w:rFonts w:ascii="Times New Roman" w:hAnsi="Times New Roman" w:cs="Times New Roman"/>
-          <w:sz w:val="28"/>
-          <w:szCs w:val="28"/>
-        </w:rPr>
-        <w:t xml:space="preserve">Quản lý </w:t>
-      </w:r>
-      <w:r>
-        <w:rPr>
-          <w:rFonts w:ascii="Times New Roman" w:hAnsi="Times New Roman" w:cs="Times New Roman"/>
-          <w:sz w:val="28"/>
-          <w:szCs w:val="28"/>
-        </w:rPr>
-        <w:t>nhà cung cấp</w:t>
-      </w:r>
-      <w:r>
-        <w:rPr>
-          <w:rFonts w:ascii="Times New Roman" w:hAnsi="Times New Roman" w:cs="Times New Roman"/>
-          <w:sz w:val="28"/>
-          <w:szCs w:val="28"/>
-        </w:rPr>
-        <w:t>"</w:t>
-      </w:r>
-      <w:r>
-        <w:rPr>
-          <w:rFonts w:ascii="Times New Roman" w:hAnsi="Times New Roman" w:cs="Times New Roman"/>
-          <w:sz w:val="28"/>
-          <w:szCs w:val="28"/>
-        </w:rPr>
-        <w:t>, “Thống kê thu chi”</w:t>
-      </w:r>
-    </w:p>
-    <w:p>
-      <w:pPr>
-        <w:rPr>
-          <w:rFonts w:ascii="Times New Roman" w:hAnsi="Times New Roman" w:cs="Times New Roman"/>
-          <w:sz w:val="28"/>
-          <w:szCs w:val="28"/>
-        </w:rPr>
-      </w:pPr>
-      <w:r>
-        <w:rPr>
-          <w:rFonts w:ascii="Times New Roman" w:hAnsi="Times New Roman" w:cs="Times New Roman"/>
-          <w:noProof/>
-          <w:sz w:val="28"/>
-          <w:szCs w:val="28"/>
-        </w:rPr>
-        <w:lastRenderedPageBreak/>
-        <w:drawing>
-          <wp:inline distT="0" distB="0" distL="0" distR="0" wp14:anchorId="4F964F07" wp14:editId="59CD264B">
-            <wp:extent cx="5943600" cy="2793365"/>
-            <wp:effectExtent l="0" t="0" r="0" b="6985"/>
-            <wp:docPr id="1029023443" name="Picture 1" descr="A screenshot of a login box&#10;&#10;AI-generated content may be incorrect."/>
-            <wp:cNvGraphicFramePr>
-              <a:graphicFrameLocks xmlns:a="http://schemas.openxmlformats.org/drawingml/2006/main" noChangeAspect="1"/>
-            </wp:cNvGraphicFramePr>
-            <a:graphic xmlns:a="http://schemas.openxmlformats.org/drawingml/2006/main">
-              <a:graphicData uri="http://schemas.openxmlformats.org/drawingml/2006/picture">
-                <pic:pic xmlns:pic="http://schemas.openxmlformats.org/drawingml/2006/picture">
-                  <pic:nvPicPr>
-                    <pic:cNvPr id="1029023443" name="Picture 1" descr="A screenshot of a login box&#10;&#10;AI-generated content may be incorrect."/>
-                    <pic:cNvPicPr/>
-                  </pic:nvPicPr>
-                  <pic:blipFill>
-                    <a:blip r:embed="rId7"/>
-                    <a:stretch>
-                      <a:fillRect/>
-                    </a:stretch>
-                  </pic:blipFill>
-                  <pic:spPr>
-                    <a:xfrm>
-                      <a:off x="0" y="0"/>
-                      <a:ext cx="5943600" cy="2793365"/>
-                    </a:xfrm>
-                    <a:prstGeom prst="rect">
-                      <a:avLst/>
-                    </a:prstGeom>
-                  </pic:spPr>
-                </pic:pic>
-              </a:graphicData>
-            </a:graphic>
-          </wp:inline>
-        </w:drawing>
-      </w:r>
-    </w:p>
-    <w:p>
-      <w:pPr>
-        <w:rPr>
-          <w:rFonts w:ascii="Times New Roman" w:hAnsi="Times New Roman" w:cs="Times New Roman"/>
-          <w:sz w:val="28"/>
-          <w:szCs w:val="28"/>
-        </w:rPr>
-      </w:pPr>
-      <w:r>
-        <w:rPr>
-          <w:rFonts w:ascii="Times New Roman" w:hAnsi="Times New Roman" w:cs="Times New Roman"/>
-          <w:noProof/>
-          <w:sz w:val="28"/>
-          <w:szCs w:val="28"/>
-        </w:rPr>
-        <w:drawing>
-          <wp:inline distT="0" distB="0" distL="0" distR="0" wp14:anchorId="1623A855" wp14:editId="2EEAA674">
-            <wp:extent cx="5943600" cy="2195195"/>
-            <wp:effectExtent l="0" t="0" r="0" b="0"/>
-            <wp:docPr id="1964925269" name="Picture 1" descr="A screenshot of a computer&#10;&#10;AI-generated content may be incorrect."/>
-            <wp:cNvGraphicFramePr>
-              <a:graphicFrameLocks xmlns:a="http://schemas.openxmlformats.org/drawingml/2006/main" noChangeAspect="1"/>
-            </wp:cNvGraphicFramePr>
-            <a:graphic xmlns:a="http://schemas.openxmlformats.org/drawingml/2006/main">
-              <a:graphicData uri="http://schemas.openxmlformats.org/drawingml/2006/picture">
-                <pic:pic xmlns:pic="http://schemas.openxmlformats.org/drawingml/2006/picture">
-                  <pic:nvPicPr>
-                    <pic:cNvPr id="1964925269" name="Picture 1" descr="A screenshot of a computer&#10;&#10;AI-generated content may be incorrect."/>
-                    <pic:cNvPicPr/>
-                  </pic:nvPicPr>
-                  <pic:blipFill>
-                    <a:blip r:embed="rId8"/>
-                    <a:stretch>
-                      <a:fillRect/>
-                    </a:stretch>
-                  </pic:blipFill>
-                  <pic:spPr>
-                    <a:xfrm>
-                      <a:off x="0" y="0"/>
-                      <a:ext cx="5943600" cy="2195195"/>
-                    </a:xfrm>
-                    <a:prstGeom prst="rect">
-                      <a:avLst/>
-                    </a:prstGeom>
-                  </pic:spPr>
-                </pic:pic>
-              </a:graphicData>
-            </a:graphic>
-          </wp:inline>
-        </w:drawing>
-      </w:r>
-    </w:p>
-    <w:p>
-      <w:pPr>
-        <w:rPr>
-          <w:rFonts w:ascii="Times New Roman" w:hAnsi="Times New Roman" w:cs="Times New Roman"/>
-          <w:sz w:val="28"/>
-          <w:szCs w:val="28"/>
-        </w:rPr>
-      </w:pPr>
-    </w:p>
-    <w:p>
-      <w:pPr>
-        <w:rPr>
-          <w:rFonts w:ascii="Times New Roman" w:hAnsi="Times New Roman" w:cs="Times New Roman"/>
-          <w:sz w:val="28"/>
-          <w:szCs w:val="28"/>
-        </w:rPr>
-      </w:pPr>
-      <w:r>
-        <w:rPr>
-          <w:rFonts w:ascii="Times New Roman" w:hAnsi="Times New Roman" w:cs="Times New Roman"/>
-          <w:noProof/>
-          <w:sz w:val="28"/>
-          <w:szCs w:val="28"/>
-        </w:rPr>
-        <w:lastRenderedPageBreak/>
-        <w:drawing>
-          <wp:inline distT="0" distB="0" distL="0" distR="0" wp14:anchorId="24990C27" wp14:editId="7AC90700">
-            <wp:extent cx="5943600" cy="2821940"/>
-            <wp:effectExtent l="0" t="0" r="0" b="0"/>
-            <wp:docPr id="4" name="Picture 4"/>
-            <wp:cNvGraphicFramePr>
-              <a:graphicFrameLocks xmlns:a="http://schemas.openxmlformats.org/drawingml/2006/main" noChangeAspect="1"/>
-            </wp:cNvGraphicFramePr>
-            <a:graphic xmlns:a="http://schemas.openxmlformats.org/drawingml/2006/main">
-              <a:graphicData uri="http://schemas.openxmlformats.org/drawingml/2006/picture">
-                <pic:pic xmlns:pic="http://schemas.openxmlformats.org/drawingml/2006/picture">
-                  <pic:nvPicPr>
-                    <pic:cNvPr id="1" name=""/>
-                    <pic:cNvPicPr/>
-                  </pic:nvPicPr>
-                  <pic:blipFill>
-                    <a:blip r:embed="rId9"/>
-                    <a:stretch>
-                      <a:fillRect/>
-                    </a:stretch>
-                  </pic:blipFill>
-                  <pic:spPr>
-                    <a:xfrm>
-                      <a:off x="0" y="0"/>
-                      <a:ext cx="5943600" cy="2821940"/>
-                    </a:xfrm>
-                    <a:prstGeom prst="rect">
-                      <a:avLst/>
-                    </a:prstGeom>
-                  </pic:spPr>
-                </pic:pic>
-              </a:graphicData>
-            </a:graphic>
-          </wp:inline>
-        </w:drawing>
-      </w:r>
-    </w:p>
-    <w:p>
-      <w:pPr>
-        <w:rPr>
-          <w:rFonts w:ascii="Times New Roman" w:hAnsi="Times New Roman" w:cs="Times New Roman"/>
-          <w:sz w:val="28"/>
-          <w:szCs w:val="28"/>
-        </w:rPr>
-      </w:pPr>
-      <w:r>
-        <w:rPr>
-          <w:rFonts w:ascii="Times New Roman" w:hAnsi="Times New Roman" w:cs="Times New Roman"/>
-          <w:noProof/>
-          <w:sz w:val="28"/>
-          <w:szCs w:val="28"/>
-        </w:rPr>
-        <w:drawing>
-          <wp:inline distT="0" distB="0" distL="0" distR="0" wp14:anchorId="46617CD9" wp14:editId="2802B1CA">
-            <wp:extent cx="5943600" cy="2807335"/>
-            <wp:effectExtent l="0" t="0" r="0" b="0"/>
-            <wp:docPr id="5" name="Picture 5"/>
             <wp:cNvGraphicFramePr>
               <a:graphicFrameLocks xmlns:a="http://schemas.openxmlformats.org/drawingml/2006/main" noChangeAspect="1"/>
             </wp:cNvGraphicFramePr>
@@ -1969,6 +3284,725 @@
                   <pic:spPr>
                     <a:xfrm>
                       <a:off x="0" y="0"/>
+                      <a:ext cx="5943600" cy="3018790"/>
+                    </a:xfrm>
+                    <a:prstGeom prst="rect">
+                      <a:avLst/>
+                    </a:prstGeom>
+                  </pic:spPr>
+                </pic:pic>
+              </a:graphicData>
+            </a:graphic>
+          </wp:inline>
+        </w:drawing>
+      </w:r>
+    </w:p>
+    <w:p>
+      <w:pPr>
+        <w:rPr>
+          <w:rFonts w:ascii="Times New Roman" w:hAnsi="Times New Roman" w:cs="Times New Roman"/>
+          <w:sz w:val="28"/>
+          <w:szCs w:val="28"/>
+        </w:rPr>
+      </w:pPr>
+      <w:r>
+        <w:rPr>
+          <w:rFonts w:ascii="Times New Roman" w:hAnsi="Times New Roman" w:cs="Times New Roman"/>
+          <w:sz w:val="28"/>
+          <w:szCs w:val="28"/>
+        </w:rPr>
+        <w:t>Cơ sở dữ liệu được thiết kế theo mô hình quan hệ, đảm bảo tính toàn vẹn và dễ mở rộng.</w:t>
+      </w:r>
+    </w:p>
+    <w:p>
+      <w:pPr>
+        <w:pStyle w:val="Heading3"/>
+        <w:rPr>
+          <w:rFonts w:ascii="Times New Roman" w:hAnsi="Times New Roman" w:cs="Times New Roman"/>
+          <w:b/>
+          <w:bCs/>
+          <w:color w:val="auto"/>
+        </w:rPr>
+      </w:pPr>
+      <w:bookmarkStart w:id="6" w:name="_Toc218591637"/>
+      <w:r>
+        <w:rPr>
+          <w:rFonts w:ascii="Times New Roman" w:hAnsi="Times New Roman" w:cs="Times New Roman"/>
+          <w:b/>
+          <w:bCs/>
+          <w:color w:val="auto"/>
+        </w:rPr>
+        <w:t>2.3. Kiến trúc hệ thống</w:t>
+      </w:r>
+      <w:bookmarkEnd w:id="6"/>
+    </w:p>
+    <w:p>
+      <w:pPr>
+        <w:rPr>
+          <w:rFonts w:ascii="Times New Roman" w:hAnsi="Times New Roman" w:cs="Times New Roman"/>
+          <w:sz w:val="28"/>
+          <w:szCs w:val="28"/>
+        </w:rPr>
+      </w:pPr>
+      <w:r>
+        <w:rPr>
+          <w:rFonts w:ascii="Times New Roman" w:hAnsi="Times New Roman" w:cs="Times New Roman"/>
+          <w:sz w:val="28"/>
+          <w:szCs w:val="28"/>
+        </w:rPr>
+        <w:t>Hệ thống áp dụng mô hình Models – View nhằm tách biệt giao diện, xử lý logic và dữ liệu, giúp hệ thống dễ bảo trì và nâng cấp.</w:t>
+      </w:r>
+    </w:p>
+    <w:p>
+      <w:pPr>
+        <w:pStyle w:val="ListParagraph"/>
+        <w:numPr>
+          <w:ilvl w:val="1"/>
+          <w:numId w:val="41"/>
+        </w:numPr>
+        <w:rPr>
+          <w:rFonts w:ascii="Times New Roman" w:hAnsi="Times New Roman" w:cs="Times New Roman"/>
+          <w:sz w:val="28"/>
+          <w:szCs w:val="28"/>
+        </w:rPr>
+      </w:pPr>
+      <w:r>
+        <w:rPr>
+          <w:rFonts w:ascii="Times New Roman" w:hAnsi="Times New Roman" w:cs="Times New Roman"/>
+          <w:sz w:val="28"/>
+          <w:szCs w:val="28"/>
+        </w:rPr>
+        <w:lastRenderedPageBreak/>
+        <w:t xml:space="preserve">Models : Chứ các hàm chạy chức năng </w:t>
+      </w:r>
+    </w:p>
+    <w:p>
+      <w:pPr>
+        <w:pStyle w:val="ListParagraph"/>
+        <w:numPr>
+          <w:ilvl w:val="1"/>
+          <w:numId w:val="41"/>
+        </w:numPr>
+        <w:rPr>
+          <w:rFonts w:ascii="Times New Roman" w:hAnsi="Times New Roman" w:cs="Times New Roman"/>
+          <w:sz w:val="28"/>
+          <w:szCs w:val="28"/>
+        </w:rPr>
+      </w:pPr>
+      <w:r>
+        <w:rPr>
+          <w:rFonts w:ascii="Times New Roman" w:hAnsi="Times New Roman" w:cs="Times New Roman"/>
+          <w:sz w:val="28"/>
+          <w:szCs w:val="28"/>
+        </w:rPr>
+        <w:t>View : Giao diện tương tác trực tiếp với người dùng</w:t>
+      </w:r>
+    </w:p>
+    <w:p>
+      <w:pPr>
+        <w:pStyle w:val="ListParagraph"/>
+        <w:numPr>
+          <w:ilvl w:val="1"/>
+          <w:numId w:val="41"/>
+        </w:numPr>
+        <w:rPr>
+          <w:rFonts w:ascii="Times New Roman" w:hAnsi="Times New Roman" w:cs="Times New Roman"/>
+          <w:sz w:val="28"/>
+          <w:szCs w:val="28"/>
+        </w:rPr>
+      </w:pPr>
+      <w:r>
+        <w:rPr>
+          <w:rFonts w:ascii="Times New Roman" w:hAnsi="Times New Roman" w:cs="Times New Roman"/>
+          <w:sz w:val="28"/>
+          <w:szCs w:val="28"/>
+        </w:rPr>
+        <w:t xml:space="preserve">Assets : Lưu trữ các file .css </w:t>
+      </w:r>
+    </w:p>
+    <w:p>
+      <w:pPr>
+        <w:rPr>
+          <w:rFonts w:ascii="Times New Roman" w:hAnsi="Times New Roman" w:cs="Times New Roman"/>
+          <w:sz w:val="28"/>
+          <w:szCs w:val="28"/>
+        </w:rPr>
+      </w:pPr>
+      <w:r>
+        <w:rPr>
+          <w:rFonts w:ascii="Times New Roman" w:hAnsi="Times New Roman" w:cs="Times New Roman"/>
+          <w:noProof/>
+          <w:sz w:val="22"/>
+          <w:szCs w:val="22"/>
+        </w:rPr>
+        <w:drawing>
+          <wp:inline distT="0" distB="0" distL="0" distR="0" wp14:anchorId="074A443A" wp14:editId="7B9AAC72">
+            <wp:extent cx="5061098" cy="2789011"/>
+            <wp:effectExtent l="0" t="0" r="6350" b="0"/>
+            <wp:docPr id="824576140" name="Picture 1" descr="A screenshot of a computer&#10;&#10;AI-generated content may be incorrect."/>
+            <wp:cNvGraphicFramePr>
+              <a:graphicFrameLocks xmlns:a="http://schemas.openxmlformats.org/drawingml/2006/main" noChangeAspect="1"/>
+            </wp:cNvGraphicFramePr>
+            <a:graphic xmlns:a="http://schemas.openxmlformats.org/drawingml/2006/main">
+              <a:graphicData uri="http://schemas.openxmlformats.org/drawingml/2006/picture">
+                <pic:pic xmlns:pic="http://schemas.openxmlformats.org/drawingml/2006/picture">
+                  <pic:nvPicPr>
+                    <pic:cNvPr id="824576140" name="Picture 1" descr="A screenshot of a computer&#10;&#10;AI-generated content may be incorrect."/>
+                    <pic:cNvPicPr/>
+                  </pic:nvPicPr>
+                  <pic:blipFill>
+                    <a:blip r:embed="rId11"/>
+                    <a:stretch>
+                      <a:fillRect/>
+                    </a:stretch>
+                  </pic:blipFill>
+                  <pic:spPr>
+                    <a:xfrm>
+                      <a:off x="0" y="0"/>
+                      <a:ext cx="5065099" cy="2791216"/>
+                    </a:xfrm>
+                    <a:prstGeom prst="rect">
+                      <a:avLst/>
+                    </a:prstGeom>
+                  </pic:spPr>
+                </pic:pic>
+              </a:graphicData>
+            </a:graphic>
+          </wp:inline>
+        </w:drawing>
+      </w:r>
+    </w:p>
+    <w:p>
+      <w:pPr>
+        <w:rPr>
+          <w:rFonts w:ascii="Times New Roman" w:hAnsi="Times New Roman" w:cs="Times New Roman"/>
+          <w:b/>
+          <w:bCs/>
+          <w:sz w:val="28"/>
+          <w:szCs w:val="28"/>
+        </w:rPr>
+      </w:pPr>
+    </w:p>
+    <w:p>
+      <w:pPr>
+        <w:pStyle w:val="Heading2"/>
+        <w:rPr>
+          <w:rFonts w:ascii="Times New Roman" w:hAnsi="Times New Roman" w:cs="Times New Roman"/>
+          <w:b/>
+          <w:bCs/>
+          <w:color w:val="auto"/>
+        </w:rPr>
+      </w:pPr>
+      <w:bookmarkStart w:id="7" w:name="_Toc218591638"/>
+      <w:r>
+        <w:rPr>
+          <w:rFonts w:ascii="Times New Roman" w:hAnsi="Times New Roman" w:cs="Times New Roman"/>
+          <w:b/>
+          <w:bCs/>
+          <w:color w:val="auto"/>
+        </w:rPr>
+        <w:t>CHƯƠNG 3: TỔ CHỨC NHÂN SỰ VÀ PHÂN CÔNG NHIỆM VỤ</w:t>
+      </w:r>
+      <w:bookmarkEnd w:id="7"/>
+    </w:p>
+    <w:p>
+      <w:pPr>
+        <w:rPr>
+          <w:rFonts w:ascii="Times New Roman" w:hAnsi="Times New Roman" w:cs="Times New Roman"/>
+          <w:b/>
+          <w:bCs/>
+          <w:sz w:val="28"/>
+          <w:szCs w:val="28"/>
+        </w:rPr>
+      </w:pPr>
+      <w:r>
+        <w:rPr>
+          <w:rFonts w:ascii="Times New Roman" w:hAnsi="Times New Roman" w:cs="Times New Roman"/>
+          <w:b/>
+          <w:bCs/>
+          <w:sz w:val="28"/>
+          <w:szCs w:val="28"/>
+        </w:rPr>
+        <w:t>Dự án được thực hiện theo hình thức cá nhân / nhóm nhỏ, phân chia nhiệm vụ theo module chức năng.</w:t>
+      </w:r>
+    </w:p>
+    <w:p>
+      <w:pPr>
+        <w:rPr>
+          <w:rFonts w:ascii="Times New Roman" w:hAnsi="Times New Roman" w:cs="Times New Roman"/>
+          <w:b/>
+          <w:bCs/>
+          <w:sz w:val="28"/>
+          <w:szCs w:val="28"/>
+        </w:rPr>
+      </w:pPr>
+      <w:r>
+        <w:rPr>
+          <w:rFonts w:ascii="Times New Roman" w:hAnsi="Times New Roman" w:cs="Times New Roman"/>
+          <w:b/>
+          <w:bCs/>
+          <w:sz w:val="28"/>
+          <w:szCs w:val="28"/>
+        </w:rPr>
+        <w:t>T</w:t>
+      </w:r>
+      <w:r>
+        <w:rPr>
+          <w:rFonts w:ascii="Times New Roman" w:hAnsi="Times New Roman" w:cs="Times New Roman"/>
+          <w:b/>
+          <w:bCs/>
+          <w:sz w:val="28"/>
+          <w:szCs w:val="28"/>
+        </w:rPr>
+        <w:t>rần Phan Anh</w:t>
+      </w:r>
+      <w:r>
+        <w:rPr>
+          <w:rFonts w:ascii="Times New Roman" w:hAnsi="Times New Roman" w:cs="Times New Roman"/>
+          <w:b/>
+          <w:bCs/>
+          <w:sz w:val="28"/>
+          <w:szCs w:val="28"/>
+        </w:rPr>
+        <w:t xml:space="preserve"> </w:t>
+      </w:r>
+      <w:r>
+        <w:rPr>
+          <w:rFonts w:ascii="Times New Roman" w:hAnsi="Times New Roman" w:cs="Times New Roman"/>
+          <w:b/>
+          <w:bCs/>
+          <w:sz w:val="28"/>
+          <w:szCs w:val="28"/>
+        </w:rPr>
+        <w:t xml:space="preserve">:  </w:t>
+      </w:r>
+      <w:r>
+        <w:rPr>
+          <w:rFonts w:ascii="Times New Roman" w:hAnsi="Times New Roman" w:cs="Times New Roman"/>
+          <w:sz w:val="28"/>
+          <w:szCs w:val="28"/>
+        </w:rPr>
+        <w:t xml:space="preserve">Phụ trách Module </w:t>
+      </w:r>
+      <w:r>
+        <w:rPr>
+          <w:rFonts w:ascii="Times New Roman" w:hAnsi="Times New Roman" w:cs="Times New Roman"/>
+          <w:sz w:val="28"/>
+          <w:szCs w:val="28"/>
+        </w:rPr>
+        <w:t>Trang Chủ, Đăng nhập, Đăng Xuất</w:t>
+      </w:r>
+      <w:r>
+        <w:rPr>
+          <w:rFonts w:ascii="Times New Roman" w:hAnsi="Times New Roman" w:cs="Times New Roman"/>
+          <w:sz w:val="28"/>
+          <w:szCs w:val="28"/>
+        </w:rPr>
+        <w:t>,</w:t>
+      </w:r>
+      <w:r>
+        <w:rPr>
+          <w:rFonts w:ascii="Times New Roman" w:hAnsi="Times New Roman" w:cs="Times New Roman"/>
+          <w:sz w:val="28"/>
+          <w:szCs w:val="28"/>
+        </w:rPr>
+        <w:t xml:space="preserve"> </w:t>
+      </w:r>
+      <w:r>
+        <w:rPr>
+          <w:rFonts w:ascii="Times New Roman" w:hAnsi="Times New Roman" w:cs="Times New Roman"/>
+          <w:sz w:val="28"/>
+          <w:szCs w:val="28"/>
+        </w:rPr>
+        <w:t>Quản lí</w:t>
+      </w:r>
+      <w:r>
+        <w:rPr>
+          <w:rFonts w:ascii="Times New Roman" w:hAnsi="Times New Roman" w:cs="Times New Roman"/>
+          <w:sz w:val="28"/>
+          <w:szCs w:val="28"/>
+        </w:rPr>
+        <w:t xml:space="preserve"> Tài Khoản </w:t>
+      </w:r>
+      <w:r>
+        <w:rPr>
+          <w:rFonts w:ascii="Times New Roman" w:hAnsi="Times New Roman" w:cs="Times New Roman"/>
+          <w:sz w:val="28"/>
+          <w:szCs w:val="28"/>
+        </w:rPr>
+        <w:t>,</w:t>
+      </w:r>
+      <w:r>
+        <w:rPr>
+          <w:rFonts w:ascii="Times New Roman" w:hAnsi="Times New Roman" w:cs="Times New Roman"/>
+          <w:sz w:val="28"/>
+          <w:szCs w:val="28"/>
+        </w:rPr>
+        <w:t xml:space="preserve"> Quản Lí Hoá Đơn</w:t>
+      </w:r>
+      <w:r>
+        <w:rPr>
+          <w:rFonts w:ascii="Times New Roman" w:hAnsi="Times New Roman" w:cs="Times New Roman"/>
+          <w:sz w:val="28"/>
+          <w:szCs w:val="28"/>
+        </w:rPr>
+        <w:t>, Thống Kê Thu Chi</w:t>
+      </w:r>
+    </w:p>
+    <w:p>
+      <w:pPr>
+        <w:numPr>
+          <w:ilvl w:val="0"/>
+          <w:numId w:val="24"/>
+        </w:numPr>
+        <w:rPr>
+          <w:rFonts w:ascii="Times New Roman" w:hAnsi="Times New Roman" w:cs="Times New Roman"/>
+          <w:sz w:val="28"/>
+          <w:szCs w:val="28"/>
+        </w:rPr>
+      </w:pPr>
+      <w:r>
+        <w:rPr>
+          <w:rFonts w:ascii="Times New Roman" w:hAnsi="Times New Roman" w:cs="Times New Roman"/>
+          <w:sz w:val="28"/>
+          <w:szCs w:val="28"/>
+        </w:rPr>
+        <w:t>Vai trò: Team Leader &amp; Full-stack Developer.</w:t>
+      </w:r>
+    </w:p>
+    <w:p>
+      <w:pPr>
+        <w:numPr>
+          <w:ilvl w:val="0"/>
+          <w:numId w:val="24"/>
+        </w:numPr>
+        <w:rPr>
+          <w:rFonts w:ascii="Times New Roman" w:hAnsi="Times New Roman" w:cs="Times New Roman"/>
+          <w:sz w:val="28"/>
+          <w:szCs w:val="28"/>
+        </w:rPr>
+      </w:pPr>
+      <w:r>
+        <w:rPr>
+          <w:rFonts w:ascii="Times New Roman" w:hAnsi="Times New Roman" w:cs="Times New Roman"/>
+          <w:sz w:val="28"/>
+          <w:szCs w:val="28"/>
+        </w:rPr>
+        <w:t>Nhiệm vụ:</w:t>
+      </w:r>
+    </w:p>
+    <w:p>
+      <w:pPr>
+        <w:numPr>
+          <w:ilvl w:val="1"/>
+          <w:numId w:val="24"/>
+        </w:numPr>
+        <w:rPr>
+          <w:rFonts w:ascii="Times New Roman" w:hAnsi="Times New Roman" w:cs="Times New Roman"/>
+          <w:sz w:val="28"/>
+          <w:szCs w:val="28"/>
+        </w:rPr>
+      </w:pPr>
+      <w:r>
+        <w:rPr>
+          <w:rFonts w:ascii="Times New Roman" w:hAnsi="Times New Roman" w:cs="Times New Roman"/>
+          <w:sz w:val="28"/>
+          <w:szCs w:val="28"/>
+        </w:rPr>
+        <w:t>Thiết kế kiến trúc thư mục dự án và quy chuẩn code (Coding Convention).</w:t>
+      </w:r>
+    </w:p>
+    <w:p>
+      <w:pPr>
+        <w:numPr>
+          <w:ilvl w:val="1"/>
+          <w:numId w:val="24"/>
+        </w:numPr>
+        <w:rPr>
+          <w:rFonts w:ascii="Times New Roman" w:hAnsi="Times New Roman" w:cs="Times New Roman"/>
+          <w:sz w:val="28"/>
+          <w:szCs w:val="28"/>
+        </w:rPr>
+      </w:pPr>
+      <w:r>
+        <w:rPr>
+          <w:rFonts w:ascii="Times New Roman" w:hAnsi="Times New Roman" w:cs="Times New Roman"/>
+          <w:sz w:val="28"/>
+          <w:szCs w:val="28"/>
+        </w:rPr>
+        <w:t xml:space="preserve">Phát triển Module </w:t>
+      </w:r>
+      <w:r>
+        <w:rPr>
+          <w:rFonts w:ascii="Times New Roman" w:hAnsi="Times New Roman" w:cs="Times New Roman"/>
+          <w:sz w:val="28"/>
+          <w:szCs w:val="28"/>
+        </w:rPr>
+        <w:t>Trang Chủ, Đăng nhập, Đăng Xuất, Phân Quyền Tài Khoản Người Dùng, Nhà Cung Cấp</w:t>
+      </w:r>
+      <w:r>
+        <w:rPr>
+          <w:rFonts w:ascii="Times New Roman" w:hAnsi="Times New Roman" w:cs="Times New Roman"/>
+          <w:sz w:val="28"/>
+          <w:szCs w:val="28"/>
+        </w:rPr>
+        <w:t>: Xây dựng Dashboard thống kê; Xây dựng chức năng nòng cốt "</w:t>
+      </w:r>
+      <w:r>
+        <w:rPr>
+          <w:rFonts w:ascii="Times New Roman" w:hAnsi="Times New Roman" w:cs="Times New Roman"/>
+          <w:sz w:val="28"/>
+          <w:szCs w:val="28"/>
+        </w:rPr>
+        <w:t>Thêm, Sửa, Xoá, Tìm kiếm</w:t>
+      </w:r>
+      <w:r>
+        <w:rPr>
+          <w:rFonts w:ascii="Times New Roman" w:hAnsi="Times New Roman" w:cs="Times New Roman"/>
+          <w:sz w:val="28"/>
+          <w:szCs w:val="28"/>
+        </w:rPr>
+        <w:t>" (CRUD Question &amp; Options); Xây dựng chức năng "</w:t>
+      </w:r>
+      <w:r>
+        <w:rPr>
+          <w:rFonts w:ascii="Times New Roman" w:hAnsi="Times New Roman" w:cs="Times New Roman"/>
+          <w:sz w:val="28"/>
+          <w:szCs w:val="28"/>
+        </w:rPr>
+        <w:t xml:space="preserve"> Quản lý tài khoản </w:t>
+      </w:r>
+      <w:r>
+        <w:rPr>
+          <w:rFonts w:ascii="Times New Roman" w:hAnsi="Times New Roman" w:cs="Times New Roman"/>
+          <w:sz w:val="28"/>
+          <w:szCs w:val="28"/>
+        </w:rPr>
+        <w:t>"</w:t>
+      </w:r>
+      <w:r>
+        <w:rPr>
+          <w:rFonts w:ascii="Times New Roman" w:hAnsi="Times New Roman" w:cs="Times New Roman"/>
+          <w:sz w:val="28"/>
+          <w:szCs w:val="28"/>
+        </w:rPr>
+        <w:t>, " Quản lý nhà cung cấp"</w:t>
+      </w:r>
+      <w:r>
+        <w:rPr>
+          <w:rFonts w:ascii="Times New Roman" w:hAnsi="Times New Roman" w:cs="Times New Roman"/>
+          <w:sz w:val="28"/>
+          <w:szCs w:val="28"/>
+        </w:rPr>
+        <w:t>, “Thống kê thu chi”</w:t>
+      </w:r>
+    </w:p>
+    <w:p>
+      <w:pPr>
+        <w:rPr>
+          <w:rFonts w:ascii="Times New Roman" w:hAnsi="Times New Roman" w:cs="Times New Roman"/>
+          <w:sz w:val="28"/>
+          <w:szCs w:val="28"/>
+        </w:rPr>
+      </w:pPr>
+      <w:r>
+        <w:rPr>
+          <w:rFonts w:ascii="Times New Roman" w:hAnsi="Times New Roman" w:cs="Times New Roman"/>
+          <w:noProof/>
+          <w:sz w:val="28"/>
+          <w:szCs w:val="28"/>
+        </w:rPr>
+        <w:lastRenderedPageBreak/>
+        <w:drawing>
+          <wp:inline distT="0" distB="0" distL="0" distR="0" wp14:anchorId="4F964F07" wp14:editId="59CD264B">
+            <wp:extent cx="5943600" cy="2793365"/>
+            <wp:effectExtent l="0" t="0" r="0" b="6985"/>
+            <wp:docPr id="1029023443" name="Picture 1" descr="A screenshot of a login box&#10;&#10;AI-generated content may be incorrect."/>
+            <wp:cNvGraphicFramePr>
+              <a:graphicFrameLocks xmlns:a="http://schemas.openxmlformats.org/drawingml/2006/main" noChangeAspect="1"/>
+            </wp:cNvGraphicFramePr>
+            <a:graphic xmlns:a="http://schemas.openxmlformats.org/drawingml/2006/main">
+              <a:graphicData uri="http://schemas.openxmlformats.org/drawingml/2006/picture">
+                <pic:pic xmlns:pic="http://schemas.openxmlformats.org/drawingml/2006/picture">
+                  <pic:nvPicPr>
+                    <pic:cNvPr id="1029023443" name="Picture 1" descr="A screenshot of a login box&#10;&#10;AI-generated content may be incorrect."/>
+                    <pic:cNvPicPr/>
+                  </pic:nvPicPr>
+                  <pic:blipFill>
+                    <a:blip r:embed="rId12"/>
+                    <a:stretch>
+                      <a:fillRect/>
+                    </a:stretch>
+                  </pic:blipFill>
+                  <pic:spPr>
+                    <a:xfrm>
+                      <a:off x="0" y="0"/>
+                      <a:ext cx="5943600" cy="2793365"/>
+                    </a:xfrm>
+                    <a:prstGeom prst="rect">
+                      <a:avLst/>
+                    </a:prstGeom>
+                  </pic:spPr>
+                </pic:pic>
+              </a:graphicData>
+            </a:graphic>
+          </wp:inline>
+        </w:drawing>
+      </w:r>
+    </w:p>
+    <w:p>
+      <w:pPr>
+        <w:rPr>
+          <w:rFonts w:ascii="Times New Roman" w:hAnsi="Times New Roman" w:cs="Times New Roman"/>
+          <w:sz w:val="28"/>
+          <w:szCs w:val="28"/>
+        </w:rPr>
+      </w:pPr>
+      <w:r>
+        <w:rPr>
+          <w:rFonts w:ascii="Times New Roman" w:hAnsi="Times New Roman" w:cs="Times New Roman"/>
+          <w:noProof/>
+          <w:sz w:val="28"/>
+          <w:szCs w:val="28"/>
+        </w:rPr>
+        <w:drawing>
+          <wp:inline distT="0" distB="0" distL="0" distR="0" wp14:anchorId="1623A855" wp14:editId="2EEAA674">
+            <wp:extent cx="5943600" cy="2195195"/>
+            <wp:effectExtent l="0" t="0" r="0" b="0"/>
+            <wp:docPr id="1964925269" name="Picture 1" descr="A screenshot of a computer&#10;&#10;AI-generated content may be incorrect."/>
+            <wp:cNvGraphicFramePr>
+              <a:graphicFrameLocks xmlns:a="http://schemas.openxmlformats.org/drawingml/2006/main" noChangeAspect="1"/>
+            </wp:cNvGraphicFramePr>
+            <a:graphic xmlns:a="http://schemas.openxmlformats.org/drawingml/2006/main">
+              <a:graphicData uri="http://schemas.openxmlformats.org/drawingml/2006/picture">
+                <pic:pic xmlns:pic="http://schemas.openxmlformats.org/drawingml/2006/picture">
+                  <pic:nvPicPr>
+                    <pic:cNvPr id="1964925269" name="Picture 1" descr="A screenshot of a computer&#10;&#10;AI-generated content may be incorrect."/>
+                    <pic:cNvPicPr/>
+                  </pic:nvPicPr>
+                  <pic:blipFill>
+                    <a:blip r:embed="rId13"/>
+                    <a:stretch>
+                      <a:fillRect/>
+                    </a:stretch>
+                  </pic:blipFill>
+                  <pic:spPr>
+                    <a:xfrm>
+                      <a:off x="0" y="0"/>
+                      <a:ext cx="5943600" cy="2195195"/>
+                    </a:xfrm>
+                    <a:prstGeom prst="rect">
+                      <a:avLst/>
+                    </a:prstGeom>
+                  </pic:spPr>
+                </pic:pic>
+              </a:graphicData>
+            </a:graphic>
+          </wp:inline>
+        </w:drawing>
+      </w:r>
+    </w:p>
+    <w:p>
+      <w:pPr>
+        <w:rPr>
+          <w:rFonts w:ascii="Times New Roman" w:hAnsi="Times New Roman" w:cs="Times New Roman"/>
+          <w:sz w:val="28"/>
+          <w:szCs w:val="28"/>
+        </w:rPr>
+      </w:pPr>
+    </w:p>
+    <w:p>
+      <w:pPr>
+        <w:rPr>
+          <w:rFonts w:ascii="Times New Roman" w:hAnsi="Times New Roman" w:cs="Times New Roman"/>
+          <w:sz w:val="28"/>
+          <w:szCs w:val="28"/>
+        </w:rPr>
+      </w:pPr>
+      <w:r>
+        <w:rPr>
+          <w:rFonts w:ascii="Times New Roman" w:hAnsi="Times New Roman" w:cs="Times New Roman"/>
+          <w:noProof/>
+          <w:sz w:val="28"/>
+          <w:szCs w:val="28"/>
+        </w:rPr>
+        <w:lastRenderedPageBreak/>
+        <w:drawing>
+          <wp:inline distT="0" distB="0" distL="0" distR="0" wp14:anchorId="24990C27" wp14:editId="7AC90700">
+            <wp:extent cx="5943600" cy="2821940"/>
+            <wp:effectExtent l="0" t="0" r="0" b="0"/>
+            <wp:docPr id="4" name="Picture 4"/>
+            <wp:cNvGraphicFramePr>
+              <a:graphicFrameLocks xmlns:a="http://schemas.openxmlformats.org/drawingml/2006/main" noChangeAspect="1"/>
+            </wp:cNvGraphicFramePr>
+            <a:graphic xmlns:a="http://schemas.openxmlformats.org/drawingml/2006/main">
+              <a:graphicData uri="http://schemas.openxmlformats.org/drawingml/2006/picture">
+                <pic:pic xmlns:pic="http://schemas.openxmlformats.org/drawingml/2006/picture">
+                  <pic:nvPicPr>
+                    <pic:cNvPr id="1" name=""/>
+                    <pic:cNvPicPr/>
+                  </pic:nvPicPr>
+                  <pic:blipFill>
+                    <a:blip r:embed="rId14"/>
+                    <a:stretch>
+                      <a:fillRect/>
+                    </a:stretch>
+                  </pic:blipFill>
+                  <pic:spPr>
+                    <a:xfrm>
+                      <a:off x="0" y="0"/>
+                      <a:ext cx="5943600" cy="2821940"/>
+                    </a:xfrm>
+                    <a:prstGeom prst="rect">
+                      <a:avLst/>
+                    </a:prstGeom>
+                  </pic:spPr>
+                </pic:pic>
+              </a:graphicData>
+            </a:graphic>
+          </wp:inline>
+        </w:drawing>
+      </w:r>
+    </w:p>
+    <w:p>
+      <w:pPr>
+        <w:rPr>
+          <w:rFonts w:ascii="Times New Roman" w:hAnsi="Times New Roman" w:cs="Times New Roman"/>
+          <w:sz w:val="28"/>
+          <w:szCs w:val="28"/>
+        </w:rPr>
+      </w:pPr>
+      <w:r>
+        <w:rPr>
+          <w:rFonts w:ascii="Times New Roman" w:hAnsi="Times New Roman" w:cs="Times New Roman"/>
+          <w:noProof/>
+          <w:sz w:val="28"/>
+          <w:szCs w:val="28"/>
+        </w:rPr>
+        <w:drawing>
+          <wp:inline distT="0" distB="0" distL="0" distR="0" wp14:anchorId="46617CD9" wp14:editId="2802B1CA">
+            <wp:extent cx="5943600" cy="2807335"/>
+            <wp:effectExtent l="0" t="0" r="0" b="0"/>
+            <wp:docPr id="5" name="Picture 5"/>
+            <wp:cNvGraphicFramePr>
+              <a:graphicFrameLocks xmlns:a="http://schemas.openxmlformats.org/drawingml/2006/main" noChangeAspect="1"/>
+            </wp:cNvGraphicFramePr>
+            <a:graphic xmlns:a="http://schemas.openxmlformats.org/drawingml/2006/main">
+              <a:graphicData uri="http://schemas.openxmlformats.org/drawingml/2006/picture">
+                <pic:pic xmlns:pic="http://schemas.openxmlformats.org/drawingml/2006/picture">
+                  <pic:nvPicPr>
+                    <pic:cNvPr id="1" name=""/>
+                    <pic:cNvPicPr/>
+                  </pic:nvPicPr>
+                  <pic:blipFill>
+                    <a:blip r:embed="rId15"/>
+                    <a:stretch>
+                      <a:fillRect/>
+                    </a:stretch>
+                  </pic:blipFill>
+                  <pic:spPr>
+                    <a:xfrm>
+                      <a:off x="0" y="0"/>
                       <a:ext cx="5943600" cy="2807335"/>
                     </a:xfrm>
                     <a:prstGeom prst="rect">
@@ -2290,7 +4324,7 @@
                     <pic:cNvPicPr/>
                   </pic:nvPicPr>
                   <pic:blipFill>
-                    <a:blip r:embed="rId11"/>
+                    <a:blip r:embed="rId16"/>
                     <a:stretch>
                       <a:fillRect/>
                     </a:stretch>
@@ -2403,7 +4437,7 @@
                     <pic:cNvPicPr/>
                   </pic:nvPicPr>
                   <pic:blipFill>
-                    <a:blip r:embed="rId12"/>
+                    <a:blip r:embed="rId17"/>
                     <a:stretch>
                       <a:fillRect/>
                     </a:stretch>
@@ -2584,143 +4618,7 @@
           <w:sz w:val="28"/>
           <w:szCs w:val="28"/>
         </w:rPr>
-        <w:t>Phát triển Module</w:t>
-      </w:r>
-      <w:r>
-        <w:rPr>
-          <w:rFonts w:ascii="Times New Roman" w:hAnsi="Times New Roman" w:cs="Times New Roman"/>
-          <w:sz w:val="28"/>
-          <w:szCs w:val="28"/>
-        </w:rPr>
-        <w:t xml:space="preserve"> Mặt hàng , Đơn nhập hàng </w:t>
-      </w:r>
-      <w:r>
-        <w:rPr>
-          <w:rFonts w:ascii="Times New Roman" w:hAnsi="Times New Roman" w:cs="Times New Roman"/>
-          <w:sz w:val="28"/>
-          <w:szCs w:val="28"/>
-        </w:rPr>
-        <w:t>:</w:t>
-      </w:r>
-      <w:r>
-        <w:rPr>
-          <w:rFonts w:ascii="Times New Roman" w:hAnsi="Times New Roman" w:cs="Times New Roman"/>
-          <w:sz w:val="28"/>
-          <w:szCs w:val="28"/>
-        </w:rPr>
-        <w:t xml:space="preserve"> </w:t>
-      </w:r>
-      <w:r>
-        <w:rPr>
-          <w:rFonts w:ascii="Times New Roman" w:hAnsi="Times New Roman" w:cs="Times New Roman"/>
-          <w:sz w:val="28"/>
-          <w:szCs w:val="28"/>
-        </w:rPr>
-        <w:t>Xây dựng chức năng nòng cốt "</w:t>
-      </w:r>
-      <w:r>
-        <w:rPr>
-          <w:rFonts w:ascii="Times New Roman" w:hAnsi="Times New Roman" w:cs="Times New Roman"/>
-          <w:sz w:val="28"/>
-          <w:szCs w:val="28"/>
-        </w:rPr>
-        <w:t>Thêm, Sửa, Xoá, Tìm kiếm</w:t>
-      </w:r>
-      <w:r>
-        <w:rPr>
-          <w:rFonts w:ascii="Times New Roman" w:hAnsi="Times New Roman" w:cs="Times New Roman"/>
-          <w:sz w:val="28"/>
-          <w:szCs w:val="28"/>
-        </w:rPr>
-        <w:t>" (CRUD Question &amp; Options); Xây dựng chức năng "</w:t>
-      </w:r>
-      <w:r>
-        <w:rPr>
-          <w:rFonts w:ascii="Times New Roman" w:hAnsi="Times New Roman" w:cs="Times New Roman"/>
-          <w:sz w:val="28"/>
-          <w:szCs w:val="28"/>
-        </w:rPr>
-        <w:t xml:space="preserve"> </w:t>
-      </w:r>
-      <w:r>
-        <w:rPr>
-          <w:rFonts w:ascii="Times New Roman" w:hAnsi="Times New Roman" w:cs="Times New Roman"/>
-          <w:sz w:val="28"/>
-          <w:szCs w:val="28"/>
-        </w:rPr>
-        <w:t xml:space="preserve">Quản lý </w:t>
-      </w:r>
-      <w:r>
-        <w:rPr>
-          <w:rFonts w:ascii="Times New Roman" w:hAnsi="Times New Roman" w:cs="Times New Roman"/>
-          <w:sz w:val="28"/>
-          <w:szCs w:val="28"/>
-        </w:rPr>
-        <w:t xml:space="preserve">mặt hàng </w:t>
-      </w:r>
-      <w:r>
-        <w:rPr>
-          <w:rFonts w:ascii="Times New Roman" w:hAnsi="Times New Roman" w:cs="Times New Roman"/>
-          <w:sz w:val="28"/>
-          <w:szCs w:val="28"/>
-        </w:rPr>
-        <w:t>"</w:t>
-      </w:r>
-      <w:r>
-        <w:rPr>
-          <w:rFonts w:ascii="Times New Roman" w:hAnsi="Times New Roman" w:cs="Times New Roman"/>
-          <w:sz w:val="28"/>
-          <w:szCs w:val="28"/>
-        </w:rPr>
-        <w:t xml:space="preserve">, </w:t>
-      </w:r>
-      <w:r>
-        <w:rPr>
-          <w:rFonts w:ascii="Times New Roman" w:hAnsi="Times New Roman" w:cs="Times New Roman"/>
-          <w:sz w:val="28"/>
-          <w:szCs w:val="28"/>
-        </w:rPr>
-        <w:t>"</w:t>
-      </w:r>
-      <w:r>
-        <w:rPr>
-          <w:rFonts w:ascii="Times New Roman" w:hAnsi="Times New Roman" w:cs="Times New Roman"/>
-          <w:sz w:val="28"/>
-          <w:szCs w:val="28"/>
-        </w:rPr>
-        <w:t xml:space="preserve"> </w:t>
-      </w:r>
-      <w:r>
-        <w:rPr>
-          <w:rFonts w:ascii="Times New Roman" w:hAnsi="Times New Roman" w:cs="Times New Roman"/>
-          <w:sz w:val="28"/>
-          <w:szCs w:val="28"/>
-        </w:rPr>
-        <w:t xml:space="preserve">Quản lý </w:t>
-      </w:r>
-      <w:r>
-        <w:rPr>
-          <w:rFonts w:ascii="Times New Roman" w:hAnsi="Times New Roman" w:cs="Times New Roman"/>
-          <w:sz w:val="28"/>
-          <w:szCs w:val="28"/>
-        </w:rPr>
-        <w:t>đơn nhập hàng</w:t>
-      </w:r>
-      <w:r>
-        <w:rPr>
-          <w:rFonts w:ascii="Times New Roman" w:hAnsi="Times New Roman" w:cs="Times New Roman"/>
-          <w:sz w:val="28"/>
-          <w:szCs w:val="28"/>
-        </w:rPr>
-        <w:t>"</w:t>
-      </w:r>
-      <w:r>
-        <w:rPr>
-          <w:rFonts w:ascii="Times New Roman" w:hAnsi="Times New Roman" w:cs="Times New Roman"/>
-          <w:sz w:val="28"/>
-          <w:szCs w:val="28"/>
-        </w:rPr>
-        <w:t>,</w:t>
+        <w:t>Phát triển Module Mặt hàng , Đơn nhập hàng : Xây dựng chức năng nòng cốt "Thêm, Sửa, Xoá, Tìm kiếm" (CRUD Question &amp; Options); Xây dựng chức năng " Quản lý mặt hàng ", " Quản lý đơn nhập hàng",</w:t>
       </w:r>
     </w:p>
     <w:p>
@@ -2728,7 +4626,6 @@
         <w:jc w:val="center"/>
         <w:rPr>
           <w:rFonts w:ascii="Times New Roman" w:hAnsi="Times New Roman" w:cs="Times New Roman"/>
-          <w:color w:val="2E74B5" w:themeColor="accent5" w:themeShade="BF"/>
           <w:sz w:val="22"/>
           <w:szCs w:val="22"/>
         </w:rPr>
@@ -2756,7 +4653,7 @@
                     <pic:cNvPicPr/>
                   </pic:nvPicPr>
                   <pic:blipFill>
-                    <a:blip r:embed="rId13"/>
+                    <a:blip r:embed="rId18"/>
                     <a:stretch>
                       <a:fillRect/>
                     </a:stretch>
@@ -2787,7 +4684,6 @@
       <w:r>
         <w:rPr>
           <w:rFonts w:ascii="Times New Roman" w:hAnsi="Times New Roman" w:cs="Times New Roman"/>
-          <w:color w:val="2E74B5" w:themeColor="accent5" w:themeShade="BF"/>
           <w:sz w:val="22"/>
           <w:szCs w:val="22"/>
         </w:rPr>
@@ -2815,6 +4711,7 @@
       <w:r>
         <w:rPr>
           <w:rFonts w:ascii="Times New Roman" w:hAnsi="Times New Roman" w:cs="Times New Roman"/>
+          <w:noProof/>
           <w:sz w:val="28"/>
           <w:szCs w:val="28"/>
         </w:rPr>
@@ -2834,7 +4731,7 @@
                     <pic:cNvPicPr/>
                   </pic:nvPicPr>
                   <pic:blipFill>
-                    <a:blip r:embed="rId14"/>
+                    <a:blip r:embed="rId19"/>
                     <a:stretch>
                       <a:fillRect/>
                     </a:stretch>
@@ -2865,7 +4762,6 @@
       <w:r>
         <w:rPr>
           <w:rFonts w:ascii="Times New Roman" w:hAnsi="Times New Roman" w:cs="Times New Roman"/>
-          <w:color w:val="2E74B5" w:themeColor="accent5" w:themeShade="BF"/>
           <w:sz w:val="22"/>
           <w:szCs w:val="22"/>
         </w:rPr>
@@ -3061,15 +4957,7 @@
           <w:sz w:val="28"/>
           <w:szCs w:val="28"/>
         </w:rPr>
-        <w:t xml:space="preserve">Xây dựng giao diện </w:t>
-      </w:r>
-      <w:r>
-        <w:rPr>
-          <w:rFonts w:ascii="Times New Roman" w:hAnsi="Times New Roman" w:cs="Times New Roman"/>
-          <w:sz w:val="28"/>
-          <w:szCs w:val="28"/>
-        </w:rPr>
-        <w:t xml:space="preserve">quản lí </w:t>
+        <w:t xml:space="preserve">Xây dựng giao diện quản lí </w:t>
       </w:r>
       <w:r>
         <w:rPr>
@@ -3114,71 +5002,7 @@
           <w:sz w:val="28"/>
           <w:szCs w:val="28"/>
         </w:rPr>
-        <w:t xml:space="preserve">Thiết kế </w:t>
-      </w:r>
-      <w:r>
-        <w:rPr>
-          <w:rFonts w:ascii="Times New Roman" w:hAnsi="Times New Roman" w:cs="Times New Roman"/>
-          <w:sz w:val="28"/>
-          <w:szCs w:val="28"/>
-        </w:rPr>
-        <w:t>CU</w:t>
-      </w:r>
-      <w:r>
-        <w:rPr>
-          <w:rFonts w:ascii="Times New Roman" w:hAnsi="Times New Roman" w:cs="Times New Roman"/>
-          <w:sz w:val="28"/>
-          <w:szCs w:val="28"/>
-        </w:rPr>
-        <w:t>RD</w:t>
-      </w:r>
-      <w:r>
-        <w:rPr>
-          <w:rFonts w:ascii="Times New Roman" w:hAnsi="Times New Roman" w:cs="Times New Roman"/>
-          <w:sz w:val="28"/>
-          <w:szCs w:val="28"/>
-        </w:rPr>
-        <w:t xml:space="preserve">, </w:t>
-      </w:r>
-      <w:r>
-        <w:rPr>
-          <w:rFonts w:ascii="Times New Roman" w:hAnsi="Times New Roman" w:cs="Times New Roman"/>
-          <w:sz w:val="28"/>
-          <w:szCs w:val="28"/>
-        </w:rPr>
-        <w:t xml:space="preserve">viết script SQL </w:t>
-      </w:r>
-      <w:r>
-        <w:rPr>
-          <w:rFonts w:ascii="Times New Roman" w:hAnsi="Times New Roman" w:cs="Times New Roman"/>
-          <w:sz w:val="28"/>
-          <w:szCs w:val="28"/>
-        </w:rPr>
-        <w:t>và x</w:t>
-      </w:r>
-      <w:r>
-        <w:rPr>
-          <w:rFonts w:ascii="Times New Roman" w:hAnsi="Times New Roman" w:cs="Times New Roman"/>
-          <w:sz w:val="28"/>
-          <w:szCs w:val="28"/>
-        </w:rPr>
-        <w:t>ây dựng giao diện</w:t>
-      </w:r>
-      <w:r>
-        <w:rPr>
-          <w:rFonts w:ascii="Times New Roman" w:hAnsi="Times New Roman" w:cs="Times New Roman"/>
-          <w:sz w:val="28"/>
-          <w:szCs w:val="28"/>
-        </w:rPr>
-        <w:t xml:space="preserve"> t</w:t>
-      </w:r>
-      <w:r>
-        <w:rPr>
-          <w:rFonts w:ascii="Times New Roman" w:hAnsi="Times New Roman" w:cs="Times New Roman"/>
-          <w:sz w:val="28"/>
-          <w:szCs w:val="28"/>
-        </w:rPr>
-        <w:t>ra cứu &amp; báo cáo thống kê</w:t>
+        <w:t>Thiết kế CURD, viết script SQL và xây dựng giao diện tra cứu &amp; báo cáo thống kê</w:t>
       </w:r>
     </w:p>
     <w:p>
@@ -3194,21 +5018,21 @@
     </w:p>
     <w:p>
       <w:pPr>
+        <w:pStyle w:val="Heading2"/>
         <w:rPr>
           <w:rFonts w:ascii="Times New Roman" w:hAnsi="Times New Roman" w:cs="Times New Roman"/>
           <w:b/>
           <w:bCs/>
-          <w:sz w:val="28"/>
-          <w:szCs w:val="28"/>
-        </w:rPr>
-      </w:pPr>
+          <w:color w:val="auto"/>
+        </w:rPr>
+      </w:pPr>
+      <w:bookmarkStart w:id="8" w:name="_Toc218591639"/>
       <w:r>
         <w:rPr>
           <w:rFonts w:ascii="Times New Roman" w:hAnsi="Times New Roman" w:cs="Times New Roman"/>
           <w:b/>
           <w:bCs/>
-          <w:sz w:val="28"/>
-          <w:szCs w:val="28"/>
+          <w:color w:val="auto"/>
         </w:rPr>
         <w:t xml:space="preserve">CHƯƠNG 4: PHÂN TÍCH CHI TIẾT MODULE </w:t>
       </w:r>
@@ -3217,29 +5041,29 @@
           <w:rFonts w:ascii="Times New Roman" w:hAnsi="Times New Roman" w:cs="Times New Roman"/>
           <w:b/>
           <w:bCs/>
-          <w:sz w:val="28"/>
-          <w:szCs w:val="28"/>
+          <w:color w:val="auto"/>
         </w:rPr>
         <w:t>CHÍNH</w:t>
       </w:r>
-    </w:p>
-    <w:p>
-      <w:pPr>
+      <w:bookmarkEnd w:id="8"/>
+    </w:p>
+    <w:p>
+      <w:pPr>
+        <w:pStyle w:val="Heading3"/>
         <w:rPr>
           <w:rFonts w:ascii="Times New Roman" w:hAnsi="Times New Roman" w:cs="Times New Roman"/>
           <w:b/>
           <w:bCs/>
-          <w:sz w:val="28"/>
-          <w:szCs w:val="28"/>
-        </w:rPr>
-      </w:pPr>
+          <w:color w:val="auto"/>
+        </w:rPr>
+      </w:pPr>
+      <w:bookmarkStart w:id="9" w:name="_Toc218591640"/>
       <w:r>
         <w:rPr>
           <w:rFonts w:ascii="Times New Roman" w:hAnsi="Times New Roman" w:cs="Times New Roman"/>
           <w:b/>
           <w:bCs/>
-          <w:sz w:val="28"/>
-          <w:szCs w:val="28"/>
+          <w:color w:val="auto"/>
         </w:rPr>
         <w:t xml:space="preserve">4.1. </w:t>
       </w:r>
@@ -3248,10 +5072,19 @@
           <w:rFonts w:ascii="Times New Roman" w:hAnsi="Times New Roman" w:cs="Times New Roman"/>
           <w:b/>
           <w:bCs/>
-          <w:sz w:val="28"/>
-          <w:szCs w:val="28"/>
-        </w:rPr>
-        <w:t xml:space="preserve">Module Quản lý Danh mục </w:t>
+          <w:color w:val="auto"/>
+        </w:rPr>
+        <w:t>Module Quản lý Danh mục</w:t>
+      </w:r>
+      <w:bookmarkEnd w:id="9"/>
+      <w:r>
+        <w:rPr>
+          <w:rFonts w:ascii="Times New Roman" w:hAnsi="Times New Roman" w:cs="Times New Roman"/>
+          <w:b/>
+          <w:bCs/>
+          <w:color w:val="auto"/>
+        </w:rPr>
+        <w:t xml:space="preserve"> </w:t>
       </w:r>
     </w:p>
     <w:p>
@@ -3391,23 +5224,7 @@
           <w:sz w:val="28"/>
           <w:szCs w:val="28"/>
         </w:rPr>
-        <w:t>Tìm kiếm</w:t>
-      </w:r>
-      <w:r>
-        <w:rPr>
-          <w:rFonts w:ascii="Times New Roman" w:hAnsi="Times New Roman" w:cs="Times New Roman"/>
-          <w:sz w:val="28"/>
-          <w:szCs w:val="28"/>
-        </w:rPr>
-        <w:t xml:space="preserve"> </w:t>
-      </w:r>
-      <w:r>
-        <w:rPr>
-          <w:rFonts w:ascii="Times New Roman" w:hAnsi="Times New Roman" w:cs="Times New Roman"/>
-          <w:sz w:val="28"/>
-          <w:szCs w:val="28"/>
-        </w:rPr>
-        <w:t>danh mục.</w:t>
+        <w:t>Tìm kiếm danh mục.</w:t>
       </w:r>
     </w:p>
     <w:p>
@@ -3511,21 +5328,21 @@
     </w:p>
     <w:p>
       <w:pPr>
+        <w:pStyle w:val="Heading3"/>
         <w:rPr>
           <w:rFonts w:ascii="Times New Roman" w:hAnsi="Times New Roman" w:cs="Times New Roman"/>
           <w:b/>
           <w:bCs/>
-          <w:sz w:val="28"/>
-          <w:szCs w:val="28"/>
-        </w:rPr>
-      </w:pPr>
+          <w:color w:val="auto"/>
+        </w:rPr>
+      </w:pPr>
+      <w:bookmarkStart w:id="10" w:name="_Toc218591641"/>
       <w:r>
         <w:rPr>
           <w:rFonts w:ascii="Times New Roman" w:hAnsi="Times New Roman" w:cs="Times New Roman"/>
           <w:b/>
           <w:bCs/>
-          <w:sz w:val="28"/>
-          <w:szCs w:val="28"/>
+          <w:color w:val="auto"/>
         </w:rPr>
         <w:t xml:space="preserve">4.2. </w:t>
       </w:r>
@@ -3534,11 +5351,11 @@
           <w:rFonts w:ascii="Times New Roman" w:hAnsi="Times New Roman" w:cs="Times New Roman"/>
           <w:b/>
           <w:bCs/>
-          <w:sz w:val="28"/>
-          <w:szCs w:val="28"/>
+          <w:color w:val="auto"/>
         </w:rPr>
         <w:t>Module Quản lý Mặt hàng</w:t>
       </w:r>
+      <w:bookmarkEnd w:id="10"/>
     </w:p>
     <w:p>
       <w:pPr>
@@ -3724,15 +5541,7 @@
           <w:sz w:val="28"/>
           <w:szCs w:val="28"/>
         </w:rPr>
-        <w:t>Tìm kiếm</w:t>
-      </w:r>
-      <w:r>
-        <w:rPr>
-          <w:rFonts w:ascii="Times New Roman" w:hAnsi="Times New Roman" w:cs="Times New Roman"/>
-          <w:sz w:val="28"/>
-          <w:szCs w:val="28"/>
-        </w:rPr>
-        <w:t xml:space="preserve"> </w:t>
+        <w:t xml:space="preserve">Tìm kiếm </w:t>
       </w:r>
       <w:r>
         <w:rPr>
@@ -3849,126 +5658,85 @@
     </w:p>
     <w:p>
       <w:pPr>
+        <w:pStyle w:val="Heading3"/>
         <w:rPr>
           <w:rFonts w:ascii="Times New Roman" w:hAnsi="Times New Roman" w:cs="Times New Roman"/>
           <w:b/>
           <w:bCs/>
-          <w:sz w:val="28"/>
-          <w:szCs w:val="28"/>
-        </w:rPr>
-      </w:pPr>
+          <w:color w:val="auto"/>
+        </w:rPr>
+      </w:pPr>
+      <w:bookmarkStart w:id="11" w:name="_Toc218591642"/>
       <w:r>
         <w:rPr>
           <w:rFonts w:ascii="Times New Roman" w:hAnsi="Times New Roman" w:cs="Times New Roman"/>
           <w:b/>
           <w:bCs/>
-          <w:sz w:val="28"/>
-          <w:szCs w:val="28"/>
-        </w:rPr>
-        <w:t>4.</w:t>
+          <w:color w:val="auto"/>
+        </w:rPr>
+        <w:t>4.3. Module Quản lý</w:t>
       </w:r>
       <w:r>
         <w:rPr>
           <w:rFonts w:ascii="Times New Roman" w:hAnsi="Times New Roman" w:cs="Times New Roman"/>
           <w:b/>
           <w:bCs/>
-          <w:sz w:val="28"/>
-          <w:szCs w:val="28"/>
-        </w:rPr>
-        <w:t>3</w:t>
+          <w:color w:val="auto"/>
+        </w:rPr>
+        <w:t xml:space="preserve"> Đơn Nhập</w:t>
       </w:r>
       <w:r>
         <w:rPr>
           <w:rFonts w:ascii="Times New Roman" w:hAnsi="Times New Roman" w:cs="Times New Roman"/>
           <w:b/>
           <w:bCs/>
-          <w:sz w:val="28"/>
-          <w:szCs w:val="28"/>
-        </w:rPr>
-        <w:t xml:space="preserve">. </w:t>
+          <w:color w:val="auto"/>
+        </w:rPr>
+        <w:t xml:space="preserve"> </w:t>
       </w:r>
       <w:r>
         <w:rPr>
           <w:rFonts w:ascii="Times New Roman" w:hAnsi="Times New Roman" w:cs="Times New Roman"/>
           <w:b/>
           <w:bCs/>
-          <w:sz w:val="28"/>
-          <w:szCs w:val="28"/>
-        </w:rPr>
-        <w:t>Module Quản lý</w:t>
+          <w:color w:val="auto"/>
+        </w:rPr>
+        <w:t>H</w:t>
       </w:r>
       <w:r>
         <w:rPr>
           <w:rFonts w:ascii="Times New Roman" w:hAnsi="Times New Roman" w:cs="Times New Roman"/>
           <w:b/>
           <w:bCs/>
-          <w:sz w:val="28"/>
-          <w:szCs w:val="28"/>
-        </w:rPr>
-        <w:t xml:space="preserve"> Đơn Nhập</w:t>
-      </w:r>
-      <w:r>
-        <w:rPr>
-          <w:rFonts w:ascii="Times New Roman" w:hAnsi="Times New Roman" w:cs="Times New Roman"/>
-          <w:b/>
-          <w:bCs/>
-          <w:sz w:val="28"/>
-          <w:szCs w:val="28"/>
-        </w:rPr>
-        <w:t xml:space="preserve"> </w:t>
-      </w:r>
-      <w:r>
-        <w:rPr>
-          <w:rFonts w:ascii="Times New Roman" w:hAnsi="Times New Roman" w:cs="Times New Roman"/>
-          <w:b/>
-          <w:bCs/>
-          <w:sz w:val="28"/>
-          <w:szCs w:val="28"/>
-        </w:rPr>
-        <w:t>H</w:t>
-      </w:r>
-      <w:r>
-        <w:rPr>
-          <w:rFonts w:ascii="Times New Roman" w:hAnsi="Times New Roman" w:cs="Times New Roman"/>
-          <w:b/>
-          <w:bCs/>
-          <w:sz w:val="28"/>
-          <w:szCs w:val="28"/>
+          <w:color w:val="auto"/>
         </w:rPr>
         <w:t>àng</w:t>
       </w:r>
-    </w:p>
-    <w:p>
-      <w:pPr>
-        <w:rPr>
-          <w:rFonts w:ascii="Times New Roman" w:hAnsi="Times New Roman" w:cs="Times New Roman"/>
-          <w:sz w:val="28"/>
-          <w:szCs w:val="28"/>
-        </w:rPr>
-      </w:pPr>
-      <w:r>
-        <w:rPr>
-          <w:rFonts w:ascii="Times New Roman" w:hAnsi="Times New Roman" w:cs="Times New Roman"/>
-          <w:sz w:val="28"/>
-          <w:szCs w:val="28"/>
-        </w:rPr>
-        <w:t xml:space="preserve">Mô tả: </w:t>
-      </w:r>
-      <w:r>
-        <w:rPr>
-          <w:rFonts w:ascii="Times New Roman" w:hAnsi="Times New Roman" w:cs="Times New Roman"/>
-          <w:sz w:val="28"/>
-          <w:szCs w:val="28"/>
-        </w:rPr>
-        <w:t>Quản lý thông tin chi tiết của từng sản phẩm trong siêu thị</w:t>
-      </w:r>
-      <w:r>
-        <w:rPr>
-          <w:rFonts w:ascii="Times New Roman" w:hAnsi="Times New Roman" w:cs="Times New Roman"/>
-          <w:sz w:val="28"/>
-          <w:szCs w:val="28"/>
-        </w:rPr>
-        <w:t>.</w:t>
+      <w:bookmarkEnd w:id="11"/>
+    </w:p>
+    <w:p>
+      <w:pPr>
+        <w:rPr>
+          <w:rFonts w:ascii="Times New Roman" w:hAnsi="Times New Roman" w:cs="Times New Roman"/>
+          <w:sz w:val="28"/>
+          <w:szCs w:val="28"/>
+        </w:rPr>
+      </w:pPr>
+      <w:r>
+        <w:rPr>
+          <w:rFonts w:ascii="Times New Roman" w:hAnsi="Times New Roman" w:cs="Times New Roman"/>
+          <w:sz w:val="28"/>
+          <w:szCs w:val="28"/>
+        </w:rPr>
+        <w:t xml:space="preserve">Mô tả: Quản lý thông tin chi tiết của từng </w:t>
+      </w:r>
+      <w:r>
+        <w:rPr>
+          <w:rFonts w:ascii="Times New Roman" w:hAnsi="Times New Roman" w:cs="Times New Roman"/>
+          <w:sz w:val="28"/>
+          <w:szCs w:val="28"/>
+        </w:rPr>
+        <w:t>đơn nhập hàng</w:t>
       </w:r>
     </w:p>
     <w:p>
@@ -4011,23 +5779,7 @@
           <w:sz w:val="28"/>
           <w:szCs w:val="28"/>
         </w:rPr>
-        <w:t xml:space="preserve">Thêm </w:t>
-      </w:r>
-      <w:r>
-        <w:rPr>
-          <w:rFonts w:ascii="Times New Roman" w:hAnsi="Times New Roman" w:cs="Times New Roman"/>
-          <w:sz w:val="28"/>
-          <w:szCs w:val="28"/>
-        </w:rPr>
-        <w:t>sản phẩm</w:t>
-      </w:r>
-      <w:r>
-        <w:rPr>
-          <w:rFonts w:ascii="Times New Roman" w:hAnsi="Times New Roman" w:cs="Times New Roman"/>
-          <w:sz w:val="28"/>
-          <w:szCs w:val="28"/>
-        </w:rPr>
-        <w:t>.</w:t>
+        <w:t>Thêm sản phẩm.</w:t>
       </w:r>
     </w:p>
     <w:p>
@@ -4048,23 +5800,7 @@
           <w:sz w:val="28"/>
           <w:szCs w:val="28"/>
         </w:rPr>
-        <w:t xml:space="preserve">Sửa </w:t>
-      </w:r>
-      <w:r>
-        <w:rPr>
-          <w:rFonts w:ascii="Times New Roman" w:hAnsi="Times New Roman" w:cs="Times New Roman"/>
-          <w:sz w:val="28"/>
-          <w:szCs w:val="28"/>
-        </w:rPr>
-        <w:t>sản phẩm</w:t>
-      </w:r>
-      <w:r>
-        <w:rPr>
-          <w:rFonts w:ascii="Times New Roman" w:hAnsi="Times New Roman" w:cs="Times New Roman"/>
-          <w:sz w:val="28"/>
-          <w:szCs w:val="28"/>
-        </w:rPr>
-        <w:t>.</w:t>
+        <w:t>Xoá sản phẩm.</w:t>
       </w:r>
     </w:p>
     <w:p>
@@ -4085,68 +5821,7 @@
           <w:sz w:val="28"/>
           <w:szCs w:val="28"/>
         </w:rPr>
-        <w:t xml:space="preserve">Xoá </w:t>
-      </w:r>
-      <w:r>
-        <w:rPr>
-          <w:rFonts w:ascii="Times New Roman" w:hAnsi="Times New Roman" w:cs="Times New Roman"/>
-          <w:sz w:val="28"/>
-          <w:szCs w:val="28"/>
-        </w:rPr>
-        <w:t>sản phẩm</w:t>
-      </w:r>
-      <w:r>
-        <w:rPr>
-          <w:rFonts w:ascii="Times New Roman" w:hAnsi="Times New Roman" w:cs="Times New Roman"/>
-          <w:sz w:val="28"/>
-          <w:szCs w:val="28"/>
-        </w:rPr>
-        <w:t>.</w:t>
-      </w:r>
-    </w:p>
-    <w:p>
-      <w:pPr>
-        <w:numPr>
-          <w:ilvl w:val="1"/>
-          <w:numId w:val="29"/>
-        </w:numPr>
-        <w:rPr>
-          <w:rFonts w:ascii="Times New Roman" w:hAnsi="Times New Roman" w:cs="Times New Roman"/>
-          <w:sz w:val="28"/>
-          <w:szCs w:val="28"/>
-        </w:rPr>
-      </w:pPr>
-      <w:r>
-        <w:rPr>
-          <w:rFonts w:ascii="Times New Roman" w:hAnsi="Times New Roman" w:cs="Times New Roman"/>
-          <w:sz w:val="28"/>
-          <w:szCs w:val="28"/>
-        </w:rPr>
-        <w:t>Tìm kiếm</w:t>
-      </w:r>
-      <w:r>
-        <w:rPr>
-          <w:rFonts w:ascii="Times New Roman" w:hAnsi="Times New Roman" w:cs="Times New Roman"/>
-          <w:sz w:val="28"/>
-          <w:szCs w:val="28"/>
-        </w:rPr>
-        <w:t xml:space="preserve"> </w:t>
-      </w:r>
-      <w:r>
-        <w:rPr>
-          <w:rFonts w:ascii="Times New Roman" w:hAnsi="Times New Roman" w:cs="Times New Roman"/>
-          <w:sz w:val="28"/>
-          <w:szCs w:val="28"/>
-        </w:rPr>
-        <w:t>sản phẩ</w:t>
-      </w:r>
-      <w:r>
-        <w:rPr>
-          <w:rFonts w:ascii="Times New Roman" w:hAnsi="Times New Roman" w:cs="Times New Roman"/>
-          <w:sz w:val="28"/>
-          <w:szCs w:val="28"/>
-        </w:rPr>
-        <w:t>m.</w:t>
+        <w:t>Tìm kiếm sản phẩm.</w:t>
       </w:r>
     </w:p>
     <w:p>
@@ -4168,7 +5843,6 @@
           <w:sz w:val="28"/>
           <w:szCs w:val="28"/>
         </w:rPr>
-        <w:lastRenderedPageBreak/>
         <w:t>Kỹ thuật:</w:t>
       </w:r>
     </w:p>
@@ -4191,6 +5865,7 @@
           <w:sz w:val="28"/>
           <w:szCs w:val="28"/>
         </w:rPr>
+        <w:lastRenderedPageBreak/>
         <w:t>PHP xử lý form POST</w:t>
       </w:r>
     </w:p>
@@ -4240,65 +5915,1872 @@
     </w:p>
     <w:p>
       <w:pPr>
-        <w:rPr>
-          <w:rFonts w:ascii="Times New Roman" w:hAnsi="Times New Roman" w:cs="Times New Roman"/>
-          <w:sz w:val="28"/>
-          <w:szCs w:val="28"/>
-        </w:rPr>
-      </w:pPr>
-    </w:p>
-    <w:p>
-      <w:pPr>
+        <w:ind w:left="1080"/>
+        <w:rPr>
+          <w:rFonts w:ascii="Times New Roman" w:hAnsi="Times New Roman" w:cs="Times New Roman"/>
+          <w:sz w:val="28"/>
+          <w:szCs w:val="28"/>
+        </w:rPr>
+      </w:pPr>
+    </w:p>
+    <w:p>
+      <w:pPr>
+        <w:pStyle w:val="Heading3"/>
         <w:rPr>
           <w:rFonts w:ascii="Times New Roman" w:hAnsi="Times New Roman" w:cs="Times New Roman"/>
           <w:b/>
           <w:bCs/>
-          <w:sz w:val="28"/>
-          <w:szCs w:val="28"/>
-        </w:rPr>
-      </w:pPr>
-    </w:p>
-    <w:p>
-      <w:pPr>
+          <w:color w:val="auto"/>
+        </w:rPr>
+      </w:pPr>
+      <w:bookmarkStart w:id="12" w:name="_Toc218591643"/>
+      <w:r>
         <w:rPr>
           <w:rFonts w:ascii="Times New Roman" w:hAnsi="Times New Roman" w:cs="Times New Roman"/>
           <w:b/>
           <w:bCs/>
-          <w:sz w:val="28"/>
-          <w:szCs w:val="28"/>
-        </w:rPr>
-      </w:pPr>
-      <w:r>
+          <w:color w:val="auto"/>
+        </w:rPr>
+        <w:t>4.4. Module Quản lý Nhà Cung Cấp</w:t>
+      </w:r>
+      <w:bookmarkEnd w:id="12"/>
+    </w:p>
+    <w:p>
+      <w:pPr>
+        <w:rPr>
+          <w:rFonts w:ascii="Times New Roman" w:hAnsi="Times New Roman" w:cs="Times New Roman"/>
+          <w:sz w:val="28"/>
+          <w:szCs w:val="28"/>
+        </w:rPr>
+      </w:pPr>
+      <w:r>
+        <w:rPr>
+          <w:rFonts w:ascii="Times New Roman" w:hAnsi="Times New Roman" w:cs="Times New Roman"/>
+          <w:sz w:val="28"/>
+          <w:szCs w:val="28"/>
+        </w:rPr>
+        <w:t xml:space="preserve">Mô tả: Quản lý thông tin chi tiết của từng </w:t>
+      </w:r>
+      <w:r>
+        <w:rPr>
+          <w:rFonts w:ascii="Times New Roman" w:hAnsi="Times New Roman" w:cs="Times New Roman"/>
+          <w:sz w:val="28"/>
+          <w:szCs w:val="28"/>
+        </w:rPr>
+        <w:t>nhà cung cấp</w:t>
+      </w:r>
+    </w:p>
+    <w:p>
+      <w:pPr>
+        <w:pStyle w:val="ListParagraph"/>
+        <w:numPr>
+          <w:ilvl w:val="0"/>
+          <w:numId w:val="37"/>
+        </w:numPr>
+        <w:rPr>
+          <w:rFonts w:ascii="Times New Roman" w:hAnsi="Times New Roman" w:cs="Times New Roman"/>
+          <w:sz w:val="28"/>
+          <w:szCs w:val="28"/>
+        </w:rPr>
+      </w:pPr>
+      <w:r>
+        <w:rPr>
+          <w:rFonts w:ascii="Times New Roman" w:hAnsi="Times New Roman" w:cs="Times New Roman"/>
+          <w:sz w:val="28"/>
+          <w:szCs w:val="28"/>
+        </w:rPr>
+        <w:t>Chức năng:</w:t>
+      </w:r>
+    </w:p>
+    <w:p>
+      <w:pPr>
+        <w:numPr>
+          <w:ilvl w:val="1"/>
+          <w:numId w:val="29"/>
+        </w:numPr>
+        <w:rPr>
+          <w:rFonts w:ascii="Times New Roman" w:hAnsi="Times New Roman" w:cs="Times New Roman"/>
+          <w:sz w:val="28"/>
+          <w:szCs w:val="28"/>
+        </w:rPr>
+      </w:pPr>
+      <w:r>
+        <w:rPr>
+          <w:rFonts w:ascii="Times New Roman" w:hAnsi="Times New Roman" w:cs="Times New Roman"/>
+          <w:sz w:val="28"/>
+          <w:szCs w:val="28"/>
+        </w:rPr>
+        <w:t>Thêm nhà cung cấp.</w:t>
+      </w:r>
+    </w:p>
+    <w:p>
+      <w:pPr>
+        <w:numPr>
+          <w:ilvl w:val="1"/>
+          <w:numId w:val="29"/>
+        </w:numPr>
+        <w:rPr>
+          <w:rFonts w:ascii="Times New Roman" w:hAnsi="Times New Roman" w:cs="Times New Roman"/>
+          <w:sz w:val="28"/>
+          <w:szCs w:val="28"/>
+        </w:rPr>
+      </w:pPr>
+      <w:r>
+        <w:rPr>
+          <w:rFonts w:ascii="Times New Roman" w:hAnsi="Times New Roman" w:cs="Times New Roman"/>
+          <w:sz w:val="28"/>
+          <w:szCs w:val="28"/>
+        </w:rPr>
+        <w:t>Sửa nhà cung cấp.</w:t>
+      </w:r>
+    </w:p>
+    <w:p>
+      <w:pPr>
+        <w:numPr>
+          <w:ilvl w:val="1"/>
+          <w:numId w:val="29"/>
+        </w:numPr>
+        <w:rPr>
+          <w:rFonts w:ascii="Times New Roman" w:hAnsi="Times New Roman" w:cs="Times New Roman"/>
+          <w:sz w:val="28"/>
+          <w:szCs w:val="28"/>
+        </w:rPr>
+      </w:pPr>
+      <w:r>
+        <w:rPr>
+          <w:rFonts w:ascii="Times New Roman" w:hAnsi="Times New Roman" w:cs="Times New Roman"/>
+          <w:sz w:val="28"/>
+          <w:szCs w:val="28"/>
+        </w:rPr>
+        <w:t>Xoá nhà cung cấp.</w:t>
+      </w:r>
+    </w:p>
+    <w:p>
+      <w:pPr>
+        <w:numPr>
+          <w:ilvl w:val="1"/>
+          <w:numId w:val="29"/>
+        </w:numPr>
+        <w:rPr>
+          <w:rFonts w:ascii="Times New Roman" w:hAnsi="Times New Roman" w:cs="Times New Roman"/>
+          <w:sz w:val="28"/>
+          <w:szCs w:val="28"/>
+        </w:rPr>
+      </w:pPr>
+      <w:r>
+        <w:rPr>
+          <w:rFonts w:ascii="Times New Roman" w:hAnsi="Times New Roman" w:cs="Times New Roman"/>
+          <w:sz w:val="28"/>
+          <w:szCs w:val="28"/>
+        </w:rPr>
+        <w:t>Tìm kiếm nhà cung cấp.</w:t>
+      </w:r>
+    </w:p>
+    <w:p>
+      <w:pPr>
+        <w:pStyle w:val="ListParagraph"/>
+        <w:numPr>
+          <w:ilvl w:val="0"/>
+          <w:numId w:val="35"/>
+        </w:numPr>
+        <w:rPr>
+          <w:rFonts w:ascii="Times New Roman" w:hAnsi="Times New Roman" w:cs="Times New Roman"/>
+          <w:sz w:val="28"/>
+          <w:szCs w:val="28"/>
+        </w:rPr>
+      </w:pPr>
+      <w:r>
+        <w:rPr>
+          <w:rFonts w:ascii="Times New Roman" w:hAnsi="Times New Roman" w:cs="Times New Roman"/>
+          <w:sz w:val="28"/>
+          <w:szCs w:val="28"/>
+        </w:rPr>
+        <w:t>Kỹ thuật:</w:t>
+      </w:r>
+    </w:p>
+    <w:p>
+      <w:pPr>
+        <w:pStyle w:val="ListParagraph"/>
+        <w:numPr>
+          <w:ilvl w:val="0"/>
+          <w:numId w:val="38"/>
+        </w:numPr>
+        <w:rPr>
+          <w:rFonts w:ascii="Times New Roman" w:hAnsi="Times New Roman" w:cs="Times New Roman"/>
+          <w:sz w:val="28"/>
+          <w:szCs w:val="28"/>
+        </w:rPr>
+      </w:pPr>
+      <w:r>
+        <w:rPr>
+          <w:rFonts w:ascii="Times New Roman" w:hAnsi="Times New Roman" w:cs="Times New Roman"/>
+          <w:sz w:val="28"/>
+          <w:szCs w:val="28"/>
+        </w:rPr>
+        <w:t>PHP xử lý form POST</w:t>
+      </w:r>
+    </w:p>
+    <w:p>
+      <w:pPr>
+        <w:pStyle w:val="ListParagraph"/>
+        <w:numPr>
+          <w:ilvl w:val="0"/>
+          <w:numId w:val="38"/>
+        </w:numPr>
+        <w:rPr>
+          <w:rFonts w:ascii="Times New Roman" w:hAnsi="Times New Roman" w:cs="Times New Roman"/>
+          <w:sz w:val="28"/>
+          <w:szCs w:val="28"/>
+        </w:rPr>
+      </w:pPr>
+      <w:r>
+        <w:rPr>
+          <w:rFonts w:ascii="Times New Roman" w:hAnsi="Times New Roman" w:cs="Times New Roman"/>
+          <w:sz w:val="28"/>
+          <w:szCs w:val="28"/>
+        </w:rPr>
+        <w:t>Câu lệnh SQL: INSERT, UPDATE, DELETE, SELECT</w:t>
+      </w:r>
+    </w:p>
+    <w:p>
+      <w:pPr>
+        <w:pStyle w:val="ListParagraph"/>
+        <w:numPr>
+          <w:ilvl w:val="0"/>
+          <w:numId w:val="38"/>
+        </w:numPr>
+        <w:rPr>
+          <w:rFonts w:ascii="Times New Roman" w:hAnsi="Times New Roman" w:cs="Times New Roman"/>
+          <w:sz w:val="28"/>
+          <w:szCs w:val="28"/>
+        </w:rPr>
+      </w:pPr>
+      <w:r>
+        <w:rPr>
+          <w:rFonts w:ascii="Times New Roman" w:hAnsi="Times New Roman" w:cs="Times New Roman"/>
+          <w:sz w:val="28"/>
+          <w:szCs w:val="28"/>
+        </w:rPr>
+        <w:t>Tách logic xử lý trong Model</w:t>
+      </w:r>
+    </w:p>
+    <w:p>
+      <w:pPr>
+        <w:ind w:left="1080"/>
+        <w:rPr>
+          <w:rFonts w:ascii="Times New Roman" w:hAnsi="Times New Roman" w:cs="Times New Roman"/>
+          <w:sz w:val="28"/>
+          <w:szCs w:val="28"/>
+        </w:rPr>
+      </w:pPr>
+    </w:p>
+    <w:p>
+      <w:pPr>
+        <w:pStyle w:val="Heading3"/>
         <w:rPr>
           <w:rFonts w:ascii="Times New Roman" w:hAnsi="Times New Roman" w:cs="Times New Roman"/>
           <w:b/>
           <w:bCs/>
-          <w:sz w:val="28"/>
-          <w:szCs w:val="28"/>
-        </w:rPr>
-        <w:t>CHƯƠNG 5: KẾT LUẬN VÀ HƯỚNG PHÁT TRIỂN</w:t>
-      </w:r>
-    </w:p>
-    <w:p>
-      <w:pPr>
+          <w:color w:val="auto"/>
+        </w:rPr>
+      </w:pPr>
+      <w:bookmarkStart w:id="13" w:name="_Toc218591644"/>
+      <w:r>
         <w:rPr>
           <w:rFonts w:ascii="Times New Roman" w:hAnsi="Times New Roman" w:cs="Times New Roman"/>
           <w:b/>
           <w:bCs/>
-          <w:sz w:val="28"/>
-          <w:szCs w:val="28"/>
-        </w:rPr>
-      </w:pPr>
+          <w:color w:val="auto"/>
+        </w:rPr>
+        <w:t xml:space="preserve">4.5. Module Quản lý </w:t>
+      </w:r>
       <w:r>
         <w:rPr>
           <w:rFonts w:ascii="Times New Roman" w:hAnsi="Times New Roman" w:cs="Times New Roman"/>
           <w:b/>
           <w:bCs/>
-          <w:sz w:val="28"/>
-          <w:szCs w:val="28"/>
+          <w:color w:val="auto"/>
+        </w:rPr>
+        <w:t>Hoá Đơn</w:t>
+      </w:r>
+      <w:bookmarkEnd w:id="13"/>
+    </w:p>
+    <w:p>
+      <w:pPr>
+        <w:rPr>
+          <w:rFonts w:ascii="Times New Roman" w:hAnsi="Times New Roman" w:cs="Times New Roman"/>
+          <w:sz w:val="28"/>
+          <w:szCs w:val="28"/>
+        </w:rPr>
+      </w:pPr>
+      <w:r>
+        <w:rPr>
+          <w:rFonts w:ascii="Times New Roman" w:hAnsi="Times New Roman" w:cs="Times New Roman"/>
+          <w:sz w:val="28"/>
+          <w:szCs w:val="28"/>
+        </w:rPr>
+        <w:t>Mô tả: Quản lý thông tin chi tiết của</w:t>
+      </w:r>
+      <w:r>
+        <w:rPr>
+          <w:rFonts w:ascii="Times New Roman" w:hAnsi="Times New Roman" w:cs="Times New Roman"/>
+          <w:sz w:val="28"/>
+          <w:szCs w:val="28"/>
+        </w:rPr>
+        <w:t xml:space="preserve"> các</w:t>
+      </w:r>
+      <w:r>
+        <w:rPr>
+          <w:rFonts w:ascii="Times New Roman" w:hAnsi="Times New Roman" w:cs="Times New Roman"/>
+          <w:sz w:val="28"/>
+          <w:szCs w:val="28"/>
+        </w:rPr>
+        <w:t xml:space="preserve"> </w:t>
+      </w:r>
+      <w:r>
+        <w:rPr>
+          <w:rFonts w:ascii="Times New Roman" w:hAnsi="Times New Roman" w:cs="Times New Roman"/>
+          <w:sz w:val="28"/>
+          <w:szCs w:val="28"/>
+        </w:rPr>
+        <w:t>hoá đơn</w:t>
+      </w:r>
+    </w:p>
+    <w:p>
+      <w:pPr>
+        <w:pStyle w:val="ListParagraph"/>
+        <w:numPr>
+          <w:ilvl w:val="0"/>
+          <w:numId w:val="37"/>
+        </w:numPr>
+        <w:rPr>
+          <w:rFonts w:ascii="Times New Roman" w:hAnsi="Times New Roman" w:cs="Times New Roman"/>
+          <w:sz w:val="28"/>
+          <w:szCs w:val="28"/>
+        </w:rPr>
+      </w:pPr>
+      <w:r>
+        <w:rPr>
+          <w:rFonts w:ascii="Times New Roman" w:hAnsi="Times New Roman" w:cs="Times New Roman"/>
+          <w:sz w:val="28"/>
+          <w:szCs w:val="28"/>
+        </w:rPr>
+        <w:t>Chức năng:</w:t>
+      </w:r>
+    </w:p>
+    <w:p>
+      <w:pPr>
+        <w:numPr>
+          <w:ilvl w:val="1"/>
+          <w:numId w:val="29"/>
+        </w:numPr>
+        <w:rPr>
+          <w:rFonts w:ascii="Times New Roman" w:hAnsi="Times New Roman" w:cs="Times New Roman"/>
+          <w:sz w:val="28"/>
+          <w:szCs w:val="28"/>
+        </w:rPr>
+      </w:pPr>
+      <w:r>
+        <w:rPr>
+          <w:rFonts w:ascii="Times New Roman" w:hAnsi="Times New Roman" w:cs="Times New Roman"/>
+          <w:sz w:val="28"/>
+          <w:szCs w:val="28"/>
+        </w:rPr>
+        <w:t xml:space="preserve">Thêm </w:t>
+      </w:r>
+      <w:r>
+        <w:rPr>
+          <w:rFonts w:ascii="Times New Roman" w:hAnsi="Times New Roman" w:cs="Times New Roman"/>
+          <w:sz w:val="28"/>
+          <w:szCs w:val="28"/>
+        </w:rPr>
+        <w:t>hoá đơn</w:t>
+      </w:r>
+      <w:r>
+        <w:rPr>
+          <w:rFonts w:ascii="Times New Roman" w:hAnsi="Times New Roman" w:cs="Times New Roman"/>
+          <w:sz w:val="28"/>
+          <w:szCs w:val="28"/>
+        </w:rPr>
+        <w:t>.</w:t>
+      </w:r>
+    </w:p>
+    <w:p>
+      <w:pPr>
+        <w:numPr>
+          <w:ilvl w:val="1"/>
+          <w:numId w:val="29"/>
+        </w:numPr>
+        <w:rPr>
+          <w:rFonts w:ascii="Times New Roman" w:hAnsi="Times New Roman" w:cs="Times New Roman"/>
+          <w:sz w:val="28"/>
+          <w:szCs w:val="28"/>
+        </w:rPr>
+      </w:pPr>
+      <w:r>
+        <w:rPr>
+          <w:rFonts w:ascii="Times New Roman" w:hAnsi="Times New Roman" w:cs="Times New Roman"/>
+          <w:sz w:val="28"/>
+          <w:szCs w:val="28"/>
+        </w:rPr>
+        <w:t xml:space="preserve">Xoá </w:t>
+      </w:r>
+      <w:r>
+        <w:rPr>
+          <w:rFonts w:ascii="Times New Roman" w:hAnsi="Times New Roman" w:cs="Times New Roman"/>
+          <w:sz w:val="28"/>
+          <w:szCs w:val="28"/>
+        </w:rPr>
+        <w:t>hoá đơn</w:t>
+      </w:r>
+      <w:r>
+        <w:rPr>
+          <w:rFonts w:ascii="Times New Roman" w:hAnsi="Times New Roman" w:cs="Times New Roman"/>
+          <w:sz w:val="28"/>
+          <w:szCs w:val="28"/>
+        </w:rPr>
+        <w:t>.</w:t>
+      </w:r>
+    </w:p>
+    <w:p>
+      <w:pPr>
+        <w:numPr>
+          <w:ilvl w:val="1"/>
+          <w:numId w:val="29"/>
+        </w:numPr>
+        <w:rPr>
+          <w:rFonts w:ascii="Times New Roman" w:hAnsi="Times New Roman" w:cs="Times New Roman"/>
+          <w:sz w:val="28"/>
+          <w:szCs w:val="28"/>
+        </w:rPr>
+      </w:pPr>
+      <w:r>
+        <w:rPr>
+          <w:rFonts w:ascii="Times New Roman" w:hAnsi="Times New Roman" w:cs="Times New Roman"/>
+          <w:sz w:val="28"/>
+          <w:szCs w:val="28"/>
+        </w:rPr>
+        <w:t xml:space="preserve">Tìm kiếm </w:t>
+      </w:r>
+      <w:r>
+        <w:rPr>
+          <w:rFonts w:ascii="Times New Roman" w:hAnsi="Times New Roman" w:cs="Times New Roman"/>
+          <w:sz w:val="28"/>
+          <w:szCs w:val="28"/>
+        </w:rPr>
+        <w:t>hoá đơn</w:t>
+      </w:r>
+      <w:r>
+        <w:rPr>
+          <w:rFonts w:ascii="Times New Roman" w:hAnsi="Times New Roman" w:cs="Times New Roman"/>
+          <w:sz w:val="28"/>
+          <w:szCs w:val="28"/>
+        </w:rPr>
+        <w:t>.</w:t>
+      </w:r>
+    </w:p>
+    <w:p>
+      <w:pPr>
+        <w:pStyle w:val="ListParagraph"/>
+        <w:numPr>
+          <w:ilvl w:val="0"/>
+          <w:numId w:val="35"/>
+        </w:numPr>
+        <w:rPr>
+          <w:rFonts w:ascii="Times New Roman" w:hAnsi="Times New Roman" w:cs="Times New Roman"/>
+          <w:sz w:val="28"/>
+          <w:szCs w:val="28"/>
+        </w:rPr>
+      </w:pPr>
+      <w:r>
+        <w:rPr>
+          <w:rFonts w:ascii="Times New Roman" w:hAnsi="Times New Roman" w:cs="Times New Roman"/>
+          <w:sz w:val="28"/>
+          <w:szCs w:val="28"/>
+        </w:rPr>
+        <w:t>Kỹ thuật:</w:t>
+      </w:r>
+    </w:p>
+    <w:p>
+      <w:pPr>
+        <w:pStyle w:val="ListParagraph"/>
+        <w:numPr>
+          <w:ilvl w:val="0"/>
+          <w:numId w:val="38"/>
+        </w:numPr>
+        <w:rPr>
+          <w:rFonts w:ascii="Times New Roman" w:hAnsi="Times New Roman" w:cs="Times New Roman"/>
+          <w:sz w:val="28"/>
+          <w:szCs w:val="28"/>
+        </w:rPr>
+      </w:pPr>
+      <w:r>
+        <w:rPr>
+          <w:rFonts w:ascii="Times New Roman" w:hAnsi="Times New Roman" w:cs="Times New Roman"/>
+          <w:sz w:val="28"/>
+          <w:szCs w:val="28"/>
+        </w:rPr>
+        <w:t>PHP xử lý form POST</w:t>
+      </w:r>
+    </w:p>
+    <w:p>
+      <w:pPr>
+        <w:pStyle w:val="ListParagraph"/>
+        <w:numPr>
+          <w:ilvl w:val="0"/>
+          <w:numId w:val="38"/>
+        </w:numPr>
+        <w:rPr>
+          <w:rFonts w:ascii="Times New Roman" w:hAnsi="Times New Roman" w:cs="Times New Roman"/>
+          <w:sz w:val="28"/>
+          <w:szCs w:val="28"/>
+        </w:rPr>
+      </w:pPr>
+      <w:r>
+        <w:rPr>
+          <w:rFonts w:ascii="Times New Roman" w:hAnsi="Times New Roman" w:cs="Times New Roman"/>
+          <w:sz w:val="28"/>
+          <w:szCs w:val="28"/>
+        </w:rPr>
+        <w:t>Câu lệnh SQL: INSERT, UPDATE, DELETE, SELECT</w:t>
+      </w:r>
+    </w:p>
+    <w:p>
+      <w:pPr>
+        <w:pStyle w:val="ListParagraph"/>
+        <w:numPr>
+          <w:ilvl w:val="0"/>
+          <w:numId w:val="38"/>
+        </w:numPr>
+        <w:rPr>
+          <w:rFonts w:ascii="Times New Roman" w:hAnsi="Times New Roman" w:cs="Times New Roman"/>
+          <w:sz w:val="28"/>
+          <w:szCs w:val="28"/>
+        </w:rPr>
+      </w:pPr>
+      <w:r>
+        <w:rPr>
+          <w:rFonts w:ascii="Times New Roman" w:hAnsi="Times New Roman" w:cs="Times New Roman"/>
+          <w:sz w:val="28"/>
+          <w:szCs w:val="28"/>
+        </w:rPr>
+        <w:t>Tách logic xử lý trong Model</w:t>
+      </w:r>
+    </w:p>
+    <w:p>
+      <w:pPr>
+        <w:pStyle w:val="Heading3"/>
+        <w:rPr>
+          <w:rFonts w:ascii="Times New Roman" w:hAnsi="Times New Roman" w:cs="Times New Roman"/>
+          <w:color w:val="auto"/>
+        </w:rPr>
+      </w:pPr>
+    </w:p>
+    <w:p>
+      <w:pPr>
+        <w:pStyle w:val="Heading3"/>
+        <w:rPr>
+          <w:rFonts w:ascii="Times New Roman" w:hAnsi="Times New Roman" w:cs="Times New Roman"/>
+          <w:b/>
+          <w:bCs/>
+          <w:color w:val="auto"/>
+        </w:rPr>
+      </w:pPr>
+      <w:bookmarkStart w:id="14" w:name="_Toc218591645"/>
+      <w:r>
+        <w:rPr>
+          <w:rFonts w:ascii="Times New Roman" w:hAnsi="Times New Roman" w:cs="Times New Roman"/>
+          <w:b/>
+          <w:bCs/>
+          <w:color w:val="auto"/>
+        </w:rPr>
+        <w:t>4.6. Module Sản Phẩm bán chạy</w:t>
+      </w:r>
+      <w:bookmarkEnd w:id="14"/>
+    </w:p>
+    <w:p>
+      <w:pPr>
+        <w:rPr>
+          <w:rFonts w:ascii="Times New Roman" w:hAnsi="Times New Roman" w:cs="Times New Roman"/>
+          <w:sz w:val="28"/>
+          <w:szCs w:val="28"/>
+        </w:rPr>
+      </w:pPr>
+      <w:r>
+        <w:rPr>
+          <w:rFonts w:ascii="Times New Roman" w:hAnsi="Times New Roman" w:cs="Times New Roman"/>
+          <w:sz w:val="28"/>
+          <w:szCs w:val="28"/>
+        </w:rPr>
+        <w:t xml:space="preserve">Mô tả: Quản lý thông </w:t>
+      </w:r>
+      <w:r>
+        <w:rPr>
+          <w:rFonts w:ascii="Times New Roman" w:hAnsi="Times New Roman" w:cs="Times New Roman"/>
+          <w:sz w:val="28"/>
+          <w:szCs w:val="28"/>
+        </w:rPr>
+        <w:t>tin sản phẩm đc bán ra</w:t>
+      </w:r>
+    </w:p>
+    <w:p>
+      <w:pPr>
+        <w:pStyle w:val="ListParagraph"/>
+        <w:numPr>
+          <w:ilvl w:val="0"/>
+          <w:numId w:val="37"/>
+        </w:numPr>
+        <w:rPr>
+          <w:rFonts w:ascii="Times New Roman" w:hAnsi="Times New Roman" w:cs="Times New Roman"/>
+          <w:sz w:val="28"/>
+          <w:szCs w:val="28"/>
+        </w:rPr>
+      </w:pPr>
+      <w:r>
+        <w:rPr>
+          <w:rFonts w:ascii="Times New Roman" w:hAnsi="Times New Roman" w:cs="Times New Roman"/>
+          <w:sz w:val="28"/>
+          <w:szCs w:val="28"/>
+        </w:rPr>
+        <w:t>Chức năng:</w:t>
+      </w:r>
+    </w:p>
+    <w:p>
+      <w:pPr>
+        <w:numPr>
+          <w:ilvl w:val="1"/>
+          <w:numId w:val="29"/>
+        </w:numPr>
+        <w:rPr>
+          <w:rFonts w:ascii="Times New Roman" w:hAnsi="Times New Roman" w:cs="Times New Roman"/>
+          <w:sz w:val="28"/>
+          <w:szCs w:val="28"/>
+        </w:rPr>
+      </w:pPr>
+      <w:r>
+        <w:rPr>
+          <w:rFonts w:ascii="Times New Roman" w:hAnsi="Times New Roman" w:cs="Times New Roman"/>
+          <w:sz w:val="28"/>
+          <w:szCs w:val="28"/>
+        </w:rPr>
+        <w:t>Tìm kiếm sản phẩm bán ra theo tháng , năm</w:t>
+      </w:r>
+    </w:p>
+    <w:p>
+      <w:pPr>
+        <w:pStyle w:val="ListParagraph"/>
+        <w:numPr>
+          <w:ilvl w:val="0"/>
+          <w:numId w:val="35"/>
+        </w:numPr>
+        <w:rPr>
+          <w:rFonts w:ascii="Times New Roman" w:hAnsi="Times New Roman" w:cs="Times New Roman"/>
+          <w:sz w:val="28"/>
+          <w:szCs w:val="28"/>
+        </w:rPr>
+      </w:pPr>
+      <w:r>
+        <w:rPr>
+          <w:rFonts w:ascii="Times New Roman" w:hAnsi="Times New Roman" w:cs="Times New Roman"/>
+          <w:sz w:val="28"/>
+          <w:szCs w:val="28"/>
+        </w:rPr>
+        <w:t>Kỹ thuật:</w:t>
+      </w:r>
+    </w:p>
+    <w:p>
+      <w:pPr>
+        <w:pStyle w:val="ListParagraph"/>
+        <w:numPr>
+          <w:ilvl w:val="0"/>
+          <w:numId w:val="38"/>
+        </w:numPr>
+        <w:rPr>
+          <w:rFonts w:ascii="Times New Roman" w:hAnsi="Times New Roman" w:cs="Times New Roman"/>
+          <w:sz w:val="28"/>
+          <w:szCs w:val="28"/>
+        </w:rPr>
+      </w:pPr>
+      <w:r>
+        <w:rPr>
+          <w:rFonts w:ascii="Times New Roman" w:hAnsi="Times New Roman" w:cs="Times New Roman"/>
+          <w:sz w:val="28"/>
+          <w:szCs w:val="28"/>
+        </w:rPr>
+        <w:t>PHP xử lý form POST</w:t>
+      </w:r>
+    </w:p>
+    <w:p>
+      <w:pPr>
+        <w:pStyle w:val="ListParagraph"/>
+        <w:numPr>
+          <w:ilvl w:val="0"/>
+          <w:numId w:val="38"/>
+        </w:numPr>
+        <w:rPr>
+          <w:rFonts w:ascii="Times New Roman" w:hAnsi="Times New Roman" w:cs="Times New Roman"/>
+          <w:sz w:val="28"/>
+          <w:szCs w:val="28"/>
+        </w:rPr>
+      </w:pPr>
+      <w:r>
+        <w:rPr>
+          <w:rFonts w:ascii="Times New Roman" w:hAnsi="Times New Roman" w:cs="Times New Roman"/>
+          <w:sz w:val="28"/>
+          <w:szCs w:val="28"/>
+        </w:rPr>
+        <w:t>Câu lệnh SQL: INSERT, UPDATE, DELETE, SELECT</w:t>
+      </w:r>
+    </w:p>
+    <w:p>
+      <w:pPr>
+        <w:pStyle w:val="ListParagraph"/>
+        <w:numPr>
+          <w:ilvl w:val="0"/>
+          <w:numId w:val="38"/>
+        </w:numPr>
+        <w:rPr>
+          <w:rFonts w:ascii="Times New Roman" w:hAnsi="Times New Roman" w:cs="Times New Roman"/>
+          <w:sz w:val="28"/>
+          <w:szCs w:val="28"/>
+        </w:rPr>
+      </w:pPr>
+      <w:r>
+        <w:rPr>
+          <w:rFonts w:ascii="Times New Roman" w:hAnsi="Times New Roman" w:cs="Times New Roman"/>
+          <w:sz w:val="28"/>
+          <w:szCs w:val="28"/>
+        </w:rPr>
+        <w:t>Tách logic xử lý trong Model</w:t>
+      </w:r>
+    </w:p>
+    <w:p>
+      <w:pPr>
+        <w:rPr>
+          <w:rFonts w:ascii="Times New Roman" w:hAnsi="Times New Roman" w:cs="Times New Roman"/>
+          <w:sz w:val="28"/>
+          <w:szCs w:val="28"/>
+        </w:rPr>
+      </w:pPr>
+    </w:p>
+    <w:p>
+      <w:pPr>
+        <w:pStyle w:val="Heading3"/>
+        <w:rPr>
+          <w:rFonts w:ascii="Times New Roman" w:hAnsi="Times New Roman" w:cs="Times New Roman"/>
+          <w:b/>
+          <w:bCs/>
+          <w:color w:val="auto"/>
+        </w:rPr>
+      </w:pPr>
+      <w:bookmarkStart w:id="15" w:name="_Toc218591646"/>
+      <w:r>
+        <w:rPr>
+          <w:rFonts w:ascii="Times New Roman" w:hAnsi="Times New Roman" w:cs="Times New Roman"/>
+          <w:b/>
+          <w:bCs/>
+          <w:color w:val="auto"/>
+        </w:rPr>
+        <w:t>4.</w:t>
+      </w:r>
+      <w:r>
+        <w:rPr>
+          <w:rFonts w:ascii="Times New Roman" w:hAnsi="Times New Roman" w:cs="Times New Roman"/>
+          <w:b/>
+          <w:bCs/>
+          <w:color w:val="auto"/>
+        </w:rPr>
+        <w:t>7</w:t>
+      </w:r>
+      <w:r>
+        <w:rPr>
+          <w:rFonts w:ascii="Times New Roman" w:hAnsi="Times New Roman" w:cs="Times New Roman"/>
+          <w:b/>
+          <w:bCs/>
+          <w:color w:val="auto"/>
+        </w:rPr>
+        <w:t>. Module Thống Kê Thu - Chi</w:t>
+      </w:r>
+      <w:bookmarkEnd w:id="15"/>
+    </w:p>
+    <w:p>
+      <w:pPr>
+        <w:rPr>
+          <w:rFonts w:ascii="Times New Roman" w:hAnsi="Times New Roman" w:cs="Times New Roman"/>
+          <w:sz w:val="28"/>
+          <w:szCs w:val="28"/>
+        </w:rPr>
+      </w:pPr>
+      <w:r>
+        <w:rPr>
+          <w:rFonts w:ascii="Times New Roman" w:hAnsi="Times New Roman" w:cs="Times New Roman"/>
+          <w:sz w:val="28"/>
+          <w:szCs w:val="28"/>
+        </w:rPr>
+        <w:t xml:space="preserve">Mô tả: Quản lý thông tin </w:t>
+      </w:r>
+      <w:r>
+        <w:rPr>
+          <w:rFonts w:ascii="Times New Roman" w:hAnsi="Times New Roman" w:cs="Times New Roman"/>
+          <w:sz w:val="28"/>
+          <w:szCs w:val="28"/>
+        </w:rPr>
+        <w:t>thu-chi của siêu thị theo năm</w:t>
+      </w:r>
+    </w:p>
+    <w:p>
+      <w:pPr>
+        <w:pStyle w:val="ListParagraph"/>
+        <w:numPr>
+          <w:ilvl w:val="0"/>
+          <w:numId w:val="37"/>
+        </w:numPr>
+        <w:rPr>
+          <w:rFonts w:ascii="Times New Roman" w:hAnsi="Times New Roman" w:cs="Times New Roman"/>
+          <w:sz w:val="28"/>
+          <w:szCs w:val="28"/>
+        </w:rPr>
+      </w:pPr>
+      <w:r>
+        <w:rPr>
+          <w:rFonts w:ascii="Times New Roman" w:hAnsi="Times New Roman" w:cs="Times New Roman"/>
+          <w:sz w:val="28"/>
+          <w:szCs w:val="28"/>
+        </w:rPr>
+        <w:t>Chức năng:</w:t>
+      </w:r>
+    </w:p>
+    <w:p>
+      <w:pPr>
+        <w:numPr>
+          <w:ilvl w:val="1"/>
+          <w:numId w:val="29"/>
+        </w:numPr>
+        <w:rPr>
+          <w:rFonts w:ascii="Times New Roman" w:hAnsi="Times New Roman" w:cs="Times New Roman"/>
+          <w:sz w:val="28"/>
+          <w:szCs w:val="28"/>
+        </w:rPr>
+      </w:pPr>
+      <w:r>
+        <w:rPr>
+          <w:rFonts w:ascii="Times New Roman" w:hAnsi="Times New Roman" w:cs="Times New Roman"/>
+          <w:sz w:val="28"/>
+          <w:szCs w:val="28"/>
+        </w:rPr>
+        <w:t>Xem biểu đồ thu – chi theo năm.</w:t>
+      </w:r>
+    </w:p>
+    <w:p>
+      <w:pPr>
+        <w:pStyle w:val="ListParagraph"/>
+        <w:numPr>
+          <w:ilvl w:val="0"/>
+          <w:numId w:val="35"/>
+        </w:numPr>
+        <w:rPr>
+          <w:rFonts w:ascii="Times New Roman" w:hAnsi="Times New Roman" w:cs="Times New Roman"/>
+          <w:sz w:val="28"/>
+          <w:szCs w:val="28"/>
+        </w:rPr>
+      </w:pPr>
+      <w:r>
+        <w:rPr>
+          <w:rFonts w:ascii="Times New Roman" w:hAnsi="Times New Roman" w:cs="Times New Roman"/>
+          <w:sz w:val="28"/>
+          <w:szCs w:val="28"/>
+        </w:rPr>
+        <w:t>Kỹ thuật:</w:t>
+      </w:r>
+    </w:p>
+    <w:p>
+      <w:pPr>
+        <w:pStyle w:val="ListParagraph"/>
+        <w:numPr>
+          <w:ilvl w:val="0"/>
+          <w:numId w:val="38"/>
+        </w:numPr>
+        <w:rPr>
+          <w:rFonts w:ascii="Times New Roman" w:hAnsi="Times New Roman" w:cs="Times New Roman"/>
+          <w:sz w:val="28"/>
+          <w:szCs w:val="28"/>
+        </w:rPr>
+      </w:pPr>
+      <w:r>
+        <w:rPr>
+          <w:rFonts w:ascii="Times New Roman" w:hAnsi="Times New Roman" w:cs="Times New Roman"/>
+          <w:sz w:val="28"/>
+          <w:szCs w:val="28"/>
+        </w:rPr>
+        <w:t>PHP xử lý form POST</w:t>
+      </w:r>
+    </w:p>
+    <w:p>
+      <w:pPr>
+        <w:pStyle w:val="ListParagraph"/>
+        <w:numPr>
+          <w:ilvl w:val="0"/>
+          <w:numId w:val="38"/>
+        </w:numPr>
+        <w:rPr>
+          <w:rFonts w:ascii="Times New Roman" w:hAnsi="Times New Roman" w:cs="Times New Roman"/>
+          <w:sz w:val="28"/>
+          <w:szCs w:val="28"/>
+        </w:rPr>
+      </w:pPr>
+      <w:r>
+        <w:rPr>
+          <w:rFonts w:ascii="Times New Roman" w:hAnsi="Times New Roman" w:cs="Times New Roman"/>
+          <w:sz w:val="28"/>
+          <w:szCs w:val="28"/>
+        </w:rPr>
+        <w:t>Câu lệnh SQL: INSERT, UPDATE, DELETE, SELECT</w:t>
+      </w:r>
+    </w:p>
+    <w:p>
+      <w:pPr>
+        <w:pStyle w:val="ListParagraph"/>
+        <w:numPr>
+          <w:ilvl w:val="0"/>
+          <w:numId w:val="38"/>
+        </w:numPr>
+        <w:rPr>
+          <w:rFonts w:ascii="Times New Roman" w:hAnsi="Times New Roman" w:cs="Times New Roman"/>
+          <w:sz w:val="28"/>
+          <w:szCs w:val="28"/>
+        </w:rPr>
+      </w:pPr>
+      <w:r>
+        <w:rPr>
+          <w:rFonts w:ascii="Times New Roman" w:hAnsi="Times New Roman" w:cs="Times New Roman"/>
+          <w:sz w:val="28"/>
+          <w:szCs w:val="28"/>
+        </w:rPr>
+        <w:t>Tách logic xử lý trong Model</w:t>
+      </w:r>
+    </w:p>
+    <w:p>
+      <w:pPr>
+        <w:rPr>
+          <w:rFonts w:ascii="Times New Roman" w:hAnsi="Times New Roman" w:cs="Times New Roman"/>
+          <w:sz w:val="28"/>
+          <w:szCs w:val="28"/>
+        </w:rPr>
+      </w:pPr>
+    </w:p>
+    <w:p>
+      <w:pPr>
+        <w:pStyle w:val="Heading3"/>
+        <w:rPr>
+          <w:rFonts w:ascii="Times New Roman" w:hAnsi="Times New Roman" w:cs="Times New Roman"/>
+          <w:b/>
+          <w:bCs/>
+          <w:color w:val="auto"/>
+        </w:rPr>
+      </w:pPr>
+      <w:bookmarkStart w:id="16" w:name="_Toc218591647"/>
+      <w:r>
+        <w:rPr>
+          <w:rFonts w:ascii="Times New Roman" w:hAnsi="Times New Roman" w:cs="Times New Roman"/>
+          <w:b/>
+          <w:bCs/>
+          <w:color w:val="auto"/>
+        </w:rPr>
+        <w:t>4.</w:t>
+      </w:r>
+      <w:r>
+        <w:rPr>
+          <w:rFonts w:ascii="Times New Roman" w:hAnsi="Times New Roman" w:cs="Times New Roman"/>
+          <w:b/>
+          <w:bCs/>
+          <w:color w:val="auto"/>
+        </w:rPr>
+        <w:t>8</w:t>
+      </w:r>
+      <w:r>
+        <w:rPr>
+          <w:rFonts w:ascii="Times New Roman" w:hAnsi="Times New Roman" w:cs="Times New Roman"/>
+          <w:b/>
+          <w:bCs/>
+          <w:color w:val="auto"/>
+        </w:rPr>
+        <w:t>. Module Quản lý Nhân Viên</w:t>
+      </w:r>
+      <w:bookmarkEnd w:id="16"/>
+    </w:p>
+    <w:p>
+      <w:pPr>
+        <w:rPr>
+          <w:rFonts w:ascii="Times New Roman" w:hAnsi="Times New Roman" w:cs="Times New Roman"/>
+          <w:sz w:val="28"/>
+          <w:szCs w:val="28"/>
+        </w:rPr>
+      </w:pPr>
+      <w:r>
+        <w:rPr>
+          <w:rFonts w:ascii="Times New Roman" w:hAnsi="Times New Roman" w:cs="Times New Roman"/>
+          <w:sz w:val="28"/>
+          <w:szCs w:val="28"/>
+        </w:rPr>
+        <w:t>Mô tả: Quản lý thông tin chi tiết của từng nhân viên</w:t>
+      </w:r>
+    </w:p>
+    <w:p>
+      <w:pPr>
+        <w:pStyle w:val="ListParagraph"/>
+        <w:numPr>
+          <w:ilvl w:val="0"/>
+          <w:numId w:val="37"/>
+        </w:numPr>
+        <w:rPr>
+          <w:rFonts w:ascii="Times New Roman" w:hAnsi="Times New Roman" w:cs="Times New Roman"/>
+          <w:sz w:val="28"/>
+          <w:szCs w:val="28"/>
+        </w:rPr>
+      </w:pPr>
+      <w:r>
+        <w:rPr>
+          <w:rFonts w:ascii="Times New Roman" w:hAnsi="Times New Roman" w:cs="Times New Roman"/>
+          <w:sz w:val="28"/>
+          <w:szCs w:val="28"/>
+        </w:rPr>
+        <w:t>Chức năng:</w:t>
+      </w:r>
+    </w:p>
+    <w:p>
+      <w:pPr>
+        <w:numPr>
+          <w:ilvl w:val="1"/>
+          <w:numId w:val="29"/>
+        </w:numPr>
+        <w:rPr>
+          <w:rFonts w:ascii="Times New Roman" w:hAnsi="Times New Roman" w:cs="Times New Roman"/>
+          <w:sz w:val="28"/>
+          <w:szCs w:val="28"/>
+        </w:rPr>
+      </w:pPr>
+      <w:r>
+        <w:rPr>
+          <w:rFonts w:ascii="Times New Roman" w:hAnsi="Times New Roman" w:cs="Times New Roman"/>
+          <w:sz w:val="28"/>
+          <w:szCs w:val="28"/>
+        </w:rPr>
+        <w:t>Thêm nhân viên</w:t>
+      </w:r>
+    </w:p>
+    <w:p>
+      <w:pPr>
+        <w:numPr>
+          <w:ilvl w:val="1"/>
+          <w:numId w:val="29"/>
+        </w:numPr>
+        <w:rPr>
+          <w:rFonts w:ascii="Times New Roman" w:hAnsi="Times New Roman" w:cs="Times New Roman"/>
+          <w:sz w:val="28"/>
+          <w:szCs w:val="28"/>
+        </w:rPr>
+      </w:pPr>
+      <w:r>
+        <w:rPr>
+          <w:rFonts w:ascii="Times New Roman" w:hAnsi="Times New Roman" w:cs="Times New Roman"/>
+          <w:sz w:val="28"/>
+          <w:szCs w:val="28"/>
+        </w:rPr>
+        <w:t>Sửa thông tin của nhân viên.</w:t>
+      </w:r>
+    </w:p>
+    <w:p>
+      <w:pPr>
+        <w:numPr>
+          <w:ilvl w:val="1"/>
+          <w:numId w:val="29"/>
+        </w:numPr>
+        <w:rPr>
+          <w:rFonts w:ascii="Times New Roman" w:hAnsi="Times New Roman" w:cs="Times New Roman"/>
+          <w:sz w:val="28"/>
+          <w:szCs w:val="28"/>
+        </w:rPr>
+      </w:pPr>
+      <w:r>
+        <w:rPr>
+          <w:rFonts w:ascii="Times New Roman" w:hAnsi="Times New Roman" w:cs="Times New Roman"/>
+          <w:sz w:val="28"/>
+          <w:szCs w:val="28"/>
+        </w:rPr>
+        <w:t>Tìm kiếm nhân viên.</w:t>
+      </w:r>
+    </w:p>
+    <w:p>
+      <w:pPr>
+        <w:pStyle w:val="ListParagraph"/>
+        <w:numPr>
+          <w:ilvl w:val="0"/>
+          <w:numId w:val="35"/>
+        </w:numPr>
+        <w:rPr>
+          <w:rFonts w:ascii="Times New Roman" w:hAnsi="Times New Roman" w:cs="Times New Roman"/>
+          <w:sz w:val="28"/>
+          <w:szCs w:val="28"/>
+        </w:rPr>
+      </w:pPr>
+      <w:r>
+        <w:rPr>
+          <w:rFonts w:ascii="Times New Roman" w:hAnsi="Times New Roman" w:cs="Times New Roman"/>
+          <w:sz w:val="28"/>
+          <w:szCs w:val="28"/>
+        </w:rPr>
+        <w:t>Kỹ thuật:</w:t>
+      </w:r>
+    </w:p>
+    <w:p>
+      <w:pPr>
+        <w:pStyle w:val="ListParagraph"/>
+        <w:numPr>
+          <w:ilvl w:val="0"/>
+          <w:numId w:val="38"/>
+        </w:numPr>
+        <w:rPr>
+          <w:rFonts w:ascii="Times New Roman" w:hAnsi="Times New Roman" w:cs="Times New Roman"/>
+          <w:sz w:val="28"/>
+          <w:szCs w:val="28"/>
+        </w:rPr>
+      </w:pPr>
+      <w:r>
+        <w:rPr>
+          <w:rFonts w:ascii="Times New Roman" w:hAnsi="Times New Roman" w:cs="Times New Roman"/>
+          <w:sz w:val="28"/>
+          <w:szCs w:val="28"/>
+        </w:rPr>
+        <w:t>PHP xử lý form POST</w:t>
+      </w:r>
+    </w:p>
+    <w:p>
+      <w:pPr>
+        <w:pStyle w:val="ListParagraph"/>
+        <w:numPr>
+          <w:ilvl w:val="0"/>
+          <w:numId w:val="38"/>
+        </w:numPr>
+        <w:rPr>
+          <w:rFonts w:ascii="Times New Roman" w:hAnsi="Times New Roman" w:cs="Times New Roman"/>
+          <w:sz w:val="28"/>
+          <w:szCs w:val="28"/>
+        </w:rPr>
+      </w:pPr>
+      <w:r>
+        <w:rPr>
+          <w:rFonts w:ascii="Times New Roman" w:hAnsi="Times New Roman" w:cs="Times New Roman"/>
+          <w:sz w:val="28"/>
+          <w:szCs w:val="28"/>
+        </w:rPr>
+        <w:lastRenderedPageBreak/>
+        <w:t>Câu lệnh SQL: INSERT, UPDATE, DELETE, SELECT</w:t>
+      </w:r>
+    </w:p>
+    <w:p>
+      <w:pPr>
+        <w:pStyle w:val="ListParagraph"/>
+        <w:numPr>
+          <w:ilvl w:val="0"/>
+          <w:numId w:val="38"/>
+        </w:numPr>
+        <w:rPr>
+          <w:rFonts w:ascii="Times New Roman" w:hAnsi="Times New Roman" w:cs="Times New Roman"/>
+          <w:sz w:val="28"/>
+          <w:szCs w:val="28"/>
+        </w:rPr>
+      </w:pPr>
+      <w:r>
+        <w:rPr>
+          <w:rFonts w:ascii="Times New Roman" w:hAnsi="Times New Roman" w:cs="Times New Roman"/>
+          <w:sz w:val="28"/>
+          <w:szCs w:val="28"/>
+        </w:rPr>
+        <w:t>Tách logic xử lý trong Model</w:t>
+      </w:r>
+    </w:p>
+    <w:p>
+      <w:pPr>
+        <w:rPr>
+          <w:rFonts w:ascii="Times New Roman" w:hAnsi="Times New Roman" w:cs="Times New Roman"/>
+          <w:sz w:val="28"/>
+          <w:szCs w:val="28"/>
+        </w:rPr>
+      </w:pPr>
+    </w:p>
+    <w:p>
+      <w:pPr>
+        <w:pStyle w:val="Heading3"/>
+        <w:rPr>
+          <w:rFonts w:ascii="Times New Roman" w:hAnsi="Times New Roman" w:cs="Times New Roman"/>
+          <w:b/>
+          <w:bCs/>
+          <w:color w:val="auto"/>
+        </w:rPr>
+      </w:pPr>
+      <w:bookmarkStart w:id="17" w:name="_Toc218591648"/>
+      <w:r>
+        <w:rPr>
+          <w:rFonts w:ascii="Times New Roman" w:hAnsi="Times New Roman" w:cs="Times New Roman"/>
+          <w:b/>
+          <w:bCs/>
+          <w:color w:val="auto"/>
+        </w:rPr>
+        <w:t>4.</w:t>
+      </w:r>
+      <w:r>
+        <w:rPr>
+          <w:rFonts w:ascii="Times New Roman" w:hAnsi="Times New Roman" w:cs="Times New Roman"/>
+          <w:b/>
+          <w:bCs/>
+          <w:color w:val="auto"/>
+        </w:rPr>
+        <w:t>9</w:t>
+      </w:r>
+      <w:r>
+        <w:rPr>
+          <w:rFonts w:ascii="Times New Roman" w:hAnsi="Times New Roman" w:cs="Times New Roman"/>
+          <w:b/>
+          <w:bCs/>
+          <w:color w:val="auto"/>
+        </w:rPr>
+        <w:t>. Module Quản lý</w:t>
+      </w:r>
+      <w:r>
+        <w:rPr>
+          <w:rFonts w:ascii="Times New Roman" w:hAnsi="Times New Roman" w:cs="Times New Roman"/>
+          <w:b/>
+          <w:bCs/>
+          <w:color w:val="auto"/>
+        </w:rPr>
+        <w:t xml:space="preserve"> Bộ Phận</w:t>
+      </w:r>
+      <w:bookmarkEnd w:id="17"/>
+    </w:p>
+    <w:p>
+      <w:pPr>
+        <w:rPr>
+          <w:rFonts w:ascii="Times New Roman" w:hAnsi="Times New Roman" w:cs="Times New Roman"/>
+          <w:sz w:val="28"/>
+          <w:szCs w:val="28"/>
+        </w:rPr>
+      </w:pPr>
+      <w:r>
+        <w:rPr>
+          <w:rFonts w:ascii="Times New Roman" w:hAnsi="Times New Roman" w:cs="Times New Roman"/>
+          <w:sz w:val="28"/>
+          <w:szCs w:val="28"/>
+        </w:rPr>
+        <w:t xml:space="preserve">Mô tả: Quản lý thông tin </w:t>
+      </w:r>
+      <w:r>
+        <w:rPr>
+          <w:rFonts w:ascii="Times New Roman" w:hAnsi="Times New Roman" w:cs="Times New Roman"/>
+          <w:sz w:val="28"/>
+          <w:szCs w:val="28"/>
+        </w:rPr>
+        <w:t xml:space="preserve">Bộ phận </w:t>
+      </w:r>
+    </w:p>
+    <w:p>
+      <w:pPr>
+        <w:pStyle w:val="ListParagraph"/>
+        <w:numPr>
+          <w:ilvl w:val="0"/>
+          <w:numId w:val="37"/>
+        </w:numPr>
+        <w:rPr>
+          <w:rFonts w:ascii="Times New Roman" w:hAnsi="Times New Roman" w:cs="Times New Roman"/>
+          <w:sz w:val="28"/>
+          <w:szCs w:val="28"/>
+        </w:rPr>
+      </w:pPr>
+      <w:r>
+        <w:rPr>
+          <w:rFonts w:ascii="Times New Roman" w:hAnsi="Times New Roman" w:cs="Times New Roman"/>
+          <w:sz w:val="28"/>
+          <w:szCs w:val="28"/>
+        </w:rPr>
+        <w:t>Chức năng:</w:t>
+      </w:r>
+    </w:p>
+    <w:p>
+      <w:pPr>
+        <w:numPr>
+          <w:ilvl w:val="1"/>
+          <w:numId w:val="29"/>
+        </w:numPr>
+        <w:rPr>
+          <w:rFonts w:ascii="Times New Roman" w:hAnsi="Times New Roman" w:cs="Times New Roman"/>
+          <w:sz w:val="28"/>
+          <w:szCs w:val="28"/>
+        </w:rPr>
+      </w:pPr>
+      <w:r>
+        <w:rPr>
+          <w:rFonts w:ascii="Times New Roman" w:hAnsi="Times New Roman" w:cs="Times New Roman"/>
+          <w:sz w:val="28"/>
+          <w:szCs w:val="28"/>
+        </w:rPr>
+        <w:t xml:space="preserve">Thêm </w:t>
+      </w:r>
+      <w:r>
+        <w:rPr>
+          <w:rFonts w:ascii="Times New Roman" w:hAnsi="Times New Roman" w:cs="Times New Roman"/>
+          <w:sz w:val="28"/>
+          <w:szCs w:val="28"/>
+        </w:rPr>
+        <w:t>bộ phận</w:t>
+      </w:r>
+    </w:p>
+    <w:p>
+      <w:pPr>
+        <w:numPr>
+          <w:ilvl w:val="1"/>
+          <w:numId w:val="29"/>
+        </w:numPr>
+        <w:rPr>
+          <w:rFonts w:ascii="Times New Roman" w:hAnsi="Times New Roman" w:cs="Times New Roman"/>
+          <w:sz w:val="28"/>
+          <w:szCs w:val="28"/>
+        </w:rPr>
+      </w:pPr>
+      <w:r>
+        <w:rPr>
+          <w:rFonts w:ascii="Times New Roman" w:hAnsi="Times New Roman" w:cs="Times New Roman"/>
+          <w:sz w:val="28"/>
+          <w:szCs w:val="28"/>
+        </w:rPr>
+        <w:t xml:space="preserve">Sửa </w:t>
+      </w:r>
+      <w:r>
+        <w:rPr>
+          <w:rFonts w:ascii="Times New Roman" w:hAnsi="Times New Roman" w:cs="Times New Roman"/>
+          <w:sz w:val="28"/>
+          <w:szCs w:val="28"/>
+        </w:rPr>
+        <w:t>bộ phận</w:t>
+      </w:r>
+    </w:p>
+    <w:p>
+      <w:pPr>
+        <w:numPr>
+          <w:ilvl w:val="1"/>
+          <w:numId w:val="29"/>
+        </w:numPr>
+        <w:rPr>
+          <w:rFonts w:ascii="Times New Roman" w:hAnsi="Times New Roman" w:cs="Times New Roman"/>
+          <w:sz w:val="28"/>
+          <w:szCs w:val="28"/>
+        </w:rPr>
+      </w:pPr>
+      <w:r>
+        <w:rPr>
+          <w:rFonts w:ascii="Times New Roman" w:hAnsi="Times New Roman" w:cs="Times New Roman"/>
+          <w:sz w:val="28"/>
+          <w:szCs w:val="28"/>
+        </w:rPr>
+        <w:t xml:space="preserve">Xoá </w:t>
+      </w:r>
+      <w:r>
+        <w:rPr>
+          <w:rFonts w:ascii="Times New Roman" w:hAnsi="Times New Roman" w:cs="Times New Roman"/>
+          <w:sz w:val="28"/>
+          <w:szCs w:val="28"/>
+        </w:rPr>
+        <w:t>bộ phận</w:t>
+      </w:r>
+    </w:p>
+    <w:p>
+      <w:pPr>
+        <w:numPr>
+          <w:ilvl w:val="1"/>
+          <w:numId w:val="29"/>
+        </w:numPr>
+        <w:rPr>
+          <w:rFonts w:ascii="Times New Roman" w:hAnsi="Times New Roman" w:cs="Times New Roman"/>
+          <w:sz w:val="28"/>
+          <w:szCs w:val="28"/>
+        </w:rPr>
+      </w:pPr>
+      <w:r>
+        <w:rPr>
+          <w:rFonts w:ascii="Times New Roman" w:hAnsi="Times New Roman" w:cs="Times New Roman"/>
+          <w:sz w:val="28"/>
+          <w:szCs w:val="28"/>
+        </w:rPr>
+        <w:t xml:space="preserve">Tìm kiếm </w:t>
+      </w:r>
+      <w:r>
+        <w:rPr>
+          <w:rFonts w:ascii="Times New Roman" w:hAnsi="Times New Roman" w:cs="Times New Roman"/>
+          <w:sz w:val="28"/>
+          <w:szCs w:val="28"/>
+        </w:rPr>
+        <w:t>bộ phận</w:t>
+      </w:r>
+    </w:p>
+    <w:p>
+      <w:pPr>
+        <w:pStyle w:val="ListParagraph"/>
+        <w:numPr>
+          <w:ilvl w:val="0"/>
+          <w:numId w:val="35"/>
+        </w:numPr>
+        <w:rPr>
+          <w:rFonts w:ascii="Times New Roman" w:hAnsi="Times New Roman" w:cs="Times New Roman"/>
+          <w:sz w:val="28"/>
+          <w:szCs w:val="28"/>
+        </w:rPr>
+      </w:pPr>
+      <w:r>
+        <w:rPr>
+          <w:rFonts w:ascii="Times New Roman" w:hAnsi="Times New Roman" w:cs="Times New Roman"/>
+          <w:sz w:val="28"/>
+          <w:szCs w:val="28"/>
+        </w:rPr>
+        <w:t>Kỹ thuật:</w:t>
+      </w:r>
+    </w:p>
+    <w:p>
+      <w:pPr>
+        <w:pStyle w:val="ListParagraph"/>
+        <w:numPr>
+          <w:ilvl w:val="0"/>
+          <w:numId w:val="38"/>
+        </w:numPr>
+        <w:rPr>
+          <w:rFonts w:ascii="Times New Roman" w:hAnsi="Times New Roman" w:cs="Times New Roman"/>
+          <w:sz w:val="28"/>
+          <w:szCs w:val="28"/>
+        </w:rPr>
+      </w:pPr>
+      <w:r>
+        <w:rPr>
+          <w:rFonts w:ascii="Times New Roman" w:hAnsi="Times New Roman" w:cs="Times New Roman"/>
+          <w:sz w:val="28"/>
+          <w:szCs w:val="28"/>
+        </w:rPr>
+        <w:t>PHP xử lý form POST</w:t>
+      </w:r>
+    </w:p>
+    <w:p>
+      <w:pPr>
+        <w:pStyle w:val="ListParagraph"/>
+        <w:numPr>
+          <w:ilvl w:val="0"/>
+          <w:numId w:val="38"/>
+        </w:numPr>
+        <w:rPr>
+          <w:rFonts w:ascii="Times New Roman" w:hAnsi="Times New Roman" w:cs="Times New Roman"/>
+          <w:sz w:val="28"/>
+          <w:szCs w:val="28"/>
+        </w:rPr>
+      </w:pPr>
+      <w:r>
+        <w:rPr>
+          <w:rFonts w:ascii="Times New Roman" w:hAnsi="Times New Roman" w:cs="Times New Roman"/>
+          <w:sz w:val="28"/>
+          <w:szCs w:val="28"/>
+        </w:rPr>
+        <w:t>Câu lệnh SQL: INSERT, UPDATE, DELETE, SELECT</w:t>
+      </w:r>
+    </w:p>
+    <w:p>
+      <w:pPr>
+        <w:pStyle w:val="ListParagraph"/>
+        <w:numPr>
+          <w:ilvl w:val="0"/>
+          <w:numId w:val="38"/>
+        </w:numPr>
+        <w:rPr>
+          <w:rFonts w:ascii="Times New Roman" w:hAnsi="Times New Roman" w:cs="Times New Roman"/>
+          <w:sz w:val="28"/>
+          <w:szCs w:val="28"/>
+        </w:rPr>
+      </w:pPr>
+      <w:r>
+        <w:rPr>
+          <w:rFonts w:ascii="Times New Roman" w:hAnsi="Times New Roman" w:cs="Times New Roman"/>
+          <w:sz w:val="28"/>
+          <w:szCs w:val="28"/>
+        </w:rPr>
+        <w:t>Tách logic xử lý trong Model</w:t>
+      </w:r>
+    </w:p>
+    <w:p>
+      <w:pPr>
+        <w:rPr>
+          <w:rFonts w:ascii="Times New Roman" w:hAnsi="Times New Roman" w:cs="Times New Roman"/>
+          <w:sz w:val="28"/>
+          <w:szCs w:val="28"/>
+        </w:rPr>
+      </w:pPr>
+    </w:p>
+    <w:p>
+      <w:pPr>
+        <w:rPr>
+          <w:rFonts w:ascii="Times New Roman" w:hAnsi="Times New Roman" w:cs="Times New Roman"/>
+          <w:sz w:val="28"/>
+          <w:szCs w:val="28"/>
+        </w:rPr>
+      </w:pPr>
+    </w:p>
+    <w:p>
+      <w:pPr>
+        <w:pStyle w:val="Heading3"/>
+        <w:rPr>
+          <w:rFonts w:ascii="Times New Roman" w:hAnsi="Times New Roman" w:cs="Times New Roman"/>
+          <w:b/>
+          <w:bCs/>
+          <w:color w:val="auto"/>
+        </w:rPr>
+      </w:pPr>
+      <w:bookmarkStart w:id="18" w:name="_Toc218591649"/>
+      <w:r>
+        <w:rPr>
+          <w:rFonts w:ascii="Times New Roman" w:hAnsi="Times New Roman" w:cs="Times New Roman"/>
+          <w:b/>
+          <w:bCs/>
+          <w:color w:val="auto"/>
+        </w:rPr>
+        <w:t>4.</w:t>
+      </w:r>
+      <w:r>
+        <w:rPr>
+          <w:rFonts w:ascii="Times New Roman" w:hAnsi="Times New Roman" w:cs="Times New Roman"/>
+          <w:b/>
+          <w:bCs/>
+          <w:color w:val="auto"/>
+        </w:rPr>
+        <w:t>10</w:t>
+      </w:r>
+      <w:r>
+        <w:rPr>
+          <w:rFonts w:ascii="Times New Roman" w:hAnsi="Times New Roman" w:cs="Times New Roman"/>
+          <w:b/>
+          <w:bCs/>
+          <w:color w:val="auto"/>
+        </w:rPr>
+        <w:t xml:space="preserve">. Module Quản lý </w:t>
+      </w:r>
+      <w:r>
+        <w:rPr>
+          <w:rFonts w:ascii="Times New Roman" w:hAnsi="Times New Roman" w:cs="Times New Roman"/>
+          <w:b/>
+          <w:bCs/>
+          <w:color w:val="auto"/>
+        </w:rPr>
+        <w:t>Tài Khoản</w:t>
+      </w:r>
+      <w:bookmarkEnd w:id="18"/>
+    </w:p>
+    <w:p>
+      <w:pPr>
+        <w:rPr>
+          <w:rFonts w:ascii="Times New Roman" w:hAnsi="Times New Roman" w:cs="Times New Roman"/>
+          <w:sz w:val="28"/>
+          <w:szCs w:val="28"/>
+        </w:rPr>
+      </w:pPr>
+      <w:r>
+        <w:rPr>
+          <w:rFonts w:ascii="Times New Roman" w:hAnsi="Times New Roman" w:cs="Times New Roman"/>
+          <w:sz w:val="28"/>
+          <w:szCs w:val="28"/>
+        </w:rPr>
+        <w:t xml:space="preserve">Mô tả: Quản lý thông tin </w:t>
+      </w:r>
+      <w:r>
+        <w:rPr>
+          <w:rFonts w:ascii="Times New Roman" w:hAnsi="Times New Roman" w:cs="Times New Roman"/>
+          <w:sz w:val="28"/>
+          <w:szCs w:val="28"/>
+        </w:rPr>
+        <w:t>Tài khoản đăng nhập vào web</w:t>
+      </w:r>
+    </w:p>
+    <w:p>
+      <w:pPr>
+        <w:pStyle w:val="ListParagraph"/>
+        <w:numPr>
+          <w:ilvl w:val="0"/>
+          <w:numId w:val="37"/>
+        </w:numPr>
+        <w:rPr>
+          <w:rFonts w:ascii="Times New Roman" w:hAnsi="Times New Roman" w:cs="Times New Roman"/>
+          <w:sz w:val="28"/>
+          <w:szCs w:val="28"/>
+        </w:rPr>
+      </w:pPr>
+      <w:r>
+        <w:rPr>
+          <w:rFonts w:ascii="Times New Roman" w:hAnsi="Times New Roman" w:cs="Times New Roman"/>
+          <w:sz w:val="28"/>
+          <w:szCs w:val="28"/>
+        </w:rPr>
+        <w:t>Chức năng:</w:t>
+      </w:r>
+    </w:p>
+    <w:p>
+      <w:pPr>
+        <w:numPr>
+          <w:ilvl w:val="1"/>
+          <w:numId w:val="29"/>
+        </w:numPr>
+        <w:rPr>
+          <w:rFonts w:ascii="Times New Roman" w:hAnsi="Times New Roman" w:cs="Times New Roman"/>
+          <w:sz w:val="28"/>
+          <w:szCs w:val="28"/>
+        </w:rPr>
+      </w:pPr>
+      <w:r>
+        <w:rPr>
+          <w:rFonts w:ascii="Times New Roman" w:hAnsi="Times New Roman" w:cs="Times New Roman"/>
+          <w:sz w:val="28"/>
+          <w:szCs w:val="28"/>
+        </w:rPr>
+        <w:t xml:space="preserve">Thêm </w:t>
+      </w:r>
+      <w:r>
+        <w:rPr>
+          <w:rFonts w:ascii="Times New Roman" w:hAnsi="Times New Roman" w:cs="Times New Roman"/>
+          <w:sz w:val="28"/>
+          <w:szCs w:val="28"/>
+        </w:rPr>
+        <w:t xml:space="preserve">tài khoản </w:t>
+      </w:r>
+    </w:p>
+    <w:p>
+      <w:pPr>
+        <w:numPr>
+          <w:ilvl w:val="1"/>
+          <w:numId w:val="29"/>
+        </w:numPr>
+        <w:rPr>
+          <w:rFonts w:ascii="Times New Roman" w:hAnsi="Times New Roman" w:cs="Times New Roman"/>
+          <w:sz w:val="28"/>
+          <w:szCs w:val="28"/>
+        </w:rPr>
+      </w:pPr>
+      <w:r>
+        <w:rPr>
+          <w:rFonts w:ascii="Times New Roman" w:hAnsi="Times New Roman" w:cs="Times New Roman"/>
+          <w:sz w:val="28"/>
+          <w:szCs w:val="28"/>
+        </w:rPr>
+        <w:t xml:space="preserve">Sửa </w:t>
+      </w:r>
+      <w:r>
+        <w:rPr>
+          <w:rFonts w:ascii="Times New Roman" w:hAnsi="Times New Roman" w:cs="Times New Roman"/>
+          <w:sz w:val="28"/>
+          <w:szCs w:val="28"/>
+        </w:rPr>
+        <w:t xml:space="preserve">tìa khoản </w:t>
+      </w:r>
+    </w:p>
+    <w:p>
+      <w:pPr>
+        <w:numPr>
+          <w:ilvl w:val="1"/>
+          <w:numId w:val="29"/>
+        </w:numPr>
+        <w:rPr>
+          <w:rFonts w:ascii="Times New Roman" w:hAnsi="Times New Roman" w:cs="Times New Roman"/>
+          <w:sz w:val="28"/>
+          <w:szCs w:val="28"/>
+        </w:rPr>
+      </w:pPr>
+      <w:r>
+        <w:rPr>
+          <w:rFonts w:ascii="Times New Roman" w:hAnsi="Times New Roman" w:cs="Times New Roman"/>
+          <w:sz w:val="28"/>
+          <w:szCs w:val="28"/>
+        </w:rPr>
+        <w:t xml:space="preserve">Xoá </w:t>
+      </w:r>
+      <w:r>
+        <w:rPr>
+          <w:rFonts w:ascii="Times New Roman" w:hAnsi="Times New Roman" w:cs="Times New Roman"/>
+          <w:sz w:val="28"/>
+          <w:szCs w:val="28"/>
+        </w:rPr>
+        <w:t>tài khoản</w:t>
+      </w:r>
+    </w:p>
+    <w:p>
+      <w:pPr>
+        <w:numPr>
+          <w:ilvl w:val="1"/>
+          <w:numId w:val="29"/>
+        </w:numPr>
+        <w:rPr>
+          <w:rFonts w:ascii="Times New Roman" w:hAnsi="Times New Roman" w:cs="Times New Roman"/>
+          <w:sz w:val="28"/>
+          <w:szCs w:val="28"/>
+        </w:rPr>
+      </w:pPr>
+      <w:r>
+        <w:rPr>
+          <w:rFonts w:ascii="Times New Roman" w:hAnsi="Times New Roman" w:cs="Times New Roman"/>
+          <w:sz w:val="28"/>
+          <w:szCs w:val="28"/>
+        </w:rPr>
+        <w:t xml:space="preserve">Tìm kiếm </w:t>
+      </w:r>
+      <w:r>
+        <w:rPr>
+          <w:rFonts w:ascii="Times New Roman" w:hAnsi="Times New Roman" w:cs="Times New Roman"/>
+          <w:sz w:val="28"/>
+          <w:szCs w:val="28"/>
+        </w:rPr>
+        <w:t>tài khoản</w:t>
+      </w:r>
+    </w:p>
+    <w:p>
+      <w:pPr>
+        <w:pStyle w:val="ListParagraph"/>
+        <w:numPr>
+          <w:ilvl w:val="0"/>
+          <w:numId w:val="35"/>
+        </w:numPr>
+        <w:rPr>
+          <w:rFonts w:ascii="Times New Roman" w:hAnsi="Times New Roman" w:cs="Times New Roman"/>
+          <w:sz w:val="28"/>
+          <w:szCs w:val="28"/>
+        </w:rPr>
+      </w:pPr>
+      <w:r>
+        <w:rPr>
+          <w:rFonts w:ascii="Times New Roman" w:hAnsi="Times New Roman" w:cs="Times New Roman"/>
+          <w:sz w:val="28"/>
+          <w:szCs w:val="28"/>
+        </w:rPr>
+        <w:t>Kỹ thuật:</w:t>
+      </w:r>
+    </w:p>
+    <w:p>
+      <w:pPr>
+        <w:pStyle w:val="ListParagraph"/>
+        <w:numPr>
+          <w:ilvl w:val="0"/>
+          <w:numId w:val="38"/>
+        </w:numPr>
+        <w:rPr>
+          <w:rFonts w:ascii="Times New Roman" w:hAnsi="Times New Roman" w:cs="Times New Roman"/>
+          <w:sz w:val="28"/>
+          <w:szCs w:val="28"/>
+        </w:rPr>
+      </w:pPr>
+      <w:r>
+        <w:rPr>
+          <w:rFonts w:ascii="Times New Roman" w:hAnsi="Times New Roman" w:cs="Times New Roman"/>
+          <w:sz w:val="28"/>
+          <w:szCs w:val="28"/>
+        </w:rPr>
+        <w:t>PHP xử lý form POST</w:t>
+      </w:r>
+    </w:p>
+    <w:p>
+      <w:pPr>
+        <w:pStyle w:val="ListParagraph"/>
+        <w:numPr>
+          <w:ilvl w:val="0"/>
+          <w:numId w:val="38"/>
+        </w:numPr>
+        <w:rPr>
+          <w:rFonts w:ascii="Times New Roman" w:hAnsi="Times New Roman" w:cs="Times New Roman"/>
+          <w:sz w:val="28"/>
+          <w:szCs w:val="28"/>
+        </w:rPr>
+      </w:pPr>
+      <w:r>
+        <w:rPr>
+          <w:rFonts w:ascii="Times New Roman" w:hAnsi="Times New Roman" w:cs="Times New Roman"/>
+          <w:sz w:val="28"/>
+          <w:szCs w:val="28"/>
+        </w:rPr>
+        <w:t>Câu lệnh SQL: INSERT, UPDATE, DELETE, SELECT</w:t>
+      </w:r>
+    </w:p>
+    <w:p>
+      <w:pPr>
+        <w:pStyle w:val="ListParagraph"/>
+        <w:numPr>
+          <w:ilvl w:val="0"/>
+          <w:numId w:val="38"/>
+        </w:numPr>
+        <w:rPr>
+          <w:rFonts w:ascii="Times New Roman" w:hAnsi="Times New Roman" w:cs="Times New Roman"/>
+          <w:sz w:val="28"/>
+          <w:szCs w:val="28"/>
+        </w:rPr>
+      </w:pPr>
+      <w:r>
+        <w:rPr>
+          <w:rFonts w:ascii="Times New Roman" w:hAnsi="Times New Roman" w:cs="Times New Roman"/>
+          <w:sz w:val="28"/>
+          <w:szCs w:val="28"/>
+        </w:rPr>
+        <w:lastRenderedPageBreak/>
+        <w:t>Tách logic xử lý trong Model</w:t>
+      </w:r>
+    </w:p>
+    <w:p>
+      <w:pPr>
+        <w:rPr>
+          <w:rFonts w:ascii="Times New Roman" w:hAnsi="Times New Roman" w:cs="Times New Roman"/>
+          <w:b/>
+          <w:bCs/>
+          <w:sz w:val="28"/>
+          <w:szCs w:val="28"/>
+        </w:rPr>
+      </w:pPr>
+    </w:p>
+    <w:p>
+      <w:pPr>
+        <w:pStyle w:val="Heading2"/>
+        <w:rPr>
+          <w:rFonts w:ascii="Times New Roman" w:hAnsi="Times New Roman" w:cs="Times New Roman"/>
+          <w:b/>
+          <w:bCs/>
+          <w:color w:val="auto"/>
+        </w:rPr>
+      </w:pPr>
+      <w:bookmarkStart w:id="19" w:name="_Toc218591650"/>
+      <w:r>
+        <w:rPr>
+          <w:rFonts w:ascii="Times New Roman" w:hAnsi="Times New Roman" w:cs="Times New Roman"/>
+          <w:b/>
+          <w:bCs/>
+          <w:color w:val="auto"/>
+        </w:rPr>
+        <w:t>CHƯƠNG 5: KẾT LUẬN VÀ HƯỚNG PHÁT TRIỂN</w:t>
+      </w:r>
+      <w:bookmarkEnd w:id="19"/>
+    </w:p>
+    <w:p>
+      <w:pPr>
+        <w:pStyle w:val="Heading3"/>
+        <w:rPr>
+          <w:rFonts w:ascii="Times New Roman" w:hAnsi="Times New Roman" w:cs="Times New Roman"/>
+          <w:b/>
+          <w:bCs/>
+          <w:color w:val="auto"/>
+        </w:rPr>
+      </w:pPr>
+      <w:bookmarkStart w:id="20" w:name="_Toc218591651"/>
+      <w:r>
+        <w:rPr>
+          <w:rFonts w:ascii="Times New Roman" w:hAnsi="Times New Roman" w:cs="Times New Roman"/>
+          <w:b/>
+          <w:bCs/>
+          <w:color w:val="auto"/>
         </w:rPr>
         <w:t>5.1. Kết quả đạt được</w:t>
       </w:r>
+      <w:bookmarkEnd w:id="20"/>
     </w:p>
     <w:p>
       <w:pPr>
@@ -4382,12 +7864,12 @@
     </w:p>
     <w:p>
       <w:pPr>
+        <w:pStyle w:val="Heading3"/>
         <w:rPr>
           <w:rFonts w:ascii="Times New Roman" w:hAnsi="Times New Roman" w:cs="Times New Roman"/>
           <w:b/>
           <w:bCs/>
-          <w:sz w:val="28"/>
-          <w:szCs w:val="28"/>
+          <w:color w:val="auto"/>
         </w:rPr>
       </w:pPr>
       <w:r>
@@ -4395,21 +7877,21 @@
           <w:rFonts w:ascii="Times New Roman" w:hAnsi="Times New Roman" w:cs="Times New Roman"/>
           <w:b/>
           <w:bCs/>
-          <w:sz w:val="28"/>
-          <w:szCs w:val="28"/>
+          <w:color w:val="auto"/>
         </w:rPr>
         <w:t xml:space="preserve"> </w:t>
       </w:r>
+      <w:bookmarkStart w:id="21" w:name="_Toc218591652"/>
       <w:r>
         <w:rPr>
           <w:rFonts w:ascii="Times New Roman" w:hAnsi="Times New Roman" w:cs="Times New Roman"/>
           <w:b/>
           <w:bCs/>
-          <w:sz w:val="28"/>
-          <w:szCs w:val="28"/>
+          <w:color w:val="auto"/>
         </w:rPr>
         <w:t>5.2. Hạn chế</w:t>
       </w:r>
+      <w:bookmarkEnd w:id="21"/>
     </w:p>
     <w:p>
       <w:pPr>
@@ -4473,12 +7955,12 @@
     </w:p>
     <w:p>
       <w:pPr>
+        <w:pStyle w:val="Heading3"/>
         <w:rPr>
           <w:rFonts w:ascii="Times New Roman" w:hAnsi="Times New Roman" w:cs="Times New Roman"/>
           <w:b/>
           <w:bCs/>
-          <w:sz w:val="28"/>
-          <w:szCs w:val="28"/>
+          <w:color w:val="auto"/>
         </w:rPr>
       </w:pPr>
       <w:r>
@@ -4486,21 +7968,21 @@
           <w:rFonts w:ascii="Times New Roman" w:hAnsi="Times New Roman" w:cs="Times New Roman"/>
           <w:b/>
           <w:bCs/>
-          <w:sz w:val="28"/>
-          <w:szCs w:val="28"/>
+          <w:color w:val="auto"/>
         </w:rPr>
         <w:t xml:space="preserve"> </w:t>
       </w:r>
+      <w:bookmarkStart w:id="22" w:name="_Toc218591653"/>
       <w:r>
         <w:rPr>
           <w:rFonts w:ascii="Times New Roman" w:hAnsi="Times New Roman" w:cs="Times New Roman"/>
           <w:b/>
           <w:bCs/>
-          <w:sz w:val="28"/>
-          <w:szCs w:val="28"/>
+          <w:color w:val="auto"/>
         </w:rPr>
         <w:t>5.3. Hướng phát triển</w:t>
       </w:r>
+      <w:bookmarkEnd w:id="22"/>
     </w:p>
     <w:p>
       <w:pPr>
@@ -10228,127 +13710,127 @@
       </w:rPr>
     </w:lvl>
   </w:abstractNum>
-  <w:num w:numId="1" w16cid:durableId="424694852">
+  <w:num w:numId="1" w16cid:durableId="217516431">
     <w:abstractNumId w:val="23"/>
   </w:num>
-  <w:num w:numId="2" w16cid:durableId="268048526">
+  <w:num w:numId="2" w16cid:durableId="1015880994">
     <w:abstractNumId w:val="17"/>
   </w:num>
-  <w:num w:numId="3" w16cid:durableId="1666783340">
+  <w:num w:numId="3" w16cid:durableId="1112482250">
     <w:abstractNumId w:val="26"/>
   </w:num>
-  <w:num w:numId="4" w16cid:durableId="941305415">
+  <w:num w:numId="4" w16cid:durableId="550071291">
     <w:abstractNumId w:val="6"/>
   </w:num>
-  <w:num w:numId="5" w16cid:durableId="1488672464">
+  <w:num w:numId="5" w16cid:durableId="362946654">
     <w:abstractNumId w:val="14"/>
   </w:num>
-  <w:num w:numId="6" w16cid:durableId="33388076">
+  <w:num w:numId="6" w16cid:durableId="1878590248">
     <w:abstractNumId w:val="39"/>
   </w:num>
-  <w:num w:numId="7" w16cid:durableId="2101680021">
+  <w:num w:numId="7" w16cid:durableId="1156609861">
     <w:abstractNumId w:val="11"/>
   </w:num>
-  <w:num w:numId="8" w16cid:durableId="543063887">
+  <w:num w:numId="8" w16cid:durableId="657877534">
     <w:abstractNumId w:val="3"/>
   </w:num>
-  <w:num w:numId="9" w16cid:durableId="1862428991">
+  <w:num w:numId="9" w16cid:durableId="1048606523">
     <w:abstractNumId w:val="20"/>
   </w:num>
-  <w:num w:numId="10" w16cid:durableId="789401296">
+  <w:num w:numId="10" w16cid:durableId="610554912">
     <w:abstractNumId w:val="12"/>
   </w:num>
-  <w:num w:numId="11" w16cid:durableId="1998729441">
+  <w:num w:numId="11" w16cid:durableId="684554768">
     <w:abstractNumId w:val="34"/>
   </w:num>
-  <w:num w:numId="12" w16cid:durableId="596905985">
+  <w:num w:numId="12" w16cid:durableId="1477335138">
     <w:abstractNumId w:val="37"/>
   </w:num>
-  <w:num w:numId="13" w16cid:durableId="895625397">
+  <w:num w:numId="13" w16cid:durableId="889341627">
     <w:abstractNumId w:val="10"/>
   </w:num>
-  <w:num w:numId="14" w16cid:durableId="836926110">
+  <w:num w:numId="14" w16cid:durableId="1288701663">
     <w:abstractNumId w:val="16"/>
   </w:num>
-  <w:num w:numId="15" w16cid:durableId="903369145">
+  <w:num w:numId="15" w16cid:durableId="1521234463">
     <w:abstractNumId w:val="5"/>
   </w:num>
-  <w:num w:numId="16" w16cid:durableId="1616864952">
+  <w:num w:numId="16" w16cid:durableId="931359470">
     <w:abstractNumId w:val="7"/>
   </w:num>
-  <w:num w:numId="17" w16cid:durableId="602032760">
+  <w:num w:numId="17" w16cid:durableId="568268521">
     <w:abstractNumId w:val="1"/>
   </w:num>
-  <w:num w:numId="18" w16cid:durableId="1780568111">
+  <w:num w:numId="18" w16cid:durableId="1957786468">
     <w:abstractNumId w:val="28"/>
   </w:num>
-  <w:num w:numId="19" w16cid:durableId="963775046">
+  <w:num w:numId="19" w16cid:durableId="1195270896">
     <w:abstractNumId w:val="8"/>
   </w:num>
-  <w:num w:numId="20" w16cid:durableId="1012995484">
+  <w:num w:numId="20" w16cid:durableId="17855445">
     <w:abstractNumId w:val="19"/>
   </w:num>
-  <w:num w:numId="21" w16cid:durableId="1968656896">
+  <w:num w:numId="21" w16cid:durableId="1174300454">
     <w:abstractNumId w:val="13"/>
   </w:num>
-  <w:num w:numId="22" w16cid:durableId="309020576">
+  <w:num w:numId="22" w16cid:durableId="1360858200">
     <w:abstractNumId w:val="25"/>
   </w:num>
-  <w:num w:numId="23" w16cid:durableId="1354648647">
+  <w:num w:numId="23" w16cid:durableId="1819492823">
     <w:abstractNumId w:val="30"/>
   </w:num>
-  <w:num w:numId="24" w16cid:durableId="208691446">
+  <w:num w:numId="24" w16cid:durableId="762532569">
     <w:abstractNumId w:val="31"/>
   </w:num>
-  <w:num w:numId="25" w16cid:durableId="1748112163">
+  <w:num w:numId="25" w16cid:durableId="638455516">
     <w:abstractNumId w:val="4"/>
   </w:num>
-  <w:num w:numId="26" w16cid:durableId="243152177">
+  <w:num w:numId="26" w16cid:durableId="267391199">
     <w:abstractNumId w:val="9"/>
   </w:num>
-  <w:num w:numId="27" w16cid:durableId="1656959102">
+  <w:num w:numId="27" w16cid:durableId="631643120">
     <w:abstractNumId w:val="15"/>
   </w:num>
-  <w:num w:numId="28" w16cid:durableId="1114056260">
+  <w:num w:numId="28" w16cid:durableId="1961374276">
     <w:abstractNumId w:val="0"/>
   </w:num>
-  <w:num w:numId="29" w16cid:durableId="1803839876">
+  <w:num w:numId="29" w16cid:durableId="1306661544">
     <w:abstractNumId w:val="21"/>
   </w:num>
-  <w:num w:numId="30" w16cid:durableId="1296837712">
+  <w:num w:numId="30" w16cid:durableId="592128089">
     <w:abstractNumId w:val="29"/>
   </w:num>
-  <w:num w:numId="31" w16cid:durableId="387458699">
+  <w:num w:numId="31" w16cid:durableId="1969313683">
     <w:abstractNumId w:val="33"/>
   </w:num>
-  <w:num w:numId="32" w16cid:durableId="1859390813">
+  <w:num w:numId="32" w16cid:durableId="888805649">
     <w:abstractNumId w:val="24"/>
   </w:num>
-  <w:num w:numId="33" w16cid:durableId="905922462">
+  <w:num w:numId="33" w16cid:durableId="1299997083">
     <w:abstractNumId w:val="32"/>
   </w:num>
-  <w:num w:numId="34" w16cid:durableId="689793331">
+  <w:num w:numId="34" w16cid:durableId="911965442">
     <w:abstractNumId w:val="38"/>
   </w:num>
-  <w:num w:numId="35" w16cid:durableId="431828072">
+  <w:num w:numId="35" w16cid:durableId="1091389122">
     <w:abstractNumId w:val="27"/>
   </w:num>
-  <w:num w:numId="36" w16cid:durableId="465314460">
+  <w:num w:numId="36" w16cid:durableId="1228802005">
     <w:abstractNumId w:val="35"/>
   </w:num>
-  <w:num w:numId="37" w16cid:durableId="336886135">
+  <w:num w:numId="37" w16cid:durableId="968782643">
     <w:abstractNumId w:val="18"/>
   </w:num>
-  <w:num w:numId="38" w16cid:durableId="1151403561">
+  <w:num w:numId="38" w16cid:durableId="1246066484">
     <w:abstractNumId w:val="2"/>
   </w:num>
-  <w:num w:numId="39" w16cid:durableId="195892488">
+  <w:num w:numId="39" w16cid:durableId="2057728947">
     <w:abstractNumId w:val="22"/>
   </w:num>
-  <w:num w:numId="40" w16cid:durableId="1004671854">
+  <w:num w:numId="40" w16cid:durableId="1377125229">
     <w:abstractNumId w:val="40"/>
   </w:num>
-  <w:num w:numId="41" w16cid:durableId="913202391">
+  <w:num w:numId="41" w16cid:durableId="1061096878">
     <w:abstractNumId w:val="36"/>
   </w:num>
 </w:numbering>
@@ -10783,7 +14265,6 @@
     <w:next w:val="Normal"/>
     <w:link w:val="Heading2Char"/>
     <w:uiPriority w:val="9"/>
-    <w:semiHidden/>
     <w:unhideWhenUsed/>
     <w:qFormat/>
     <w:rsid w:val="00B77C15"/>
@@ -10999,7 +14480,6 @@
     <w:basedOn w:val="DefaultParagraphFont"/>
     <w:link w:val="Heading2"/>
     <w:uiPriority w:val="9"/>
-    <w:semiHidden/>
     <w:rsid w:val="00B77C15"/>
     <w:rPr>
       <w:rFonts w:asciiTheme="majorHAnsi" w:eastAsiaTheme="majorEastAsia" w:hAnsiTheme="majorHAnsi" w:cstheme="majorBidi"/>
@@ -11294,6 +14774,62 @@
     <w:rPr>
       <w:b/>
       <w:bCs/>
+    </w:rPr>
+  </w:style>
+  <w:style w:type="paragraph" w:styleId="TOCHeading">
+    <w:name w:val="TOC Heading"/>
+    <w:basedOn w:val="Heading1"/>
+    <w:next w:val="Normal"/>
+    <w:uiPriority w:val="39"/>
+    <w:unhideWhenUsed/>
+    <w:qFormat/>
+    <w:rsid w:val="00516F81"/>
+    <w:pPr>
+      <w:spacing w:before="240" w:after="0" w:line="259" w:lineRule="auto"/>
+      <w:outlineLvl w:val="9"/>
+    </w:pPr>
+    <w:rPr>
+      <w:kern w:val="0"/>
+      <w:sz w:val="32"/>
+      <w:szCs w:val="32"/>
+      <w14:ligatures w14:val="none"/>
+    </w:rPr>
+  </w:style>
+  <w:style w:type="paragraph" w:styleId="TOC2">
+    <w:name w:val="toc 2"/>
+    <w:basedOn w:val="Normal"/>
+    <w:next w:val="Normal"/>
+    <w:autoRedefine/>
+    <w:uiPriority w:val="39"/>
+    <w:unhideWhenUsed/>
+    <w:rsid w:val="00516F81"/>
+    <w:pPr>
+      <w:spacing w:after="100"/>
+      <w:ind w:left="240"/>
+    </w:pPr>
+  </w:style>
+  <w:style w:type="paragraph" w:styleId="TOC3">
+    <w:name w:val="toc 3"/>
+    <w:basedOn w:val="Normal"/>
+    <w:next w:val="Normal"/>
+    <w:autoRedefine/>
+    <w:uiPriority w:val="39"/>
+    <w:unhideWhenUsed/>
+    <w:rsid w:val="00516F81"/>
+    <w:pPr>
+      <w:spacing w:after="100"/>
+      <w:ind w:left="480"/>
+    </w:pPr>
+  </w:style>
+  <w:style w:type="character" w:styleId="Hyperlink">
+    <w:name w:val="Hyperlink"/>
+    <w:basedOn w:val="DefaultParagraphFont"/>
+    <w:uiPriority w:val="99"/>
+    <w:unhideWhenUsed/>
+    <w:rsid w:val="00516F81"/>
+    <w:rPr>
+      <w:color w:val="0563C1" w:themeColor="hyperlink"/>
+      <w:u w:val="single"/>
     </w:rPr>
   </w:style>
 </w:styles>
@@ -11592,4 +15128,16 @@
     </a:ext>
   </a:extLst>
 </a:theme>
+</file>
+
+<file path=customXml/item1.xml><?xml version="1.0" encoding="utf-8"?>
+<b:Sources xmlns:b="http://schemas.openxmlformats.org/officeDocument/2006/bibliography" xmlns="http://schemas.openxmlformats.org/officeDocument/2006/bibliography" SelectedStyle="\APASixthEditionOfficeOnline.xsl" StyleName="APA" Version="6"/>
+</file>
+
+<file path=customXml/itemProps1.xml><?xml version="1.0" encoding="utf-8"?>
+<ds:datastoreItem xmlns:ds="http://schemas.openxmlformats.org/officeDocument/2006/customXml" ds:itemID="{84952643-2423-4FC1-9071-F1B4AA5162C9}">
+  <ds:schemaRefs>
+    <ds:schemaRef ds:uri="http://schemas.openxmlformats.org/officeDocument/2006/bibliography"/>
+  </ds:schemaRefs>
+</ds:datastoreItem>
 </file>